--- a/templates_docs/template.docx
+++ b/templates_docs/template.docx
@@ -1,6 +1,6 @@
 
 <file path=word/document.xml><?xml version="1.0" encoding="utf-8"?>
-<w:document xmlns:wpc="http://schemas.microsoft.com/office/word/2010/wordprocessingCanvas" xmlns:cx="http://schemas.microsoft.com/office/drawing/2014/chartex" xmlns:mc="http://schemas.openxmlformats.org/markup-compatibility/2006" xmlns:o="urn:schemas-microsoft-com:office:office" xmlns:r="http://schemas.openxmlformats.org/officeDocument/2006/relationships" xmlns:m="http://schemas.openxmlformats.org/officeDocument/2006/math" xmlns:v="urn:schemas-microsoft-com:vml" xmlns:wp14="http://schemas.microsoft.com/office/word/2010/wordprocessingDrawing" xmlns:wp="http://schemas.openxmlformats.org/drawingml/2006/wordprocessingDrawing" xmlns:w10="urn:schemas-microsoft-com:office:word" xmlns:w="http://schemas.openxmlformats.org/wordprocessingml/2006/main" xmlns:w14="http://schemas.microsoft.com/office/word/2010/wordml" xmlns:w15="http://schemas.microsoft.com/office/word/2012/wordml" xmlns:w16se="http://schemas.microsoft.com/office/word/2015/wordml/symex" xmlns:wpg="http://schemas.microsoft.com/office/word/2010/wordprocessingGroup" xmlns:wpi="http://schemas.microsoft.com/office/word/2010/wordprocessingInk" xmlns:wne="http://schemas.microsoft.com/office/word/2006/wordml" xmlns:wps="http://schemas.microsoft.com/office/word/2010/wordprocessingShape" mc:Ignorable="w14 w15 w16se wp14">
+<w:document xmlns:wpc="http://schemas.microsoft.com/office/word/2010/wordprocessingCanvas" xmlns:cx="http://schemas.microsoft.com/office/drawing/2014/chartex" xmlns:cx1="http://schemas.microsoft.com/office/drawing/2015/9/8/chartex" xmlns:cx2="http://schemas.microsoft.com/office/drawing/2015/10/21/chartex" xmlns:cx3="http://schemas.microsoft.com/office/drawing/2016/5/9/chartex" xmlns:cx4="http://schemas.microsoft.com/office/drawing/2016/5/10/chartex" xmlns:cx5="http://schemas.microsoft.com/office/drawing/2016/5/11/chartex" xmlns:cx6="http://schemas.microsoft.com/office/drawing/2016/5/12/chartex" xmlns:cx7="http://schemas.microsoft.com/office/drawing/2016/5/13/chartex" xmlns:cx8="http://schemas.microsoft.com/office/drawing/2016/5/14/chartex" xmlns:mc="http://schemas.openxmlformats.org/markup-compatibility/2006" xmlns:aink="http://schemas.microsoft.com/office/drawing/2016/ink" xmlns:am3d="http://schemas.microsoft.com/office/drawing/2017/model3d" xmlns:o="urn:schemas-microsoft-com:office:office" xmlns:r="http://schemas.openxmlformats.org/officeDocument/2006/relationships" xmlns:m="http://schemas.openxmlformats.org/officeDocument/2006/math" xmlns:v="urn:schemas-microsoft-com:vml" xmlns:wp14="http://schemas.microsoft.com/office/word/2010/wordprocessingDrawing" xmlns:wp="http://schemas.openxmlformats.org/drawingml/2006/wordprocessingDrawing" xmlns:w10="urn:schemas-microsoft-com:office:word" xmlns:w="http://schemas.openxmlformats.org/wordprocessingml/2006/main" xmlns:w14="http://schemas.microsoft.com/office/word/2010/wordml" xmlns:w15="http://schemas.microsoft.com/office/word/2012/wordml" xmlns:w16cex="http://schemas.microsoft.com/office/word/2018/wordml/cex" xmlns:w16cid="http://schemas.microsoft.com/office/word/2016/wordml/cid" xmlns:w16="http://schemas.microsoft.com/office/word/2018/wordml" xmlns:w16sdtdh="http://schemas.microsoft.com/office/word/2020/wordml/sdtdatahash" xmlns:w16se="http://schemas.microsoft.com/office/word/2015/wordml/symex" xmlns:wpg="http://schemas.microsoft.com/office/word/2010/wordprocessingGroup" xmlns:wpi="http://schemas.microsoft.com/office/word/2010/wordprocessingInk" xmlns:wne="http://schemas.microsoft.com/office/word/2006/wordml" xmlns:wps="http://schemas.microsoft.com/office/word/2010/wordprocessingShape" mc:Ignorable="w14 w15 w16se w16cid w16 w16cex w16sdtdh wp14">
   <w:body>
     <w:p>
       <w:pPr>
@@ -122,55 +122,7 @@
                                   <w:szCs w:val="16"/>
                                   <w:lang w:val="en-GB"/>
                                 </w:rPr>
-                                <w:t xml:space="preserve">30, </w:t>
-                              </w:r>
-                              <w:proofErr w:type="spellStart"/>
-                              <w:r>
-                                <w:rPr>
-                                  <w:rFonts w:ascii="Arial Unicode MS" w:hAnsi="Arial Unicode MS"/>
-                                  <w:color w:val="7F7F7F"/>
-                                  <w:spacing w:val="-8"/>
-                                  <w:sz w:val="16"/>
-                                  <w:szCs w:val="16"/>
-                                  <w:lang w:val="en-GB"/>
-                                </w:rPr>
-                                <w:t>Marshala</w:t>
-                              </w:r>
-                              <w:proofErr w:type="spellEnd"/>
-                              <w:r>
-                                <w:rPr>
-                                  <w:rFonts w:ascii="Arial Unicode MS" w:hAnsi="Arial Unicode MS"/>
-                                  <w:color w:val="7F7F7F"/>
-                                  <w:spacing w:val="-8"/>
-                                  <w:sz w:val="16"/>
-                                  <w:szCs w:val="16"/>
-                                  <w:lang w:val="en-GB"/>
-                                </w:rPr>
-                                <w:t xml:space="preserve"> </w:t>
-                              </w:r>
-                              <w:proofErr w:type="spellStart"/>
-                              <w:r>
-                                <w:rPr>
-                                  <w:rFonts w:ascii="Arial Unicode MS" w:hAnsi="Arial Unicode MS"/>
-                                  <w:color w:val="7F7F7F"/>
-                                  <w:spacing w:val="-8"/>
-                                  <w:sz w:val="16"/>
-                                  <w:szCs w:val="16"/>
-                                  <w:lang w:val="en-GB"/>
-                                </w:rPr>
-                                <w:t>Proshlyakova</w:t>
-                              </w:r>
-                              <w:proofErr w:type="spellEnd"/>
-                              <w:r>
-                                <w:rPr>
-                                  <w:rFonts w:ascii="Arial Unicode MS" w:hAnsi="Arial Unicode MS"/>
-                                  <w:color w:val="7F7F7F"/>
-                                  <w:spacing w:val="-8"/>
-                                  <w:sz w:val="16"/>
-                                  <w:szCs w:val="16"/>
-                                  <w:lang w:val="en-GB"/>
-                                </w:rPr>
-                                <w:t xml:space="preserve"> street,</w:t>
+                                <w:t>30, Marshala Proshlyakova street,</w:t>
                               </w:r>
                             </w:p>
                             <w:p>
@@ -380,7 +332,7 @@
           </mc:Choice>
           <mc:Fallback>
             <w:pict>
-              <v:group w14:anchorId="7FC87D86" id="Group 2" o:spid="_x0000_s1026" style="position:absolute;margin-left:351.55pt;margin-top:-3.9pt;width:152.5pt;height:115.25pt;z-index:3" coordorigin="7751,642" coordsize="3050,2305" o:gfxdata="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">
+              <v:group w14:anchorId="7FC87D86" id="Group 2" o:spid="_x0000_s1026" style="position:absolute;margin-left:351.55pt;margin-top:-3.9pt;width:152.5pt;height:115.25pt;z-index:3" coordorigin="7751,642" coordsize="3050,2305" o:gfxdata="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">
                 <v:shapetype id="_x0000_t202" coordsize="21600,21600" o:spt="202" path="m,l,21600r21600,l21600,xe">
                   <v:stroke joinstyle="miter"/>
                   <v:path gradientshapeok="t" o:connecttype="rect"/>
@@ -433,55 +385,7 @@
                             <w:szCs w:val="16"/>
                             <w:lang w:val="en-GB"/>
                           </w:rPr>
-                          <w:t xml:space="preserve">30, </w:t>
-                        </w:r>
-                        <w:proofErr w:type="spellStart"/>
-                        <w:r>
-                          <w:rPr>
-                            <w:rFonts w:ascii="Arial Unicode MS" w:hAnsi="Arial Unicode MS"/>
-                            <w:color w:val="7F7F7F"/>
-                            <w:spacing w:val="-8"/>
-                            <w:sz w:val="16"/>
-                            <w:szCs w:val="16"/>
-                            <w:lang w:val="en-GB"/>
-                          </w:rPr>
-                          <w:t>Marshala</w:t>
-                        </w:r>
-                        <w:proofErr w:type="spellEnd"/>
-                        <w:r>
-                          <w:rPr>
-                            <w:rFonts w:ascii="Arial Unicode MS" w:hAnsi="Arial Unicode MS"/>
-                            <w:color w:val="7F7F7F"/>
-                            <w:spacing w:val="-8"/>
-                            <w:sz w:val="16"/>
-                            <w:szCs w:val="16"/>
-                            <w:lang w:val="en-GB"/>
-                          </w:rPr>
-                          <w:t xml:space="preserve"> </w:t>
-                        </w:r>
-                        <w:proofErr w:type="spellStart"/>
-                        <w:r>
-                          <w:rPr>
-                            <w:rFonts w:ascii="Arial Unicode MS" w:hAnsi="Arial Unicode MS"/>
-                            <w:color w:val="7F7F7F"/>
-                            <w:spacing w:val="-8"/>
-                            <w:sz w:val="16"/>
-                            <w:szCs w:val="16"/>
-                            <w:lang w:val="en-GB"/>
-                          </w:rPr>
-                          <w:t>Proshlyakova</w:t>
-                        </w:r>
-                        <w:proofErr w:type="spellEnd"/>
-                        <w:r>
-                          <w:rPr>
-                            <w:rFonts w:ascii="Arial Unicode MS" w:hAnsi="Arial Unicode MS"/>
-                            <w:color w:val="7F7F7F"/>
-                            <w:spacing w:val="-8"/>
-                            <w:sz w:val="16"/>
-                            <w:szCs w:val="16"/>
-                            <w:lang w:val="en-GB"/>
-                          </w:rPr>
-                          <w:t xml:space="preserve"> street,</w:t>
+                          <w:t>30, Marshala Proshlyakova street,</w:t>
                         </w:r>
                       </w:p>
                       <w:p>
@@ -757,29 +661,7 @@
                                 <w:sz w:val="16"/>
                                 <w:szCs w:val="16"/>
                               </w:rPr>
-                              <w:t xml:space="preserve">ул. Маршала </w:t>
-                            </w:r>
-                            <w:proofErr w:type="spellStart"/>
-                            <w:r>
-                              <w:rPr>
-                                <w:rFonts w:ascii="Arial Unicode MS" w:hAnsi="Arial Unicode MS"/>
-                                <w:color w:val="7F7F7F"/>
-                                <w:spacing w:val="-8"/>
-                                <w:sz w:val="16"/>
-                                <w:szCs w:val="16"/>
-                              </w:rPr>
-                              <w:t>Прошлякова</w:t>
-                            </w:r>
-                            <w:proofErr w:type="spellEnd"/>
-                            <w:r>
-                              <w:rPr>
-                                <w:rFonts w:ascii="Arial Unicode MS" w:hAnsi="Arial Unicode MS"/>
-                                <w:color w:val="7F7F7F"/>
-                                <w:spacing w:val="-8"/>
-                                <w:sz w:val="16"/>
-                                <w:szCs w:val="16"/>
-                              </w:rPr>
-                              <w:t>, дом 30</w:t>
+                              <w:t>ул. Маршала Прошлякова, дом 30</w:t>
                             </w:r>
                           </w:p>
                           <w:p>
@@ -965,7 +847,6 @@
                               </w:rPr>
                               <w:t>-</w:t>
                             </w:r>
-                            <w:proofErr w:type="spellStart"/>
                             <w:r>
                               <w:rPr>
                                 <w:rFonts w:ascii="Arial Unicode MS" w:hAnsi="Arial Unicode MS"/>
@@ -977,7 +858,6 @@
                               </w:rPr>
                               <w:t>rinako</w:t>
                             </w:r>
-                            <w:proofErr w:type="spellEnd"/>
                             <w:r>
                               <w:rPr>
                                 <w:rFonts w:ascii="Arial Unicode MS" w:hAnsi="Arial Unicode MS"/>
@@ -988,7 +868,6 @@
                               </w:rPr>
                               <w:t>.</w:t>
                             </w:r>
-                            <w:proofErr w:type="spellStart"/>
                             <w:r>
                               <w:rPr>
                                 <w:rFonts w:ascii="Arial Unicode MS" w:hAnsi="Arial Unicode MS"/>
@@ -1000,7 +879,6 @@
                               </w:rPr>
                               <w:t>ru</w:t>
                             </w:r>
-                            <w:proofErr w:type="spellEnd"/>
                           </w:p>
                         </w:txbxContent>
                       </wps:txbx>
@@ -1026,7 +904,7 @@
           </mc:Choice>
           <mc:Fallback>
             <w:pict>
-              <v:shape w14:anchorId="7CAA0427" id="WordArt 5" o:spid="_x0000_s1029" type="#_x0000_t202" style="position:absolute;margin-left:4.2pt;margin-top:-4.95pt;width:152pt;height:112.3pt;z-index:2;visibility:visible;mso-wrap-style:square;mso-width-percent:0;mso-height-percent:0;mso-wrap-distance-left:9pt;mso-wrap-distance-top:0;mso-wrap-distance-right:9pt;mso-wrap-distance-bottom:0;mso-position-horizontal:absolute;mso-position-horizontal-relative:text;mso-position-vertical:absolute;mso-position-vertical-relative:text;mso-width-percent:0;mso-height-percent:0;mso-width-relative:page;mso-height-relative:page;v-text-anchor:top" o:gfxdata="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" filled="f" stroked="f" strokecolor="#bfbfbf">
+              <v:shape w14:anchorId="7CAA0427" id="WordArt 5" o:spid="_x0000_s1029" type="#_x0000_t202" style="position:absolute;margin-left:4.2pt;margin-top:-4.95pt;width:152pt;height:112.3pt;z-index:2;visibility:visible;mso-wrap-style:square;mso-width-percent:0;mso-height-percent:0;mso-wrap-distance-left:9pt;mso-wrap-distance-top:0;mso-wrap-distance-right:9pt;mso-wrap-distance-bottom:0;mso-position-horizontal:absolute;mso-position-horizontal-relative:text;mso-position-vertical:absolute;mso-position-vertical-relative:text;mso-width-percent:0;mso-height-percent:0;mso-width-relative:page;mso-height-relative:page;v-text-anchor:top" o:gfxdata="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" filled="f" stroked="f" strokecolor="#bfbfbf">
                 <v:stroke joinstyle="round"/>
                 <o:lock v:ext="edit" shapetype="t"/>
                 <v:textbox style="mso-fit-shape-to-text:t">
@@ -1094,29 +972,7 @@
                           <w:sz w:val="16"/>
                           <w:szCs w:val="16"/>
                         </w:rPr>
-                        <w:t xml:space="preserve">ул. Маршала </w:t>
-                      </w:r>
-                      <w:proofErr w:type="spellStart"/>
-                      <w:r>
-                        <w:rPr>
-                          <w:rFonts w:ascii="Arial Unicode MS" w:hAnsi="Arial Unicode MS"/>
-                          <w:color w:val="7F7F7F"/>
-                          <w:spacing w:val="-8"/>
-                          <w:sz w:val="16"/>
-                          <w:szCs w:val="16"/>
-                        </w:rPr>
-                        <w:t>Прошлякова</w:t>
-                      </w:r>
-                      <w:proofErr w:type="spellEnd"/>
-                      <w:r>
-                        <w:rPr>
-                          <w:rFonts w:ascii="Arial Unicode MS" w:hAnsi="Arial Unicode MS"/>
-                          <w:color w:val="7F7F7F"/>
-                          <w:spacing w:val="-8"/>
-                          <w:sz w:val="16"/>
-                          <w:szCs w:val="16"/>
-                        </w:rPr>
-                        <w:t>, дом 30</w:t>
+                        <w:t>ул. Маршала Прошлякова, дом 30</w:t>
                       </w:r>
                     </w:p>
                     <w:p>
@@ -1302,7 +1158,6 @@
                         </w:rPr>
                         <w:t>-</w:t>
                       </w:r>
-                      <w:proofErr w:type="spellStart"/>
                       <w:r>
                         <w:rPr>
                           <w:rFonts w:ascii="Arial Unicode MS" w:hAnsi="Arial Unicode MS"/>
@@ -1314,7 +1169,6 @@
                         </w:rPr>
                         <w:t>rinako</w:t>
                       </w:r>
-                      <w:proofErr w:type="spellEnd"/>
                       <w:r>
                         <w:rPr>
                           <w:rFonts w:ascii="Arial Unicode MS" w:hAnsi="Arial Unicode MS"/>
@@ -1325,7 +1179,6 @@
                         </w:rPr>
                         <w:t>.</w:t>
                       </w:r>
-                      <w:proofErr w:type="spellStart"/>
                       <w:r>
                         <w:rPr>
                           <w:rFonts w:ascii="Arial Unicode MS" w:hAnsi="Arial Unicode MS"/>
@@ -1337,7 +1190,6 @@
                         </w:rPr>
                         <w:t>ru</w:t>
                       </w:r>
-                      <w:proofErr w:type="spellEnd"/>
                     </w:p>
                   </w:txbxContent>
                 </v:textbox>
@@ -5789,7 +5641,7 @@
               </wp:inline>
             </w:drawing>
           </mc:Choice>
-          <mc:Fallback xmlns:w16sdtdh="http://schemas.microsoft.com/office/word/2020/wordml/sdtdatahash" xmlns:w16="http://schemas.microsoft.com/office/word/2018/wordml" xmlns:w16cid="http://schemas.microsoft.com/office/word/2016/wordml/cid" xmlns:w16cex="http://schemas.microsoft.com/office/word/2018/wordml/cex" xmlns:am3d="http://schemas.microsoft.com/office/drawing/2017/model3d" xmlns:aink="http://schemas.microsoft.com/office/drawing/2016/ink" xmlns:cx8="http://schemas.microsoft.com/office/drawing/2016/5/14/chartex" xmlns:cx7="http://schemas.microsoft.com/office/drawing/2016/5/13/chartex" xmlns:cx6="http://schemas.microsoft.com/office/drawing/2016/5/12/chartex" xmlns:cx5="http://schemas.microsoft.com/office/drawing/2016/5/11/chartex" xmlns:cx4="http://schemas.microsoft.com/office/drawing/2016/5/10/chartex" xmlns:cx3="http://schemas.microsoft.com/office/drawing/2016/5/9/chartex" xmlns:cx2="http://schemas.microsoft.com/office/drawing/2015/10/21/chartex" xmlns:cx1="http://schemas.microsoft.com/office/drawing/2015/9/8/chartex">
+          <mc:Fallback>
             <w:pict>
               <v:group w14:anchorId="7F1BC1DC" id="Полотно 2" o:spid="_x0000_s1026" editas="canvas" style="width:521.4pt;height:1in;mso-position-horizontal-relative:char;mso-position-vertical-relative:line" coordsize="66217,9144" o:gfxdata="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">
                 <v:shapetype id="_x0000_t75" coordsize="21600,21600" o:spt="75" o:preferrelative="t" path="m@4@5l@4@11@9@11@9@5xe" filled="f" stroked="f">
@@ -5965,13 +5817,8 @@
       </w:pPr>
       <w:proofErr w:type="gramStart"/>
       <w:r>
-        <w:t xml:space="preserve">{{ </w:t>
-      </w:r>
-      <w:proofErr w:type="spellStart"/>
-      <w:r>
-        <w:t>date</w:t>
-      </w:r>
-      <w:proofErr w:type="spellEnd"/>
+        <w:t>{{ date</w:t>
+      </w:r>
       <w:proofErr w:type="gramEnd"/>
       <w:r>
         <w:t xml:space="preserve"> }}</w:t>
@@ -5980,29 +5827,13 @@
         <w:t xml:space="preserve"> №</w:t>
       </w:r>
       <w:r>
-        <w:t xml:space="preserve">{{ </w:t>
-      </w:r>
-      <w:proofErr w:type="spellStart"/>
-      <w:r>
-        <w:t>tender_number</w:t>
-      </w:r>
-      <w:proofErr w:type="spellEnd"/>
-      <w:r>
-        <w:t xml:space="preserve"> }}</w:t>
+        <w:t>{{ tender_number }}</w:t>
       </w:r>
       <w:r>
         <w:t xml:space="preserve">                                                                              </w:t>
       </w:r>
       <w:r>
-        <w:t xml:space="preserve">{{ </w:t>
-      </w:r>
-      <w:proofErr w:type="spellStart"/>
-      <w:r>
-        <w:t>company</w:t>
-      </w:r>
-      <w:proofErr w:type="spellEnd"/>
-      <w:r>
-        <w:t xml:space="preserve"> }}</w:t>
+        <w:t>{{ company }}</w:t>
       </w:r>
     </w:p>
     <w:p>
@@ -6052,15 +5883,7 @@
       </w:r>
       <w:proofErr w:type="gramEnd"/>
       <w:r>
-        <w:t xml:space="preserve">{ </w:t>
-      </w:r>
-      <w:proofErr w:type="spellStart"/>
-      <w:r>
-        <w:t>tender_number</w:t>
-      </w:r>
-      <w:proofErr w:type="spellEnd"/>
-      <w:r>
-        <w:t xml:space="preserve"> }}</w:t>
+        <w:t>{ tender_number }}</w:t>
       </w:r>
       <w:r>
         <w:t xml:space="preserve"> </w:t>
@@ -6113,15 +5936,7 @@
       </w:r>
       <w:proofErr w:type="gramEnd"/>
       <w:r>
-        <w:t xml:space="preserve">{ </w:t>
-      </w:r>
-      <w:proofErr w:type="spellStart"/>
-      <w:r>
-        <w:t>tender_number</w:t>
-      </w:r>
-      <w:proofErr w:type="spellEnd"/>
-      <w:r>
-        <w:t xml:space="preserve"> }}</w:t>
+        <w:t>{ tender_number }}</w:t>
       </w:r>
       <w:r>
         <w:t xml:space="preserve">, размещенного на ЭТП </w:t>
@@ -6136,15 +5951,7 @@
         <w:t xml:space="preserve"> адрес склада покупателя </w:t>
       </w:r>
       <w:r>
-        <w:t xml:space="preserve">{{ </w:t>
-      </w:r>
-      <w:proofErr w:type="spellStart"/>
-      <w:r>
-        <w:t>delivery_address</w:t>
-      </w:r>
-      <w:proofErr w:type="spellEnd"/>
-      <w:r>
-        <w:t xml:space="preserve"> }}</w:t>
+        <w:t>{{ delivery_address }}</w:t>
       </w:r>
       <w:r>
         <w:t xml:space="preserve"> </w:t>
@@ -6462,15 +6269,7 @@
               <w:jc w:val="both"/>
             </w:pPr>
             <w:r>
-              <w:t xml:space="preserve">{{ </w:t>
-            </w:r>
-            <w:proofErr w:type="spellStart"/>
-            <w:r>
-              <w:t>product</w:t>
-            </w:r>
-            <w:proofErr w:type="spellEnd"/>
-            <w:r>
-              <w:t xml:space="preserve"> }}</w:t>
+              <w:t>{{ product }}</w:t>
             </w:r>
           </w:p>
         </w:tc>
@@ -6507,15 +6306,7 @@
               <w:jc w:val="both"/>
             </w:pPr>
             <w:r>
-              <w:t xml:space="preserve">{{ </w:t>
-            </w:r>
-            <w:proofErr w:type="spellStart"/>
-            <w:r>
-              <w:t>drawing_number</w:t>
-            </w:r>
-            <w:proofErr w:type="spellEnd"/>
-            <w:r>
-              <w:t xml:space="preserve"> }}</w:t>
+              <w:t>{{ drawing_number }}</w:t>
             </w:r>
           </w:p>
         </w:tc>
@@ -6551,15 +6342,7 @@
               <w:jc w:val="both"/>
             </w:pPr>
             <w:r>
-              <w:t xml:space="preserve">{{ </w:t>
-            </w:r>
-            <w:proofErr w:type="spellStart"/>
-            <w:r>
-              <w:t>quantity</w:t>
-            </w:r>
-            <w:proofErr w:type="spellEnd"/>
-            <w:r>
-              <w:t xml:space="preserve"> }}</w:t>
+              <w:t>{{ quantity }}</w:t>
             </w:r>
           </w:p>
         </w:tc>
@@ -6575,26 +6358,12 @@
               <w:kinsoku w:val="0"/>
               <w:overflowPunct w:val="0"/>
               <w:jc w:val="both"/>
-              <w:rPr>
-                <w:lang w:val="en-US"/>
-              </w:rPr>
             </w:pPr>
             <w:r>
               <w:t xml:space="preserve"> </w:t>
             </w:r>
             <w:r>
-              <w:t>¥</w:t>
-            </w:r>
-            <w:r>
-              <w:t xml:space="preserve">{{ </w:t>
-            </w:r>
-            <w:proofErr w:type="spellStart"/>
-            <w:r>
-              <w:t>final_price</w:t>
-            </w:r>
-            <w:proofErr w:type="spellEnd"/>
-            <w:r>
-              <w:t xml:space="preserve"> }}</w:t>
+              <w:t>{{ final_price }}</w:t>
             </w:r>
           </w:p>
         </w:tc>
@@ -6611,22 +6380,13 @@
               <w:overflowPunct w:val="0"/>
               <w:jc w:val="both"/>
             </w:pPr>
+            <w:proofErr w:type="gramStart"/>
             <w:r>
-              <w:t xml:space="preserve"> </w:t>
+              <w:t>{{ position</w:t>
             </w:r>
+            <w:proofErr w:type="gramEnd"/>
             <w:r>
-              <w:t>¥</w:t>
-            </w:r>
-            <w:r>
-              <w:t xml:space="preserve">{{ </w:t>
-            </w:r>
-            <w:proofErr w:type="spellStart"/>
-            <w:r>
-              <w:t>general_prise</w:t>
-            </w:r>
-            <w:proofErr w:type="spellEnd"/>
-            <w:r>
-              <w:t xml:space="preserve"> }}</w:t>
+              <w:t>_total }}</w:t>
             </w:r>
           </w:p>
         </w:tc>
@@ -6687,22 +6447,14 @@
                 <w:lang w:val="en-US"/>
               </w:rPr>
             </w:pPr>
+            <w:proofErr w:type="gramStart"/>
             <w:r>
-              <w:t>¥</w:t>
+              <w:t>{{ general</w:t>
             </w:r>
+            <w:proofErr w:type="gramEnd"/>
             <w:r>
-              <w:t xml:space="preserve">{{ </w:t>
+              <w:t>_prise }}</w:t>
             </w:r>
-            <w:proofErr w:type="spellStart"/>
-            <w:r>
-              <w:t>general_prise</w:t>
-            </w:r>
-            <w:proofErr w:type="spellEnd"/>
-            <w:r>
-              <w:t xml:space="preserve"> }}</w:t>
-            </w:r>
-            <w:bookmarkStart w:id="0" w:name="_GoBack"/>
-            <w:bookmarkEnd w:id="0"/>
           </w:p>
         </w:tc>
       </w:tr>
@@ -6759,22 +6511,13 @@
               <w:overflowPunct w:val="0"/>
               <w:jc w:val="both"/>
             </w:pPr>
+            <w:proofErr w:type="gramStart"/>
             <w:r>
-              <w:t xml:space="preserve"> </w:t>
+              <w:t>{{ final</w:t>
             </w:r>
+            <w:proofErr w:type="gramEnd"/>
             <w:r>
-              <w:t>¥</w:t>
-            </w:r>
-            <w:r>
-              <w:t xml:space="preserve">{{ </w:t>
-            </w:r>
-            <w:proofErr w:type="spellStart"/>
-            <w:r>
-              <w:t>final_price_NDS</w:t>
-            </w:r>
-            <w:proofErr w:type="spellEnd"/>
-            <w:r>
-              <w:t xml:space="preserve"> }}</w:t>
+              <w:t>_price_NDS }}</w:t>
             </w:r>
           </w:p>
         </w:tc>
@@ -6848,19 +6591,11 @@
       </w:r>
       <w:proofErr w:type="gramStart"/>
       <w:r>
-        <w:t xml:space="preserve">{{ </w:t>
-      </w:r>
-      <w:proofErr w:type="spellStart"/>
-      <w:r>
-        <w:t>delivery</w:t>
+        <w:t>{{ delivery</w:t>
       </w:r>
       <w:proofErr w:type="gramEnd"/>
       <w:r>
-        <w:t>_address</w:t>
-      </w:r>
-      <w:proofErr w:type="spellEnd"/>
-      <w:r>
-        <w:t xml:space="preserve"> }}</w:t>
+        <w:t>_address }}</w:t>
       </w:r>
       <w:r>
         <w:t>.</w:t>
@@ -7005,19 +6740,11 @@
       </w:r>
       <w:proofErr w:type="gramStart"/>
       <w:r>
-        <w:t xml:space="preserve">{{ </w:t>
-      </w:r>
-      <w:proofErr w:type="spellStart"/>
-      <w:r>
-        <w:t>delivery</w:t>
+        <w:t>{{ delivery</w:t>
       </w:r>
       <w:proofErr w:type="gramEnd"/>
       <w:r>
-        <w:t>_time</w:t>
-      </w:r>
-      <w:proofErr w:type="spellEnd"/>
-      <w:r>
-        <w:t xml:space="preserve"> }}</w:t>
+        <w:t>_time }}</w:t>
       </w:r>
       <w:r>
         <w:t xml:space="preserve"> </w:t>
@@ -7500,7 +7227,6 @@
           </w:rPr>
           <w:t>.</w:t>
         </w:r>
-        <w:proofErr w:type="spellStart"/>
         <w:r>
           <w:rPr>
             <w:rStyle w:val="a9"/>
@@ -7508,7 +7234,6 @@
           </w:rPr>
           <w:t>ru</w:t>
         </w:r>
-        <w:proofErr w:type="spellEnd"/>
       </w:hyperlink>
       <w:r>
         <w:rPr>
@@ -7564,7 +7289,7 @@
 </file>
 
 <file path=word/endnotes.xml><?xml version="1.0" encoding="utf-8"?>
-<w:endnotes xmlns:wpc="http://schemas.microsoft.com/office/word/2010/wordprocessingCanvas" xmlns:cx="http://schemas.microsoft.com/office/drawing/2014/chartex" xmlns:mc="http://schemas.openxmlformats.org/markup-compatibility/2006" xmlns:o="urn:schemas-microsoft-com:office:office" xmlns:r="http://schemas.openxmlformats.org/officeDocument/2006/relationships" xmlns:m="http://schemas.openxmlformats.org/officeDocument/2006/math" xmlns:v="urn:schemas-microsoft-com:vml" xmlns:wp14="http://schemas.microsoft.com/office/word/2010/wordprocessingDrawing" xmlns:wp="http://schemas.openxmlformats.org/drawingml/2006/wordprocessingDrawing" xmlns:w10="urn:schemas-microsoft-com:office:word" xmlns:w="http://schemas.openxmlformats.org/wordprocessingml/2006/main" xmlns:w14="http://schemas.microsoft.com/office/word/2010/wordml" xmlns:w15="http://schemas.microsoft.com/office/word/2012/wordml" xmlns:w16se="http://schemas.microsoft.com/office/word/2015/wordml/symex" xmlns:wpg="http://schemas.microsoft.com/office/word/2010/wordprocessingGroup" xmlns:wpi="http://schemas.microsoft.com/office/word/2010/wordprocessingInk" xmlns:wne="http://schemas.microsoft.com/office/word/2006/wordml" xmlns:wps="http://schemas.microsoft.com/office/word/2010/wordprocessingShape" mc:Ignorable="w14 w15 w16se wp14">
+<w:endnotes xmlns:wpc="http://schemas.microsoft.com/office/word/2010/wordprocessingCanvas" xmlns:cx="http://schemas.microsoft.com/office/drawing/2014/chartex" xmlns:cx1="http://schemas.microsoft.com/office/drawing/2015/9/8/chartex" xmlns:cx2="http://schemas.microsoft.com/office/drawing/2015/10/21/chartex" xmlns:cx3="http://schemas.microsoft.com/office/drawing/2016/5/9/chartex" xmlns:cx4="http://schemas.microsoft.com/office/drawing/2016/5/10/chartex" xmlns:cx5="http://schemas.microsoft.com/office/drawing/2016/5/11/chartex" xmlns:cx6="http://schemas.microsoft.com/office/drawing/2016/5/12/chartex" xmlns:cx7="http://schemas.microsoft.com/office/drawing/2016/5/13/chartex" xmlns:cx8="http://schemas.microsoft.com/office/drawing/2016/5/14/chartex" xmlns:mc="http://schemas.openxmlformats.org/markup-compatibility/2006" xmlns:aink="http://schemas.microsoft.com/office/drawing/2016/ink" xmlns:am3d="http://schemas.microsoft.com/office/drawing/2017/model3d" xmlns:o="urn:schemas-microsoft-com:office:office" xmlns:r="http://schemas.openxmlformats.org/officeDocument/2006/relationships" xmlns:m="http://schemas.openxmlformats.org/officeDocument/2006/math" xmlns:v="urn:schemas-microsoft-com:vml" xmlns:wp14="http://schemas.microsoft.com/office/word/2010/wordprocessingDrawing" xmlns:wp="http://schemas.openxmlformats.org/drawingml/2006/wordprocessingDrawing" xmlns:w10="urn:schemas-microsoft-com:office:word" xmlns:w="http://schemas.openxmlformats.org/wordprocessingml/2006/main" xmlns:w14="http://schemas.microsoft.com/office/word/2010/wordml" xmlns:w15="http://schemas.microsoft.com/office/word/2012/wordml" xmlns:w16cex="http://schemas.microsoft.com/office/word/2018/wordml/cex" xmlns:w16cid="http://schemas.microsoft.com/office/word/2016/wordml/cid" xmlns:w16="http://schemas.microsoft.com/office/word/2018/wordml" xmlns:w16sdtdh="http://schemas.microsoft.com/office/word/2020/wordml/sdtdatahash" xmlns:w16se="http://schemas.microsoft.com/office/word/2015/wordml/symex" xmlns:wpg="http://schemas.microsoft.com/office/word/2010/wordprocessingGroup" xmlns:wpi="http://schemas.microsoft.com/office/word/2010/wordprocessingInk" xmlns:wne="http://schemas.microsoft.com/office/word/2006/wordml" xmlns:wps="http://schemas.microsoft.com/office/word/2010/wordprocessingShape" mc:Ignorable="w14 w15 w16se w16cid w16 w16cex w16sdtdh wp14">
   <w:endnote w:type="separator" w:id="-1">
     <w:p>
       <w:r>
@@ -7583,7 +7308,7 @@
 </file>
 
 <file path=word/footer1.xml><?xml version="1.0" encoding="utf-8"?>
-<w:ftr xmlns:wpc="http://schemas.microsoft.com/office/word/2010/wordprocessingCanvas" xmlns:cx="http://schemas.microsoft.com/office/drawing/2014/chartex" xmlns:mc="http://schemas.openxmlformats.org/markup-compatibility/2006" xmlns:o="urn:schemas-microsoft-com:office:office" xmlns:r="http://schemas.openxmlformats.org/officeDocument/2006/relationships" xmlns:m="http://schemas.openxmlformats.org/officeDocument/2006/math" xmlns:v="urn:schemas-microsoft-com:vml" xmlns:wp14="http://schemas.microsoft.com/office/word/2010/wordprocessingDrawing" xmlns:wp="http://schemas.openxmlformats.org/drawingml/2006/wordprocessingDrawing" xmlns:w10="urn:schemas-microsoft-com:office:word" xmlns:w="http://schemas.openxmlformats.org/wordprocessingml/2006/main" xmlns:w14="http://schemas.microsoft.com/office/word/2010/wordml" xmlns:w15="http://schemas.microsoft.com/office/word/2012/wordml" xmlns:w16se="http://schemas.microsoft.com/office/word/2015/wordml/symex" xmlns:wpg="http://schemas.microsoft.com/office/word/2010/wordprocessingGroup" xmlns:wpi="http://schemas.microsoft.com/office/word/2010/wordprocessingInk" xmlns:wne="http://schemas.microsoft.com/office/word/2006/wordml" xmlns:wps="http://schemas.microsoft.com/office/word/2010/wordprocessingShape" mc:Ignorable="w14 w15 w16se wp14">
+<w:ftr xmlns:wpc="http://schemas.microsoft.com/office/word/2010/wordprocessingCanvas" xmlns:cx="http://schemas.microsoft.com/office/drawing/2014/chartex" xmlns:cx1="http://schemas.microsoft.com/office/drawing/2015/9/8/chartex" xmlns:cx2="http://schemas.microsoft.com/office/drawing/2015/10/21/chartex" xmlns:cx3="http://schemas.microsoft.com/office/drawing/2016/5/9/chartex" xmlns:cx4="http://schemas.microsoft.com/office/drawing/2016/5/10/chartex" xmlns:cx5="http://schemas.microsoft.com/office/drawing/2016/5/11/chartex" xmlns:cx6="http://schemas.microsoft.com/office/drawing/2016/5/12/chartex" xmlns:cx7="http://schemas.microsoft.com/office/drawing/2016/5/13/chartex" xmlns:cx8="http://schemas.microsoft.com/office/drawing/2016/5/14/chartex" xmlns:mc="http://schemas.openxmlformats.org/markup-compatibility/2006" xmlns:aink="http://schemas.microsoft.com/office/drawing/2016/ink" xmlns:am3d="http://schemas.microsoft.com/office/drawing/2017/model3d" xmlns:o="urn:schemas-microsoft-com:office:office" xmlns:r="http://schemas.openxmlformats.org/officeDocument/2006/relationships" xmlns:m="http://schemas.openxmlformats.org/officeDocument/2006/math" xmlns:v="urn:schemas-microsoft-com:vml" xmlns:wp14="http://schemas.microsoft.com/office/word/2010/wordprocessingDrawing" xmlns:wp="http://schemas.openxmlformats.org/drawingml/2006/wordprocessingDrawing" xmlns:w10="urn:schemas-microsoft-com:office:word" xmlns:w="http://schemas.openxmlformats.org/wordprocessingml/2006/main" xmlns:w14="http://schemas.microsoft.com/office/word/2010/wordml" xmlns:w15="http://schemas.microsoft.com/office/word/2012/wordml" xmlns:w16cex="http://schemas.microsoft.com/office/word/2018/wordml/cex" xmlns:w16cid="http://schemas.microsoft.com/office/word/2016/wordml/cid" xmlns:w16="http://schemas.microsoft.com/office/word/2018/wordml" xmlns:w16sdtdh="http://schemas.microsoft.com/office/word/2020/wordml/sdtdatahash" xmlns:w16se="http://schemas.microsoft.com/office/word/2015/wordml/symex" xmlns:wpg="http://schemas.microsoft.com/office/word/2010/wordprocessingGroup" xmlns:wpi="http://schemas.microsoft.com/office/word/2010/wordprocessingInk" xmlns:wne="http://schemas.microsoft.com/office/word/2006/wordml" xmlns:wps="http://schemas.microsoft.com/office/word/2010/wordprocessingShape" mc:Ignorable="w14 w15 w16se w16cid w16 w16cex w16sdtdh wp14">
   <w:p>
     <w:pPr>
       <w:pStyle w:val="a7"/>
@@ -7651,7 +7376,7 @@
 </file>
 
 <file path=word/footnotes.xml><?xml version="1.0" encoding="utf-8"?>
-<w:footnotes xmlns:wpc="http://schemas.microsoft.com/office/word/2010/wordprocessingCanvas" xmlns:cx="http://schemas.microsoft.com/office/drawing/2014/chartex" xmlns:mc="http://schemas.openxmlformats.org/markup-compatibility/2006" xmlns:o="urn:schemas-microsoft-com:office:office" xmlns:r="http://schemas.openxmlformats.org/officeDocument/2006/relationships" xmlns:m="http://schemas.openxmlformats.org/officeDocument/2006/math" xmlns:v="urn:schemas-microsoft-com:vml" xmlns:wp14="http://schemas.microsoft.com/office/word/2010/wordprocessingDrawing" xmlns:wp="http://schemas.openxmlformats.org/drawingml/2006/wordprocessingDrawing" xmlns:w10="urn:schemas-microsoft-com:office:word" xmlns:w="http://schemas.openxmlformats.org/wordprocessingml/2006/main" xmlns:w14="http://schemas.microsoft.com/office/word/2010/wordml" xmlns:w15="http://schemas.microsoft.com/office/word/2012/wordml" xmlns:w16se="http://schemas.microsoft.com/office/word/2015/wordml/symex" xmlns:wpg="http://schemas.microsoft.com/office/word/2010/wordprocessingGroup" xmlns:wpi="http://schemas.microsoft.com/office/word/2010/wordprocessingInk" xmlns:wne="http://schemas.microsoft.com/office/word/2006/wordml" xmlns:wps="http://schemas.microsoft.com/office/word/2010/wordprocessingShape" mc:Ignorable="w14 w15 w16se wp14">
+<w:footnotes xmlns:wpc="http://schemas.microsoft.com/office/word/2010/wordprocessingCanvas" xmlns:cx="http://schemas.microsoft.com/office/drawing/2014/chartex" xmlns:cx1="http://schemas.microsoft.com/office/drawing/2015/9/8/chartex" xmlns:cx2="http://schemas.microsoft.com/office/drawing/2015/10/21/chartex" xmlns:cx3="http://schemas.microsoft.com/office/drawing/2016/5/9/chartex" xmlns:cx4="http://schemas.microsoft.com/office/drawing/2016/5/10/chartex" xmlns:cx5="http://schemas.microsoft.com/office/drawing/2016/5/11/chartex" xmlns:cx6="http://schemas.microsoft.com/office/drawing/2016/5/12/chartex" xmlns:cx7="http://schemas.microsoft.com/office/drawing/2016/5/13/chartex" xmlns:cx8="http://schemas.microsoft.com/office/drawing/2016/5/14/chartex" xmlns:mc="http://schemas.openxmlformats.org/markup-compatibility/2006" xmlns:aink="http://schemas.microsoft.com/office/drawing/2016/ink" xmlns:am3d="http://schemas.microsoft.com/office/drawing/2017/model3d" xmlns:o="urn:schemas-microsoft-com:office:office" xmlns:r="http://schemas.openxmlformats.org/officeDocument/2006/relationships" xmlns:m="http://schemas.openxmlformats.org/officeDocument/2006/math" xmlns:v="urn:schemas-microsoft-com:vml" xmlns:wp14="http://schemas.microsoft.com/office/word/2010/wordprocessingDrawing" xmlns:wp="http://schemas.openxmlformats.org/drawingml/2006/wordprocessingDrawing" xmlns:w10="urn:schemas-microsoft-com:office:word" xmlns:w="http://schemas.openxmlformats.org/wordprocessingml/2006/main" xmlns:w14="http://schemas.microsoft.com/office/word/2010/wordml" xmlns:w15="http://schemas.microsoft.com/office/word/2012/wordml" xmlns:w16cex="http://schemas.microsoft.com/office/word/2018/wordml/cex" xmlns:w16cid="http://schemas.microsoft.com/office/word/2016/wordml/cid" xmlns:w16="http://schemas.microsoft.com/office/word/2018/wordml" xmlns:w16sdtdh="http://schemas.microsoft.com/office/word/2020/wordml/sdtdatahash" xmlns:w16se="http://schemas.microsoft.com/office/word/2015/wordml/symex" xmlns:wpg="http://schemas.microsoft.com/office/word/2010/wordprocessingGroup" xmlns:wpi="http://schemas.microsoft.com/office/word/2010/wordprocessingInk" xmlns:wne="http://schemas.microsoft.com/office/word/2006/wordml" xmlns:wps="http://schemas.microsoft.com/office/word/2010/wordprocessingShape" mc:Ignorable="w14 w15 w16se w16cid w16 w16cex w16sdtdh wp14">
   <w:footnote w:type="separator" w:id="-1">
     <w:p>
       <w:r>
@@ -7670,7 +7395,7 @@
 </file>
 
 <file path=word/numbering.xml><?xml version="1.0" encoding="utf-8"?>
-<w:numbering xmlns:wpc="http://schemas.microsoft.com/office/word/2010/wordprocessingCanvas" xmlns:cx="http://schemas.microsoft.com/office/drawing/2014/chartex" xmlns:mc="http://schemas.openxmlformats.org/markup-compatibility/2006" xmlns:o="urn:schemas-microsoft-com:office:office" xmlns:r="http://schemas.openxmlformats.org/officeDocument/2006/relationships" xmlns:m="http://schemas.openxmlformats.org/officeDocument/2006/math" xmlns:v="urn:schemas-microsoft-com:vml" xmlns:wp14="http://schemas.microsoft.com/office/word/2010/wordprocessingDrawing" xmlns:wp="http://schemas.openxmlformats.org/drawingml/2006/wordprocessingDrawing" xmlns:w10="urn:schemas-microsoft-com:office:word" xmlns:w="http://schemas.openxmlformats.org/wordprocessingml/2006/main" xmlns:w14="http://schemas.microsoft.com/office/word/2010/wordml" xmlns:w15="http://schemas.microsoft.com/office/word/2012/wordml" xmlns:w16se="http://schemas.microsoft.com/office/word/2015/wordml/symex" xmlns:wpg="http://schemas.microsoft.com/office/word/2010/wordprocessingGroup" xmlns:wpi="http://schemas.microsoft.com/office/word/2010/wordprocessingInk" xmlns:wne="http://schemas.microsoft.com/office/word/2006/wordml" xmlns:wps="http://schemas.microsoft.com/office/word/2010/wordprocessingShape" mc:Ignorable="w14 w15 w16se wp14">
+<w:numbering xmlns:wpc="http://schemas.microsoft.com/office/word/2010/wordprocessingCanvas" xmlns:cx="http://schemas.microsoft.com/office/drawing/2014/chartex" xmlns:cx1="http://schemas.microsoft.com/office/drawing/2015/9/8/chartex" xmlns:cx2="http://schemas.microsoft.com/office/drawing/2015/10/21/chartex" xmlns:cx3="http://schemas.microsoft.com/office/drawing/2016/5/9/chartex" xmlns:cx4="http://schemas.microsoft.com/office/drawing/2016/5/10/chartex" xmlns:cx5="http://schemas.microsoft.com/office/drawing/2016/5/11/chartex" xmlns:cx6="http://schemas.microsoft.com/office/drawing/2016/5/12/chartex" xmlns:cx7="http://schemas.microsoft.com/office/drawing/2016/5/13/chartex" xmlns:cx8="http://schemas.microsoft.com/office/drawing/2016/5/14/chartex" xmlns:mc="http://schemas.openxmlformats.org/markup-compatibility/2006" xmlns:aink="http://schemas.microsoft.com/office/drawing/2016/ink" xmlns:am3d="http://schemas.microsoft.com/office/drawing/2017/model3d" xmlns:o="urn:schemas-microsoft-com:office:office" xmlns:r="http://schemas.openxmlformats.org/officeDocument/2006/relationships" xmlns:m="http://schemas.openxmlformats.org/officeDocument/2006/math" xmlns:v="urn:schemas-microsoft-com:vml" xmlns:wp14="http://schemas.microsoft.com/office/word/2010/wordprocessingDrawing" xmlns:wp="http://schemas.openxmlformats.org/drawingml/2006/wordprocessingDrawing" xmlns:w10="urn:schemas-microsoft-com:office:word" xmlns:w="http://schemas.openxmlformats.org/wordprocessingml/2006/main" xmlns:w14="http://schemas.microsoft.com/office/word/2010/wordml" xmlns:w15="http://schemas.microsoft.com/office/word/2012/wordml" xmlns:w16cex="http://schemas.microsoft.com/office/word/2018/wordml/cex" xmlns:w16cid="http://schemas.microsoft.com/office/word/2016/wordml/cid" xmlns:w16="http://schemas.microsoft.com/office/word/2018/wordml" xmlns:w16sdtdh="http://schemas.microsoft.com/office/word/2020/wordml/sdtdatahash" xmlns:w16se="http://schemas.microsoft.com/office/word/2015/wordml/symex" xmlns:wpg="http://schemas.microsoft.com/office/word/2010/wordprocessingGroup" xmlns:wpi="http://schemas.microsoft.com/office/word/2010/wordprocessingInk" xmlns:wne="http://schemas.microsoft.com/office/word/2006/wordml" xmlns:wps="http://schemas.microsoft.com/office/word/2010/wordprocessingShape" mc:Ignorable="w14 w15 w16se w16cid w16 w16cex w16sdtdh wp14">
   <w:abstractNum w:abstractNumId="0" w15:restartNumberingAfterBreak="0">
     <w:nsid w:val="4A211B18"/>
     <w:multiLevelType w:val="hybridMultilevel"/>
@@ -7907,7 +7632,7 @@
 </file>
 
 <file path=word/styles.xml><?xml version="1.0" encoding="utf-8"?>
-<w:styles xmlns:mc="http://schemas.openxmlformats.org/markup-compatibility/2006" xmlns:r="http://schemas.openxmlformats.org/officeDocument/2006/relationships" xmlns:w="http://schemas.openxmlformats.org/wordprocessingml/2006/main" xmlns:w14="http://schemas.microsoft.com/office/word/2010/wordml" xmlns:w15="http://schemas.microsoft.com/office/word/2012/wordml" xmlns:w16se="http://schemas.microsoft.com/office/word/2015/wordml/symex" mc:Ignorable="w14 w15 w16se">
+<w:styles xmlns:mc="http://schemas.openxmlformats.org/markup-compatibility/2006" xmlns:r="http://schemas.openxmlformats.org/officeDocument/2006/relationships" xmlns:w="http://schemas.openxmlformats.org/wordprocessingml/2006/main" xmlns:w14="http://schemas.microsoft.com/office/word/2010/wordml" xmlns:w15="http://schemas.microsoft.com/office/word/2012/wordml" xmlns:w16cex="http://schemas.microsoft.com/office/word/2018/wordml/cex" xmlns:w16cid="http://schemas.microsoft.com/office/word/2016/wordml/cid" xmlns:w16="http://schemas.microsoft.com/office/word/2018/wordml" xmlns:w16sdtdh="http://schemas.microsoft.com/office/word/2020/wordml/sdtdatahash" xmlns:w16se="http://schemas.microsoft.com/office/word/2015/wordml/symex" mc:Ignorable="w14 w15 w16se w16cid w16 w16cex w16sdtdh">
   <w:docDefaults>
     <w:rPrDefault>
       <w:rPr>
@@ -7917,7 +7642,7 @@
     </w:rPrDefault>
     <w:pPrDefault/>
   </w:docDefaults>
-  <w:latentStyles w:defLockedState="0" w:defUIPriority="99" w:defSemiHidden="0" w:defUnhideWhenUsed="0" w:defQFormat="0" w:count="371">
+  <w:latentStyles w:defLockedState="0" w:defUIPriority="99" w:defSemiHidden="0" w:defUnhideWhenUsed="0" w:defQFormat="0" w:count="376">
     <w:lsdException w:name="Normal" w:locked="1" w:uiPriority="0" w:qFormat="1"/>
     <w:lsdException w:name="heading 1" w:locked="1" w:uiPriority="0" w:qFormat="1"/>
     <w:lsdException w:name="heading 2" w:locked="1" w:semiHidden="1" w:uiPriority="0" w:unhideWhenUsed="1" w:qFormat="1"/>
@@ -8289,6 +8014,11 @@
     <w:lsdException w:name="List Table 5 Dark Accent 6" w:uiPriority="50"/>
     <w:lsdException w:name="List Table 6 Colorful Accent 6" w:uiPriority="51"/>
     <w:lsdException w:name="List Table 7 Colorful Accent 6" w:uiPriority="52"/>
+    <w:lsdException w:name="Mention" w:semiHidden="1" w:unhideWhenUsed="1"/>
+    <w:lsdException w:name="Smart Hyperlink" w:semiHidden="1" w:unhideWhenUsed="1"/>
+    <w:lsdException w:name="Hashtag" w:semiHidden="1" w:unhideWhenUsed="1"/>
+    <w:lsdException w:name="Unresolved Mention" w:semiHidden="1" w:unhideWhenUsed="1"/>
+    <w:lsdException w:name="Smart Link" w:semiHidden="1" w:unhideWhenUsed="1"/>
   </w:latentStyles>
   <w:style w:type="paragraph" w:default="1" w:styleId="a">
     <w:name w:val="Normal"/>

--- a/templates_docs/template.docx
+++ b/templates_docs/template.docx
@@ -1,6 +1,6 @@
 
 <file path=word/document.xml><?xml version="1.0" encoding="utf-8"?>
-<w:document xmlns:wpc="http://schemas.microsoft.com/office/word/2010/wordprocessingCanvas" xmlns:cx="http://schemas.microsoft.com/office/drawing/2014/chartex" xmlns:cx1="http://schemas.microsoft.com/office/drawing/2015/9/8/chartex" xmlns:cx2="http://schemas.microsoft.com/office/drawing/2015/10/21/chartex" xmlns:cx3="http://schemas.microsoft.com/office/drawing/2016/5/9/chartex" xmlns:cx4="http://schemas.microsoft.com/office/drawing/2016/5/10/chartex" xmlns:cx5="http://schemas.microsoft.com/office/drawing/2016/5/11/chartex" xmlns:cx6="http://schemas.microsoft.com/office/drawing/2016/5/12/chartex" xmlns:cx7="http://schemas.microsoft.com/office/drawing/2016/5/13/chartex" xmlns:cx8="http://schemas.microsoft.com/office/drawing/2016/5/14/chartex" xmlns:mc="http://schemas.openxmlformats.org/markup-compatibility/2006" xmlns:aink="http://schemas.microsoft.com/office/drawing/2016/ink" xmlns:am3d="http://schemas.microsoft.com/office/drawing/2017/model3d" xmlns:o="urn:schemas-microsoft-com:office:office" xmlns:r="http://schemas.openxmlformats.org/officeDocument/2006/relationships" xmlns:m="http://schemas.openxmlformats.org/officeDocument/2006/math" xmlns:v="urn:schemas-microsoft-com:vml" xmlns:wp14="http://schemas.microsoft.com/office/word/2010/wordprocessingDrawing" xmlns:wp="http://schemas.openxmlformats.org/drawingml/2006/wordprocessingDrawing" xmlns:w10="urn:schemas-microsoft-com:office:word" xmlns:w="http://schemas.openxmlformats.org/wordprocessingml/2006/main" xmlns:w14="http://schemas.microsoft.com/office/word/2010/wordml" xmlns:w15="http://schemas.microsoft.com/office/word/2012/wordml" xmlns:w16cex="http://schemas.microsoft.com/office/word/2018/wordml/cex" xmlns:w16cid="http://schemas.microsoft.com/office/word/2016/wordml/cid" xmlns:w16="http://schemas.microsoft.com/office/word/2018/wordml" xmlns:w16sdtdh="http://schemas.microsoft.com/office/word/2020/wordml/sdtdatahash" xmlns:w16se="http://schemas.microsoft.com/office/word/2015/wordml/symex" xmlns:wpg="http://schemas.microsoft.com/office/word/2010/wordprocessingGroup" xmlns:wpi="http://schemas.microsoft.com/office/word/2010/wordprocessingInk" xmlns:wne="http://schemas.microsoft.com/office/word/2006/wordml" xmlns:wps="http://schemas.microsoft.com/office/word/2010/wordprocessingShape" mc:Ignorable="w14 w15 w16se w16cid w16 w16cex w16sdtdh wp14">
+<w:document xmlns:wpc="http://schemas.microsoft.com/office/word/2010/wordprocessingCanvas" xmlns:cx="http://schemas.microsoft.com/office/drawing/2014/chartex" xmlns:mc="http://schemas.openxmlformats.org/markup-compatibility/2006" xmlns:o="urn:schemas-microsoft-com:office:office" xmlns:r="http://schemas.openxmlformats.org/officeDocument/2006/relationships" xmlns:m="http://schemas.openxmlformats.org/officeDocument/2006/math" xmlns:v="urn:schemas-microsoft-com:vml" xmlns:wp14="http://schemas.microsoft.com/office/word/2010/wordprocessingDrawing" xmlns:wp="http://schemas.openxmlformats.org/drawingml/2006/wordprocessingDrawing" xmlns:w10="urn:schemas-microsoft-com:office:word" xmlns:w="http://schemas.openxmlformats.org/wordprocessingml/2006/main" xmlns:w14="http://schemas.microsoft.com/office/word/2010/wordml" xmlns:w15="http://schemas.microsoft.com/office/word/2012/wordml" xmlns:w16se="http://schemas.microsoft.com/office/word/2015/wordml/symex" xmlns:wpg="http://schemas.microsoft.com/office/word/2010/wordprocessingGroup" xmlns:wpi="http://schemas.microsoft.com/office/word/2010/wordprocessingInk" xmlns:wne="http://schemas.microsoft.com/office/word/2006/wordml" xmlns:wps="http://schemas.microsoft.com/office/word/2010/wordprocessingShape" mc:Ignorable="w14 w15 w16se wp14">
   <w:body>
     <w:p>
       <w:pPr>
@@ -122,7 +122,55 @@
                                   <w:szCs w:val="16"/>
                                   <w:lang w:val="en-GB"/>
                                 </w:rPr>
-                                <w:t>30, Marshala Proshlyakova street,</w:t>
+                                <w:t xml:space="preserve">30, </w:t>
+                              </w:r>
+                              <w:proofErr w:type="spellStart"/>
+                              <w:r>
+                                <w:rPr>
+                                  <w:rFonts w:ascii="Arial Unicode MS" w:hAnsi="Arial Unicode MS"/>
+                                  <w:color w:val="7F7F7F"/>
+                                  <w:spacing w:val="-8"/>
+                                  <w:sz w:val="16"/>
+                                  <w:szCs w:val="16"/>
+                                  <w:lang w:val="en-GB"/>
+                                </w:rPr>
+                                <w:t>Marshala</w:t>
+                              </w:r>
+                              <w:proofErr w:type="spellEnd"/>
+                              <w:r>
+                                <w:rPr>
+                                  <w:rFonts w:ascii="Arial Unicode MS" w:hAnsi="Arial Unicode MS"/>
+                                  <w:color w:val="7F7F7F"/>
+                                  <w:spacing w:val="-8"/>
+                                  <w:sz w:val="16"/>
+                                  <w:szCs w:val="16"/>
+                                  <w:lang w:val="en-GB"/>
+                                </w:rPr>
+                                <w:t xml:space="preserve"> </w:t>
+                              </w:r>
+                              <w:proofErr w:type="spellStart"/>
+                              <w:r>
+                                <w:rPr>
+                                  <w:rFonts w:ascii="Arial Unicode MS" w:hAnsi="Arial Unicode MS"/>
+                                  <w:color w:val="7F7F7F"/>
+                                  <w:spacing w:val="-8"/>
+                                  <w:sz w:val="16"/>
+                                  <w:szCs w:val="16"/>
+                                  <w:lang w:val="en-GB"/>
+                                </w:rPr>
+                                <w:t>Proshlyakova</w:t>
+                              </w:r>
+                              <w:proofErr w:type="spellEnd"/>
+                              <w:r>
+                                <w:rPr>
+                                  <w:rFonts w:ascii="Arial Unicode MS" w:hAnsi="Arial Unicode MS"/>
+                                  <w:color w:val="7F7F7F"/>
+                                  <w:spacing w:val="-8"/>
+                                  <w:sz w:val="16"/>
+                                  <w:szCs w:val="16"/>
+                                  <w:lang w:val="en-GB"/>
+                                </w:rPr>
+                                <w:t xml:space="preserve"> street,</w:t>
                               </w:r>
                             </w:p>
                             <w:p>
@@ -332,7 +380,7 @@
           </mc:Choice>
           <mc:Fallback>
             <w:pict>
-              <v:group w14:anchorId="7FC87D86" id="Group 2" o:spid="_x0000_s1026" style="position:absolute;margin-left:351.55pt;margin-top:-3.9pt;width:152.5pt;height:115.25pt;z-index:3" coordorigin="7751,642" coordsize="3050,2305" o:gfxdata="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">
+              <v:group w14:anchorId="7FC87D86" id="Group 2" o:spid="_x0000_s1026" style="position:absolute;margin-left:351.55pt;margin-top:-3.9pt;width:152.5pt;height:115.25pt;z-index:3" coordorigin="7751,642" coordsize="3050,2305" o:gfxdata="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">
                 <v:shapetype id="_x0000_t202" coordsize="21600,21600" o:spt="202" path="m,l,21600r21600,l21600,xe">
                   <v:stroke joinstyle="miter"/>
                   <v:path gradientshapeok="t" o:connecttype="rect"/>
@@ -385,7 +433,55 @@
                             <w:szCs w:val="16"/>
                             <w:lang w:val="en-GB"/>
                           </w:rPr>
-                          <w:t>30, Marshala Proshlyakova street,</w:t>
+                          <w:t xml:space="preserve">30, </w:t>
+                        </w:r>
+                        <w:proofErr w:type="spellStart"/>
+                        <w:r>
+                          <w:rPr>
+                            <w:rFonts w:ascii="Arial Unicode MS" w:hAnsi="Arial Unicode MS"/>
+                            <w:color w:val="7F7F7F"/>
+                            <w:spacing w:val="-8"/>
+                            <w:sz w:val="16"/>
+                            <w:szCs w:val="16"/>
+                            <w:lang w:val="en-GB"/>
+                          </w:rPr>
+                          <w:t>Marshala</w:t>
+                        </w:r>
+                        <w:proofErr w:type="spellEnd"/>
+                        <w:r>
+                          <w:rPr>
+                            <w:rFonts w:ascii="Arial Unicode MS" w:hAnsi="Arial Unicode MS"/>
+                            <w:color w:val="7F7F7F"/>
+                            <w:spacing w:val="-8"/>
+                            <w:sz w:val="16"/>
+                            <w:szCs w:val="16"/>
+                            <w:lang w:val="en-GB"/>
+                          </w:rPr>
+                          <w:t xml:space="preserve"> </w:t>
+                        </w:r>
+                        <w:proofErr w:type="spellStart"/>
+                        <w:r>
+                          <w:rPr>
+                            <w:rFonts w:ascii="Arial Unicode MS" w:hAnsi="Arial Unicode MS"/>
+                            <w:color w:val="7F7F7F"/>
+                            <w:spacing w:val="-8"/>
+                            <w:sz w:val="16"/>
+                            <w:szCs w:val="16"/>
+                            <w:lang w:val="en-GB"/>
+                          </w:rPr>
+                          <w:t>Proshlyakova</w:t>
+                        </w:r>
+                        <w:proofErr w:type="spellEnd"/>
+                        <w:r>
+                          <w:rPr>
+                            <w:rFonts w:ascii="Arial Unicode MS" w:hAnsi="Arial Unicode MS"/>
+                            <w:color w:val="7F7F7F"/>
+                            <w:spacing w:val="-8"/>
+                            <w:sz w:val="16"/>
+                            <w:szCs w:val="16"/>
+                            <w:lang w:val="en-GB"/>
+                          </w:rPr>
+                          <w:t xml:space="preserve"> street,</w:t>
                         </w:r>
                       </w:p>
                       <w:p>
@@ -661,7 +757,29 @@
                                 <w:sz w:val="16"/>
                                 <w:szCs w:val="16"/>
                               </w:rPr>
-                              <w:t>ул. Маршала Прошлякова, дом 30</w:t>
+                              <w:t xml:space="preserve">ул. Маршала </w:t>
+                            </w:r>
+                            <w:proofErr w:type="spellStart"/>
+                            <w:r>
+                              <w:rPr>
+                                <w:rFonts w:ascii="Arial Unicode MS" w:hAnsi="Arial Unicode MS"/>
+                                <w:color w:val="7F7F7F"/>
+                                <w:spacing w:val="-8"/>
+                                <w:sz w:val="16"/>
+                                <w:szCs w:val="16"/>
+                              </w:rPr>
+                              <w:t>Прошлякова</w:t>
+                            </w:r>
+                            <w:proofErr w:type="spellEnd"/>
+                            <w:r>
+                              <w:rPr>
+                                <w:rFonts w:ascii="Arial Unicode MS" w:hAnsi="Arial Unicode MS"/>
+                                <w:color w:val="7F7F7F"/>
+                                <w:spacing w:val="-8"/>
+                                <w:sz w:val="16"/>
+                                <w:szCs w:val="16"/>
+                              </w:rPr>
+                              <w:t>, дом 30</w:t>
                             </w:r>
                           </w:p>
                           <w:p>
@@ -847,6 +965,7 @@
                               </w:rPr>
                               <w:t>-</w:t>
                             </w:r>
+                            <w:proofErr w:type="spellStart"/>
                             <w:r>
                               <w:rPr>
                                 <w:rFonts w:ascii="Arial Unicode MS" w:hAnsi="Arial Unicode MS"/>
@@ -858,6 +977,7 @@
                               </w:rPr>
                               <w:t>rinako</w:t>
                             </w:r>
+                            <w:proofErr w:type="spellEnd"/>
                             <w:r>
                               <w:rPr>
                                 <w:rFonts w:ascii="Arial Unicode MS" w:hAnsi="Arial Unicode MS"/>
@@ -868,6 +988,7 @@
                               </w:rPr>
                               <w:t>.</w:t>
                             </w:r>
+                            <w:proofErr w:type="spellStart"/>
                             <w:r>
                               <w:rPr>
                                 <w:rFonts w:ascii="Arial Unicode MS" w:hAnsi="Arial Unicode MS"/>
@@ -879,6 +1000,7 @@
                               </w:rPr>
                               <w:t>ru</w:t>
                             </w:r>
+                            <w:proofErr w:type="spellEnd"/>
                           </w:p>
                         </w:txbxContent>
                       </wps:txbx>
@@ -904,7 +1026,7 @@
           </mc:Choice>
           <mc:Fallback>
             <w:pict>
-              <v:shape w14:anchorId="7CAA0427" id="WordArt 5" o:spid="_x0000_s1029" type="#_x0000_t202" style="position:absolute;margin-left:4.2pt;margin-top:-4.95pt;width:152pt;height:112.3pt;z-index:2;visibility:visible;mso-wrap-style:square;mso-width-percent:0;mso-height-percent:0;mso-wrap-distance-left:9pt;mso-wrap-distance-top:0;mso-wrap-distance-right:9pt;mso-wrap-distance-bottom:0;mso-position-horizontal:absolute;mso-position-horizontal-relative:text;mso-position-vertical:absolute;mso-position-vertical-relative:text;mso-width-percent:0;mso-height-percent:0;mso-width-relative:page;mso-height-relative:page;v-text-anchor:top" o:gfxdata="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" filled="f" stroked="f" strokecolor="#bfbfbf">
+              <v:shape w14:anchorId="7CAA0427" id="WordArt 5" o:spid="_x0000_s1029" type="#_x0000_t202" style="position:absolute;margin-left:4.2pt;margin-top:-4.95pt;width:152pt;height:112.3pt;z-index:2;visibility:visible;mso-wrap-style:square;mso-width-percent:0;mso-height-percent:0;mso-wrap-distance-left:9pt;mso-wrap-distance-top:0;mso-wrap-distance-right:9pt;mso-wrap-distance-bottom:0;mso-position-horizontal:absolute;mso-position-horizontal-relative:text;mso-position-vertical:absolute;mso-position-vertical-relative:text;mso-width-percent:0;mso-height-percent:0;mso-width-relative:page;mso-height-relative:page;v-text-anchor:top" o:gfxdata="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" filled="f" stroked="f" strokecolor="#bfbfbf">
                 <v:stroke joinstyle="round"/>
                 <o:lock v:ext="edit" shapetype="t"/>
                 <v:textbox style="mso-fit-shape-to-text:t">
@@ -972,7 +1094,29 @@
                           <w:sz w:val="16"/>
                           <w:szCs w:val="16"/>
                         </w:rPr>
-                        <w:t>ул. Маршала Прошлякова, дом 30</w:t>
+                        <w:t xml:space="preserve">ул. Маршала </w:t>
+                      </w:r>
+                      <w:proofErr w:type="spellStart"/>
+                      <w:r>
+                        <w:rPr>
+                          <w:rFonts w:ascii="Arial Unicode MS" w:hAnsi="Arial Unicode MS"/>
+                          <w:color w:val="7F7F7F"/>
+                          <w:spacing w:val="-8"/>
+                          <w:sz w:val="16"/>
+                          <w:szCs w:val="16"/>
+                        </w:rPr>
+                        <w:t>Прошлякова</w:t>
+                      </w:r>
+                      <w:proofErr w:type="spellEnd"/>
+                      <w:r>
+                        <w:rPr>
+                          <w:rFonts w:ascii="Arial Unicode MS" w:hAnsi="Arial Unicode MS"/>
+                          <w:color w:val="7F7F7F"/>
+                          <w:spacing w:val="-8"/>
+                          <w:sz w:val="16"/>
+                          <w:szCs w:val="16"/>
+                        </w:rPr>
+                        <w:t>, дом 30</w:t>
                       </w:r>
                     </w:p>
                     <w:p>
@@ -1158,6 +1302,7 @@
                         </w:rPr>
                         <w:t>-</w:t>
                       </w:r>
+                      <w:proofErr w:type="spellStart"/>
                       <w:r>
                         <w:rPr>
                           <w:rFonts w:ascii="Arial Unicode MS" w:hAnsi="Arial Unicode MS"/>
@@ -1169,6 +1314,7 @@
                         </w:rPr>
                         <w:t>rinako</w:t>
                       </w:r>
+                      <w:proofErr w:type="spellEnd"/>
                       <w:r>
                         <w:rPr>
                           <w:rFonts w:ascii="Arial Unicode MS" w:hAnsi="Arial Unicode MS"/>
@@ -1179,6 +1325,7 @@
                         </w:rPr>
                         <w:t>.</w:t>
                       </w:r>
+                      <w:proofErr w:type="spellStart"/>
                       <w:r>
                         <w:rPr>
                           <w:rFonts w:ascii="Arial Unicode MS" w:hAnsi="Arial Unicode MS"/>
@@ -1190,6 +1337,7 @@
                         </w:rPr>
                         <w:t>ru</w:t>
                       </w:r>
+                      <w:proofErr w:type="spellEnd"/>
                     </w:p>
                   </w:txbxContent>
                 </v:textbox>
@@ -5641,7 +5789,7 @@
               </wp:inline>
             </w:drawing>
           </mc:Choice>
-          <mc:Fallback>
+          <mc:Fallback xmlns:w16sdtdh="http://schemas.microsoft.com/office/word/2020/wordml/sdtdatahash" xmlns:w16="http://schemas.microsoft.com/office/word/2018/wordml" xmlns:w16cid="http://schemas.microsoft.com/office/word/2016/wordml/cid" xmlns:w16cex="http://schemas.microsoft.com/office/word/2018/wordml/cex" xmlns:am3d="http://schemas.microsoft.com/office/drawing/2017/model3d" xmlns:aink="http://schemas.microsoft.com/office/drawing/2016/ink" xmlns:cx8="http://schemas.microsoft.com/office/drawing/2016/5/14/chartex" xmlns:cx7="http://schemas.microsoft.com/office/drawing/2016/5/13/chartex" xmlns:cx6="http://schemas.microsoft.com/office/drawing/2016/5/12/chartex" xmlns:cx5="http://schemas.microsoft.com/office/drawing/2016/5/11/chartex" xmlns:cx4="http://schemas.microsoft.com/office/drawing/2016/5/10/chartex" xmlns:cx3="http://schemas.microsoft.com/office/drawing/2016/5/9/chartex" xmlns:cx2="http://schemas.microsoft.com/office/drawing/2015/10/21/chartex" xmlns:cx1="http://schemas.microsoft.com/office/drawing/2015/9/8/chartex">
             <w:pict>
               <v:group w14:anchorId="7F1BC1DC" id="Полотно 2" o:spid="_x0000_s1026" editas="canvas" style="width:521.4pt;height:1in;mso-position-horizontal-relative:char;mso-position-vertical-relative:line" coordsize="66217,9144" o:gfxdata="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">
                 <v:shapetype id="_x0000_t75" coordsize="21600,21600" o:spt="75" o:preferrelative="t" path="m@4@5l@4@11@9@11@9@5xe" filled="f" stroked="f">
@@ -5817,8 +5965,13 @@
       </w:pPr>
       <w:proofErr w:type="gramStart"/>
       <w:r>
-        <w:t>{{ date</w:t>
-      </w:r>
+        <w:t xml:space="preserve">{{ </w:t>
+      </w:r>
+      <w:proofErr w:type="spellStart"/>
+      <w:r>
+        <w:t>date</w:t>
+      </w:r>
+      <w:proofErr w:type="spellEnd"/>
       <w:proofErr w:type="gramEnd"/>
       <w:r>
         <w:t xml:space="preserve"> }}</w:t>
@@ -5827,13 +5980,29 @@
         <w:t xml:space="preserve"> №</w:t>
       </w:r>
       <w:r>
-        <w:t>{{ tender_number }}</w:t>
+        <w:t xml:space="preserve">{{ </w:t>
+      </w:r>
+      <w:proofErr w:type="spellStart"/>
+      <w:r>
+        <w:t>tender_number</w:t>
+      </w:r>
+      <w:proofErr w:type="spellEnd"/>
+      <w:r>
+        <w:t xml:space="preserve"> }}</w:t>
       </w:r>
       <w:r>
         <w:t xml:space="preserve">                                                                              </w:t>
       </w:r>
       <w:r>
-        <w:t>{{ company }}</w:t>
+        <w:t xml:space="preserve">{{ </w:t>
+      </w:r>
+      <w:proofErr w:type="spellStart"/>
+      <w:r>
+        <w:t>company</w:t>
+      </w:r>
+      <w:proofErr w:type="spellEnd"/>
+      <w:r>
+        <w:t xml:space="preserve"> }}</w:t>
       </w:r>
     </w:p>
     <w:p>
@@ -5883,7 +6052,15 @@
       </w:r>
       <w:proofErr w:type="gramEnd"/>
       <w:r>
-        <w:t>{ tender_number }}</w:t>
+        <w:t xml:space="preserve">{ </w:t>
+      </w:r>
+      <w:proofErr w:type="spellStart"/>
+      <w:r>
+        <w:t>tender_number</w:t>
+      </w:r>
+      <w:proofErr w:type="spellEnd"/>
+      <w:r>
+        <w:t xml:space="preserve"> }}</w:t>
       </w:r>
       <w:r>
         <w:t xml:space="preserve"> </w:t>
@@ -5936,7 +6113,15 @@
       </w:r>
       <w:proofErr w:type="gramEnd"/>
       <w:r>
-        <w:t>{ tender_number }}</w:t>
+        <w:t xml:space="preserve">{ </w:t>
+      </w:r>
+      <w:proofErr w:type="spellStart"/>
+      <w:r>
+        <w:t>tender_number</w:t>
+      </w:r>
+      <w:proofErr w:type="spellEnd"/>
+      <w:r>
+        <w:t xml:space="preserve"> }}</w:t>
       </w:r>
       <w:r>
         <w:t xml:space="preserve">, размещенного на ЭТП </w:t>
@@ -5951,7 +6136,15 @@
         <w:t xml:space="preserve"> адрес склада покупателя </w:t>
       </w:r>
       <w:r>
-        <w:t>{{ delivery_address }}</w:t>
+        <w:t xml:space="preserve">{{ </w:t>
+      </w:r>
+      <w:proofErr w:type="spellStart"/>
+      <w:r>
+        <w:t>delivery_address</w:t>
+      </w:r>
+      <w:proofErr w:type="spellEnd"/>
+      <w:r>
+        <w:t xml:space="preserve"> }}</w:t>
       </w:r>
       <w:r>
         <w:t xml:space="preserve"> </w:t>
@@ -6269,7 +6462,15 @@
               <w:jc w:val="both"/>
             </w:pPr>
             <w:r>
-              <w:t>{{ product }}</w:t>
+              <w:t xml:space="preserve">{{ </w:t>
+            </w:r>
+            <w:proofErr w:type="spellStart"/>
+            <w:r>
+              <w:t>product</w:t>
+            </w:r>
+            <w:proofErr w:type="spellEnd"/>
+            <w:r>
+              <w:t xml:space="preserve"> }}</w:t>
             </w:r>
           </w:p>
         </w:tc>
@@ -6306,7 +6507,15 @@
               <w:jc w:val="both"/>
             </w:pPr>
             <w:r>
-              <w:t>{{ drawing_number }}</w:t>
+              <w:t xml:space="preserve">{{ </w:t>
+            </w:r>
+            <w:proofErr w:type="spellStart"/>
+            <w:r>
+              <w:t>drawing_number</w:t>
+            </w:r>
+            <w:proofErr w:type="spellEnd"/>
+            <w:r>
+              <w:t xml:space="preserve"> }}</w:t>
             </w:r>
           </w:p>
         </w:tc>
@@ -6342,7 +6551,15 @@
               <w:jc w:val="both"/>
             </w:pPr>
             <w:r>
-              <w:t>{{ quantity }}</w:t>
+              <w:t xml:space="preserve">{{ </w:t>
+            </w:r>
+            <w:proofErr w:type="spellStart"/>
+            <w:r>
+              <w:t>quantity</w:t>
+            </w:r>
+            <w:proofErr w:type="spellEnd"/>
+            <w:r>
+              <w:t xml:space="preserve"> }}</w:t>
             </w:r>
           </w:p>
         </w:tc>
@@ -6363,7 +6580,15 @@
               <w:t xml:space="preserve"> </w:t>
             </w:r>
             <w:r>
-              <w:t>{{ final_price }}</w:t>
+              <w:t xml:space="preserve">{{ </w:t>
+            </w:r>
+            <w:proofErr w:type="spellStart"/>
+            <w:r>
+              <w:t>final_price</w:t>
+            </w:r>
+            <w:proofErr w:type="spellEnd"/>
+            <w:r>
+              <w:t xml:space="preserve"> }}</w:t>
             </w:r>
           </w:p>
         </w:tc>
@@ -6380,13 +6605,16 @@
               <w:overflowPunct w:val="0"/>
               <w:jc w:val="both"/>
             </w:pPr>
-            <w:proofErr w:type="gramStart"/>
             <w:r>
-              <w:t>{{ position</w:t>
+              <w:t xml:space="preserve">{{ </w:t>
             </w:r>
-            <w:proofErr w:type="gramEnd"/>
+            <w:proofErr w:type="spellStart"/>
             <w:r>
-              <w:t>_total }}</w:t>
+              <w:t>position_total</w:t>
+            </w:r>
+            <w:proofErr w:type="spellEnd"/>
+            <w:r>
+              <w:t xml:space="preserve"> }}</w:t>
             </w:r>
           </w:p>
         </w:tc>
@@ -6447,13 +6675,16 @@
                 <w:lang w:val="en-US"/>
               </w:rPr>
             </w:pPr>
-            <w:proofErr w:type="gramStart"/>
             <w:r>
-              <w:t>{{ general</w:t>
+              <w:t xml:space="preserve">{{ </w:t>
             </w:r>
-            <w:proofErr w:type="gramEnd"/>
+            <w:proofErr w:type="spellStart"/>
             <w:r>
-              <w:t>_prise }}</w:t>
+              <w:t>general_prise</w:t>
+            </w:r>
+            <w:proofErr w:type="spellEnd"/>
+            <w:r>
+              <w:t xml:space="preserve"> }}</w:t>
             </w:r>
           </w:p>
         </w:tc>
@@ -6511,13 +6742,16 @@
               <w:overflowPunct w:val="0"/>
               <w:jc w:val="both"/>
             </w:pPr>
-            <w:proofErr w:type="gramStart"/>
             <w:r>
-              <w:t>{{ final</w:t>
+              <w:t xml:space="preserve">{{ </w:t>
             </w:r>
-            <w:proofErr w:type="gramEnd"/>
+            <w:proofErr w:type="spellStart"/>
             <w:r>
-              <w:t>_price_NDS }}</w:t>
+              <w:t>final_price_NDS</w:t>
+            </w:r>
+            <w:proofErr w:type="spellEnd"/>
+            <w:r>
+              <w:t xml:space="preserve"> }}</w:t>
             </w:r>
           </w:p>
         </w:tc>
@@ -6591,11 +6825,19 @@
       </w:r>
       <w:proofErr w:type="gramStart"/>
       <w:r>
-        <w:t>{{ delivery</w:t>
+        <w:t xml:space="preserve">{{ </w:t>
+      </w:r>
+      <w:proofErr w:type="spellStart"/>
+      <w:r>
+        <w:t>delivery</w:t>
       </w:r>
       <w:proofErr w:type="gramEnd"/>
       <w:r>
-        <w:t>_address }}</w:t>
+        <w:t>_address</w:t>
+      </w:r>
+      <w:proofErr w:type="spellEnd"/>
+      <w:r>
+        <w:t xml:space="preserve"> }}</w:t>
       </w:r>
       <w:r>
         <w:t>.</w:t>
@@ -6740,11 +6982,19 @@
       </w:r>
       <w:proofErr w:type="gramStart"/>
       <w:r>
-        <w:t>{{ delivery</w:t>
+        <w:t xml:space="preserve">{{ </w:t>
+      </w:r>
+      <w:proofErr w:type="spellStart"/>
+      <w:r>
+        <w:t>delivery</w:t>
       </w:r>
       <w:proofErr w:type="gramEnd"/>
       <w:r>
-        <w:t>_time }}</w:t>
+        <w:t>_time</w:t>
+      </w:r>
+      <w:proofErr w:type="spellEnd"/>
+      <w:r>
+        <w:t xml:space="preserve"> }}</w:t>
       </w:r>
       <w:r>
         <w:t xml:space="preserve"> </w:t>
@@ -7157,118 +7407,6 @@
           <w:tab w:val="left" w:pos="9103"/>
         </w:tabs>
       </w:pPr>
-      <w:r>
-        <w:t xml:space="preserve">Исполнитель: </w:t>
-      </w:r>
-      <w:r>
-        <w:t>Власов</w:t>
-      </w:r>
-      <w:r>
-        <w:t xml:space="preserve"> М.Д</w:t>
-      </w:r>
-      <w:r>
-        <w:t>. (</w:t>
-      </w:r>
-      <w:r>
-        <w:rPr>
-          <w:lang w:val="en-US"/>
-        </w:rPr>
-        <w:t>e</w:t>
-      </w:r>
-      <w:r>
-        <w:t>-</w:t>
-      </w:r>
-      <w:r>
-        <w:rPr>
-          <w:lang w:val="en-US"/>
-        </w:rPr>
-        <w:t>mail</w:t>
-      </w:r>
-      <w:r>
-        <w:t xml:space="preserve">: </w:t>
-      </w:r>
-      <w:hyperlink r:id="rId9" w:history="1">
-        <w:r>
-          <w:rPr>
-            <w:rStyle w:val="a9"/>
-            <w:lang w:val="en-US"/>
-          </w:rPr>
-          <w:t>vlasov</w:t>
-        </w:r>
-        <w:r>
-          <w:rPr>
-            <w:rStyle w:val="a9"/>
-          </w:rPr>
-          <w:t>@</w:t>
-        </w:r>
-        <w:r>
-          <w:rPr>
-            <w:rStyle w:val="a9"/>
-            <w:lang w:val="en-US"/>
-          </w:rPr>
-          <w:t>td</w:t>
-        </w:r>
-        <w:r>
-          <w:rPr>
-            <w:rStyle w:val="a9"/>
-          </w:rPr>
-          <w:t>-</w:t>
-        </w:r>
-        <w:r>
-          <w:rPr>
-            <w:rStyle w:val="a9"/>
-            <w:lang w:val="en-US"/>
-          </w:rPr>
-          <w:t>rinako</w:t>
-        </w:r>
-        <w:r>
-          <w:rPr>
-            <w:rStyle w:val="a9"/>
-          </w:rPr>
-          <w:t>.</w:t>
-        </w:r>
-        <w:r>
-          <w:rPr>
-            <w:rStyle w:val="a9"/>
-            <w:lang w:val="en-US"/>
-          </w:rPr>
-          <w:t>ru</w:t>
-        </w:r>
-      </w:hyperlink>
-      <w:r>
-        <w:rPr>
-          <w:rStyle w:val="a9"/>
-          <w:u w:val="none"/>
-        </w:rPr>
-        <w:t xml:space="preserve"> </w:t>
-      </w:r>
-      <w:r>
-        <w:rPr>
-          <w:rStyle w:val="a9"/>
-          <w:color w:val="auto"/>
-          <w:u w:val="none"/>
-        </w:rPr>
-        <w:t>тел: +</w:t>
-      </w:r>
-      <w:r>
-        <w:rPr>
-          <w:rStyle w:val="a9"/>
-          <w:color w:val="auto"/>
-          <w:u w:val="none"/>
-        </w:rPr>
-        <w:t>7(495)987-30-31</w:t>
-      </w:r>
-      <w:r>
-        <w:rPr>
-          <w:rStyle w:val="a9"/>
-          <w:color w:val="auto"/>
-          <w:u w:val="none"/>
-        </w:rPr>
-        <w:t xml:space="preserve"> доб. 191</w:t>
-      </w:r>
-      <w:r>
-        <w:t>)</w:t>
-      </w:r>
     </w:p>
     <w:p>
       <w:pPr>
@@ -7276,9 +7414,29 @@
           <w:tab w:val="left" w:pos="9103"/>
         </w:tabs>
       </w:pPr>
+      <w:r>
+        <w:t xml:space="preserve">{{ </w:t>
+      </w:r>
+      <w:proofErr w:type="spellStart"/>
+      <w:r>
+        <w:t>contact_info</w:t>
+      </w:r>
+      <w:proofErr w:type="spellEnd"/>
+      <w:r>
+        <w:t xml:space="preserve"> }}</w:t>
+      </w:r>
+    </w:p>
+    <w:p>
+      <w:pPr>
+        <w:tabs>
+          <w:tab w:val="left" w:pos="9103"/>
+        </w:tabs>
+      </w:pPr>
+      <w:bookmarkStart w:id="0" w:name="_GoBack"/>
+      <w:bookmarkEnd w:id="0"/>
     </w:p>
     <w:sectPr>
-      <w:footerReference w:type="default" r:id="rId10"/>
+      <w:footerReference w:type="default" r:id="rId9"/>
       <w:pgSz w:w="11906" w:h="16838"/>
       <w:pgMar w:top="720" w:right="566" w:bottom="720" w:left="720" w:header="708" w:footer="408" w:gutter="0"/>
       <w:cols w:space="708"/>
@@ -7289,7 +7447,7 @@
 </file>
 
 <file path=word/endnotes.xml><?xml version="1.0" encoding="utf-8"?>
-<w:endnotes xmlns:wpc="http://schemas.microsoft.com/office/word/2010/wordprocessingCanvas" xmlns:cx="http://schemas.microsoft.com/office/drawing/2014/chartex" xmlns:cx1="http://schemas.microsoft.com/office/drawing/2015/9/8/chartex" xmlns:cx2="http://schemas.microsoft.com/office/drawing/2015/10/21/chartex" xmlns:cx3="http://schemas.microsoft.com/office/drawing/2016/5/9/chartex" xmlns:cx4="http://schemas.microsoft.com/office/drawing/2016/5/10/chartex" xmlns:cx5="http://schemas.microsoft.com/office/drawing/2016/5/11/chartex" xmlns:cx6="http://schemas.microsoft.com/office/drawing/2016/5/12/chartex" xmlns:cx7="http://schemas.microsoft.com/office/drawing/2016/5/13/chartex" xmlns:cx8="http://schemas.microsoft.com/office/drawing/2016/5/14/chartex" xmlns:mc="http://schemas.openxmlformats.org/markup-compatibility/2006" xmlns:aink="http://schemas.microsoft.com/office/drawing/2016/ink" xmlns:am3d="http://schemas.microsoft.com/office/drawing/2017/model3d" xmlns:o="urn:schemas-microsoft-com:office:office" xmlns:r="http://schemas.openxmlformats.org/officeDocument/2006/relationships" xmlns:m="http://schemas.openxmlformats.org/officeDocument/2006/math" xmlns:v="urn:schemas-microsoft-com:vml" xmlns:wp14="http://schemas.microsoft.com/office/word/2010/wordprocessingDrawing" xmlns:wp="http://schemas.openxmlformats.org/drawingml/2006/wordprocessingDrawing" xmlns:w10="urn:schemas-microsoft-com:office:word" xmlns:w="http://schemas.openxmlformats.org/wordprocessingml/2006/main" xmlns:w14="http://schemas.microsoft.com/office/word/2010/wordml" xmlns:w15="http://schemas.microsoft.com/office/word/2012/wordml" xmlns:w16cex="http://schemas.microsoft.com/office/word/2018/wordml/cex" xmlns:w16cid="http://schemas.microsoft.com/office/word/2016/wordml/cid" xmlns:w16="http://schemas.microsoft.com/office/word/2018/wordml" xmlns:w16sdtdh="http://schemas.microsoft.com/office/word/2020/wordml/sdtdatahash" xmlns:w16se="http://schemas.microsoft.com/office/word/2015/wordml/symex" xmlns:wpg="http://schemas.microsoft.com/office/word/2010/wordprocessingGroup" xmlns:wpi="http://schemas.microsoft.com/office/word/2010/wordprocessingInk" xmlns:wne="http://schemas.microsoft.com/office/word/2006/wordml" xmlns:wps="http://schemas.microsoft.com/office/word/2010/wordprocessingShape" mc:Ignorable="w14 w15 w16se w16cid w16 w16cex w16sdtdh wp14">
+<w:endnotes xmlns:wpc="http://schemas.microsoft.com/office/word/2010/wordprocessingCanvas" xmlns:cx="http://schemas.microsoft.com/office/drawing/2014/chartex" xmlns:mc="http://schemas.openxmlformats.org/markup-compatibility/2006" xmlns:o="urn:schemas-microsoft-com:office:office" xmlns:r="http://schemas.openxmlformats.org/officeDocument/2006/relationships" xmlns:m="http://schemas.openxmlformats.org/officeDocument/2006/math" xmlns:v="urn:schemas-microsoft-com:vml" xmlns:wp14="http://schemas.microsoft.com/office/word/2010/wordprocessingDrawing" xmlns:wp="http://schemas.openxmlformats.org/drawingml/2006/wordprocessingDrawing" xmlns:w10="urn:schemas-microsoft-com:office:word" xmlns:w="http://schemas.openxmlformats.org/wordprocessingml/2006/main" xmlns:w14="http://schemas.microsoft.com/office/word/2010/wordml" xmlns:w15="http://schemas.microsoft.com/office/word/2012/wordml" xmlns:w16se="http://schemas.microsoft.com/office/word/2015/wordml/symex" xmlns:wpg="http://schemas.microsoft.com/office/word/2010/wordprocessingGroup" xmlns:wpi="http://schemas.microsoft.com/office/word/2010/wordprocessingInk" xmlns:wne="http://schemas.microsoft.com/office/word/2006/wordml" xmlns:wps="http://schemas.microsoft.com/office/word/2010/wordprocessingShape" mc:Ignorable="w14 w15 w16se wp14">
   <w:endnote w:type="separator" w:id="-1">
     <w:p>
       <w:r>
@@ -7308,7 +7466,7 @@
 </file>
 
 <file path=word/footer1.xml><?xml version="1.0" encoding="utf-8"?>
-<w:ftr xmlns:wpc="http://schemas.microsoft.com/office/word/2010/wordprocessingCanvas" xmlns:cx="http://schemas.microsoft.com/office/drawing/2014/chartex" xmlns:cx1="http://schemas.microsoft.com/office/drawing/2015/9/8/chartex" xmlns:cx2="http://schemas.microsoft.com/office/drawing/2015/10/21/chartex" xmlns:cx3="http://schemas.microsoft.com/office/drawing/2016/5/9/chartex" xmlns:cx4="http://schemas.microsoft.com/office/drawing/2016/5/10/chartex" xmlns:cx5="http://schemas.microsoft.com/office/drawing/2016/5/11/chartex" xmlns:cx6="http://schemas.microsoft.com/office/drawing/2016/5/12/chartex" xmlns:cx7="http://schemas.microsoft.com/office/drawing/2016/5/13/chartex" xmlns:cx8="http://schemas.microsoft.com/office/drawing/2016/5/14/chartex" xmlns:mc="http://schemas.openxmlformats.org/markup-compatibility/2006" xmlns:aink="http://schemas.microsoft.com/office/drawing/2016/ink" xmlns:am3d="http://schemas.microsoft.com/office/drawing/2017/model3d" xmlns:o="urn:schemas-microsoft-com:office:office" xmlns:r="http://schemas.openxmlformats.org/officeDocument/2006/relationships" xmlns:m="http://schemas.openxmlformats.org/officeDocument/2006/math" xmlns:v="urn:schemas-microsoft-com:vml" xmlns:wp14="http://schemas.microsoft.com/office/word/2010/wordprocessingDrawing" xmlns:wp="http://schemas.openxmlformats.org/drawingml/2006/wordprocessingDrawing" xmlns:w10="urn:schemas-microsoft-com:office:word" xmlns:w="http://schemas.openxmlformats.org/wordprocessingml/2006/main" xmlns:w14="http://schemas.microsoft.com/office/word/2010/wordml" xmlns:w15="http://schemas.microsoft.com/office/word/2012/wordml" xmlns:w16cex="http://schemas.microsoft.com/office/word/2018/wordml/cex" xmlns:w16cid="http://schemas.microsoft.com/office/word/2016/wordml/cid" xmlns:w16="http://schemas.microsoft.com/office/word/2018/wordml" xmlns:w16sdtdh="http://schemas.microsoft.com/office/word/2020/wordml/sdtdatahash" xmlns:w16se="http://schemas.microsoft.com/office/word/2015/wordml/symex" xmlns:wpg="http://schemas.microsoft.com/office/word/2010/wordprocessingGroup" xmlns:wpi="http://schemas.microsoft.com/office/word/2010/wordprocessingInk" xmlns:wne="http://schemas.microsoft.com/office/word/2006/wordml" xmlns:wps="http://schemas.microsoft.com/office/word/2010/wordprocessingShape" mc:Ignorable="w14 w15 w16se w16cid w16 w16cex w16sdtdh wp14">
+<w:ftr xmlns:wpc="http://schemas.microsoft.com/office/word/2010/wordprocessingCanvas" xmlns:cx="http://schemas.microsoft.com/office/drawing/2014/chartex" xmlns:mc="http://schemas.openxmlformats.org/markup-compatibility/2006" xmlns:o="urn:schemas-microsoft-com:office:office" xmlns:r="http://schemas.openxmlformats.org/officeDocument/2006/relationships" xmlns:m="http://schemas.openxmlformats.org/officeDocument/2006/math" xmlns:v="urn:schemas-microsoft-com:vml" xmlns:wp14="http://schemas.microsoft.com/office/word/2010/wordprocessingDrawing" xmlns:wp="http://schemas.openxmlformats.org/drawingml/2006/wordprocessingDrawing" xmlns:w10="urn:schemas-microsoft-com:office:word" xmlns:w="http://schemas.openxmlformats.org/wordprocessingml/2006/main" xmlns:w14="http://schemas.microsoft.com/office/word/2010/wordml" xmlns:w15="http://schemas.microsoft.com/office/word/2012/wordml" xmlns:w16se="http://schemas.microsoft.com/office/word/2015/wordml/symex" xmlns:wpg="http://schemas.microsoft.com/office/word/2010/wordprocessingGroup" xmlns:wpi="http://schemas.microsoft.com/office/word/2010/wordprocessingInk" xmlns:wne="http://schemas.microsoft.com/office/word/2006/wordml" xmlns:wps="http://schemas.microsoft.com/office/word/2010/wordprocessingShape" mc:Ignorable="w14 w15 w16se wp14">
   <w:p>
     <w:pPr>
       <w:pStyle w:val="a7"/>
@@ -7376,7 +7534,7 @@
 </file>
 
 <file path=word/footnotes.xml><?xml version="1.0" encoding="utf-8"?>
-<w:footnotes xmlns:wpc="http://schemas.microsoft.com/office/word/2010/wordprocessingCanvas" xmlns:cx="http://schemas.microsoft.com/office/drawing/2014/chartex" xmlns:cx1="http://schemas.microsoft.com/office/drawing/2015/9/8/chartex" xmlns:cx2="http://schemas.microsoft.com/office/drawing/2015/10/21/chartex" xmlns:cx3="http://schemas.microsoft.com/office/drawing/2016/5/9/chartex" xmlns:cx4="http://schemas.microsoft.com/office/drawing/2016/5/10/chartex" xmlns:cx5="http://schemas.microsoft.com/office/drawing/2016/5/11/chartex" xmlns:cx6="http://schemas.microsoft.com/office/drawing/2016/5/12/chartex" xmlns:cx7="http://schemas.microsoft.com/office/drawing/2016/5/13/chartex" xmlns:cx8="http://schemas.microsoft.com/office/drawing/2016/5/14/chartex" xmlns:mc="http://schemas.openxmlformats.org/markup-compatibility/2006" xmlns:aink="http://schemas.microsoft.com/office/drawing/2016/ink" xmlns:am3d="http://schemas.microsoft.com/office/drawing/2017/model3d" xmlns:o="urn:schemas-microsoft-com:office:office" xmlns:r="http://schemas.openxmlformats.org/officeDocument/2006/relationships" xmlns:m="http://schemas.openxmlformats.org/officeDocument/2006/math" xmlns:v="urn:schemas-microsoft-com:vml" xmlns:wp14="http://schemas.microsoft.com/office/word/2010/wordprocessingDrawing" xmlns:wp="http://schemas.openxmlformats.org/drawingml/2006/wordprocessingDrawing" xmlns:w10="urn:schemas-microsoft-com:office:word" xmlns:w="http://schemas.openxmlformats.org/wordprocessingml/2006/main" xmlns:w14="http://schemas.microsoft.com/office/word/2010/wordml" xmlns:w15="http://schemas.microsoft.com/office/word/2012/wordml" xmlns:w16cex="http://schemas.microsoft.com/office/word/2018/wordml/cex" xmlns:w16cid="http://schemas.microsoft.com/office/word/2016/wordml/cid" xmlns:w16="http://schemas.microsoft.com/office/word/2018/wordml" xmlns:w16sdtdh="http://schemas.microsoft.com/office/word/2020/wordml/sdtdatahash" xmlns:w16se="http://schemas.microsoft.com/office/word/2015/wordml/symex" xmlns:wpg="http://schemas.microsoft.com/office/word/2010/wordprocessingGroup" xmlns:wpi="http://schemas.microsoft.com/office/word/2010/wordprocessingInk" xmlns:wne="http://schemas.microsoft.com/office/word/2006/wordml" xmlns:wps="http://schemas.microsoft.com/office/word/2010/wordprocessingShape" mc:Ignorable="w14 w15 w16se w16cid w16 w16cex w16sdtdh wp14">
+<w:footnotes xmlns:wpc="http://schemas.microsoft.com/office/word/2010/wordprocessingCanvas" xmlns:cx="http://schemas.microsoft.com/office/drawing/2014/chartex" xmlns:mc="http://schemas.openxmlformats.org/markup-compatibility/2006" xmlns:o="urn:schemas-microsoft-com:office:office" xmlns:r="http://schemas.openxmlformats.org/officeDocument/2006/relationships" xmlns:m="http://schemas.openxmlformats.org/officeDocument/2006/math" xmlns:v="urn:schemas-microsoft-com:vml" xmlns:wp14="http://schemas.microsoft.com/office/word/2010/wordprocessingDrawing" xmlns:wp="http://schemas.openxmlformats.org/drawingml/2006/wordprocessingDrawing" xmlns:w10="urn:schemas-microsoft-com:office:word" xmlns:w="http://schemas.openxmlformats.org/wordprocessingml/2006/main" xmlns:w14="http://schemas.microsoft.com/office/word/2010/wordml" xmlns:w15="http://schemas.microsoft.com/office/word/2012/wordml" xmlns:w16se="http://schemas.microsoft.com/office/word/2015/wordml/symex" xmlns:wpg="http://schemas.microsoft.com/office/word/2010/wordprocessingGroup" xmlns:wpi="http://schemas.microsoft.com/office/word/2010/wordprocessingInk" xmlns:wne="http://schemas.microsoft.com/office/word/2006/wordml" xmlns:wps="http://schemas.microsoft.com/office/word/2010/wordprocessingShape" mc:Ignorable="w14 w15 w16se wp14">
   <w:footnote w:type="separator" w:id="-1">
     <w:p>
       <w:r>
@@ -7395,7 +7553,7 @@
 </file>
 
 <file path=word/numbering.xml><?xml version="1.0" encoding="utf-8"?>
-<w:numbering xmlns:wpc="http://schemas.microsoft.com/office/word/2010/wordprocessingCanvas" xmlns:cx="http://schemas.microsoft.com/office/drawing/2014/chartex" xmlns:cx1="http://schemas.microsoft.com/office/drawing/2015/9/8/chartex" xmlns:cx2="http://schemas.microsoft.com/office/drawing/2015/10/21/chartex" xmlns:cx3="http://schemas.microsoft.com/office/drawing/2016/5/9/chartex" xmlns:cx4="http://schemas.microsoft.com/office/drawing/2016/5/10/chartex" xmlns:cx5="http://schemas.microsoft.com/office/drawing/2016/5/11/chartex" xmlns:cx6="http://schemas.microsoft.com/office/drawing/2016/5/12/chartex" xmlns:cx7="http://schemas.microsoft.com/office/drawing/2016/5/13/chartex" xmlns:cx8="http://schemas.microsoft.com/office/drawing/2016/5/14/chartex" xmlns:mc="http://schemas.openxmlformats.org/markup-compatibility/2006" xmlns:aink="http://schemas.microsoft.com/office/drawing/2016/ink" xmlns:am3d="http://schemas.microsoft.com/office/drawing/2017/model3d" xmlns:o="urn:schemas-microsoft-com:office:office" xmlns:r="http://schemas.openxmlformats.org/officeDocument/2006/relationships" xmlns:m="http://schemas.openxmlformats.org/officeDocument/2006/math" xmlns:v="urn:schemas-microsoft-com:vml" xmlns:wp14="http://schemas.microsoft.com/office/word/2010/wordprocessingDrawing" xmlns:wp="http://schemas.openxmlformats.org/drawingml/2006/wordprocessingDrawing" xmlns:w10="urn:schemas-microsoft-com:office:word" xmlns:w="http://schemas.openxmlformats.org/wordprocessingml/2006/main" xmlns:w14="http://schemas.microsoft.com/office/word/2010/wordml" xmlns:w15="http://schemas.microsoft.com/office/word/2012/wordml" xmlns:w16cex="http://schemas.microsoft.com/office/word/2018/wordml/cex" xmlns:w16cid="http://schemas.microsoft.com/office/word/2016/wordml/cid" xmlns:w16="http://schemas.microsoft.com/office/word/2018/wordml" xmlns:w16sdtdh="http://schemas.microsoft.com/office/word/2020/wordml/sdtdatahash" xmlns:w16se="http://schemas.microsoft.com/office/word/2015/wordml/symex" xmlns:wpg="http://schemas.microsoft.com/office/word/2010/wordprocessingGroup" xmlns:wpi="http://schemas.microsoft.com/office/word/2010/wordprocessingInk" xmlns:wne="http://schemas.microsoft.com/office/word/2006/wordml" xmlns:wps="http://schemas.microsoft.com/office/word/2010/wordprocessingShape" mc:Ignorable="w14 w15 w16se w16cid w16 w16cex w16sdtdh wp14">
+<w:numbering xmlns:wpc="http://schemas.microsoft.com/office/word/2010/wordprocessingCanvas" xmlns:cx="http://schemas.microsoft.com/office/drawing/2014/chartex" xmlns:mc="http://schemas.openxmlformats.org/markup-compatibility/2006" xmlns:o="urn:schemas-microsoft-com:office:office" xmlns:r="http://schemas.openxmlformats.org/officeDocument/2006/relationships" xmlns:m="http://schemas.openxmlformats.org/officeDocument/2006/math" xmlns:v="urn:schemas-microsoft-com:vml" xmlns:wp14="http://schemas.microsoft.com/office/word/2010/wordprocessingDrawing" xmlns:wp="http://schemas.openxmlformats.org/drawingml/2006/wordprocessingDrawing" xmlns:w10="urn:schemas-microsoft-com:office:word" xmlns:w="http://schemas.openxmlformats.org/wordprocessingml/2006/main" xmlns:w14="http://schemas.microsoft.com/office/word/2010/wordml" xmlns:w15="http://schemas.microsoft.com/office/word/2012/wordml" xmlns:w16se="http://schemas.microsoft.com/office/word/2015/wordml/symex" xmlns:wpg="http://schemas.microsoft.com/office/word/2010/wordprocessingGroup" xmlns:wpi="http://schemas.microsoft.com/office/word/2010/wordprocessingInk" xmlns:wne="http://schemas.microsoft.com/office/word/2006/wordml" xmlns:wps="http://schemas.microsoft.com/office/word/2010/wordprocessingShape" mc:Ignorable="w14 w15 w16se wp14">
   <w:abstractNum w:abstractNumId="0" w15:restartNumberingAfterBreak="0">
     <w:nsid w:val="4A211B18"/>
     <w:multiLevelType w:val="hybridMultilevel"/>
@@ -7632,7 +7790,7 @@
 </file>
 
 <file path=word/styles.xml><?xml version="1.0" encoding="utf-8"?>
-<w:styles xmlns:mc="http://schemas.openxmlformats.org/markup-compatibility/2006" xmlns:r="http://schemas.openxmlformats.org/officeDocument/2006/relationships" xmlns:w="http://schemas.openxmlformats.org/wordprocessingml/2006/main" xmlns:w14="http://schemas.microsoft.com/office/word/2010/wordml" xmlns:w15="http://schemas.microsoft.com/office/word/2012/wordml" xmlns:w16cex="http://schemas.microsoft.com/office/word/2018/wordml/cex" xmlns:w16cid="http://schemas.microsoft.com/office/word/2016/wordml/cid" xmlns:w16="http://schemas.microsoft.com/office/word/2018/wordml" xmlns:w16sdtdh="http://schemas.microsoft.com/office/word/2020/wordml/sdtdatahash" xmlns:w16se="http://schemas.microsoft.com/office/word/2015/wordml/symex" mc:Ignorable="w14 w15 w16se w16cid w16 w16cex w16sdtdh">
+<w:styles xmlns:mc="http://schemas.openxmlformats.org/markup-compatibility/2006" xmlns:r="http://schemas.openxmlformats.org/officeDocument/2006/relationships" xmlns:w="http://schemas.openxmlformats.org/wordprocessingml/2006/main" xmlns:w14="http://schemas.microsoft.com/office/word/2010/wordml" xmlns:w15="http://schemas.microsoft.com/office/word/2012/wordml" xmlns:w16se="http://schemas.microsoft.com/office/word/2015/wordml/symex" mc:Ignorable="w14 w15 w16se">
   <w:docDefaults>
     <w:rPrDefault>
       <w:rPr>
@@ -7642,7 +7800,7 @@
     </w:rPrDefault>
     <w:pPrDefault/>
   </w:docDefaults>
-  <w:latentStyles w:defLockedState="0" w:defUIPriority="99" w:defSemiHidden="0" w:defUnhideWhenUsed="0" w:defQFormat="0" w:count="376">
+  <w:latentStyles w:defLockedState="0" w:defUIPriority="99" w:defSemiHidden="0" w:defUnhideWhenUsed="0" w:defQFormat="0" w:count="371">
     <w:lsdException w:name="Normal" w:locked="1" w:uiPriority="0" w:qFormat="1"/>
     <w:lsdException w:name="heading 1" w:locked="1" w:uiPriority="0" w:qFormat="1"/>
     <w:lsdException w:name="heading 2" w:locked="1" w:semiHidden="1" w:uiPriority="0" w:unhideWhenUsed="1" w:qFormat="1"/>
@@ -8014,11 +8172,6 @@
     <w:lsdException w:name="List Table 5 Dark Accent 6" w:uiPriority="50"/>
     <w:lsdException w:name="List Table 6 Colorful Accent 6" w:uiPriority="51"/>
     <w:lsdException w:name="List Table 7 Colorful Accent 6" w:uiPriority="52"/>
-    <w:lsdException w:name="Mention" w:semiHidden="1" w:unhideWhenUsed="1"/>
-    <w:lsdException w:name="Smart Hyperlink" w:semiHidden="1" w:unhideWhenUsed="1"/>
-    <w:lsdException w:name="Hashtag" w:semiHidden="1" w:unhideWhenUsed="1"/>
-    <w:lsdException w:name="Unresolved Mention" w:semiHidden="1" w:unhideWhenUsed="1"/>
-    <w:lsdException w:name="Smart Link" w:semiHidden="1" w:unhideWhenUsed="1"/>
   </w:latentStyles>
   <w:style w:type="paragraph" w:default="1" w:styleId="a">
     <w:name w:val="Normal"/>
@@ -8471,7 +8624,7 @@
 </file>
 
 <file path=customXml/itemProps1.xml><?xml version="1.0" encoding="utf-8"?>
-<ds:datastoreItem xmlns:ds="http://schemas.openxmlformats.org/officeDocument/2006/customXml" ds:itemID="{159E00D5-B735-4FB9-82AA-BCDEF00E42AB}">
+<ds:datastoreItem xmlns:ds="http://schemas.openxmlformats.org/officeDocument/2006/customXml" ds:itemID="{0FFA8FA1-71E4-4EC2-9B12-DF6F05D872A8}">
   <ds:schemaRefs>
     <ds:schemaRef ds:uri="http://schemas.openxmlformats.org/officeDocument/2006/bibliography"/>
   </ds:schemaRefs>

--- a/templates_docs/template.docx
+++ b/templates_docs/template.docx
@@ -5789,7 +5789,7 @@
               </wp:inline>
             </w:drawing>
           </mc:Choice>
-          <mc:Fallback xmlns:w16sdtdh="http://schemas.microsoft.com/office/word/2020/wordml/sdtdatahash" xmlns:w16="http://schemas.microsoft.com/office/word/2018/wordml" xmlns:w16cid="http://schemas.microsoft.com/office/word/2016/wordml/cid" xmlns:w16cex="http://schemas.microsoft.com/office/word/2018/wordml/cex" xmlns:am3d="http://schemas.microsoft.com/office/drawing/2017/model3d" xmlns:aink="http://schemas.microsoft.com/office/drawing/2016/ink" xmlns:cx8="http://schemas.microsoft.com/office/drawing/2016/5/14/chartex" xmlns:cx7="http://schemas.microsoft.com/office/drawing/2016/5/13/chartex" xmlns:cx6="http://schemas.microsoft.com/office/drawing/2016/5/12/chartex" xmlns:cx5="http://schemas.microsoft.com/office/drawing/2016/5/11/chartex" xmlns:cx4="http://schemas.microsoft.com/office/drawing/2016/5/10/chartex" xmlns:cx3="http://schemas.microsoft.com/office/drawing/2016/5/9/chartex" xmlns:cx2="http://schemas.microsoft.com/office/drawing/2015/10/21/chartex" xmlns:cx1="http://schemas.microsoft.com/office/drawing/2015/9/8/chartex">
+          <mc:Fallback xmlns:cx1="http://schemas.microsoft.com/office/drawing/2015/9/8/chartex" xmlns:cx2="http://schemas.microsoft.com/office/drawing/2015/10/21/chartex" xmlns:cx3="http://schemas.microsoft.com/office/drawing/2016/5/9/chartex" xmlns:cx4="http://schemas.microsoft.com/office/drawing/2016/5/10/chartex" xmlns:cx5="http://schemas.microsoft.com/office/drawing/2016/5/11/chartex" xmlns:cx6="http://schemas.microsoft.com/office/drawing/2016/5/12/chartex" xmlns:cx7="http://schemas.microsoft.com/office/drawing/2016/5/13/chartex" xmlns:cx8="http://schemas.microsoft.com/office/drawing/2016/5/14/chartex" xmlns:aink="http://schemas.microsoft.com/office/drawing/2016/ink" xmlns:am3d="http://schemas.microsoft.com/office/drawing/2017/model3d" xmlns:w16cex="http://schemas.microsoft.com/office/word/2018/wordml/cex" xmlns:w16cid="http://schemas.microsoft.com/office/word/2016/wordml/cid" xmlns:w16="http://schemas.microsoft.com/office/word/2018/wordml" xmlns:w16sdtdh="http://schemas.microsoft.com/office/word/2020/wordml/sdtdatahash">
             <w:pict>
               <v:group w14:anchorId="7F1BC1DC" id="Полотно 2" o:spid="_x0000_s1026" editas="canvas" style="width:521.4pt;height:1in;mso-position-horizontal-relative:char;mso-position-vertical-relative:line" coordsize="66217,9144" o:gfxdata="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">
                 <v:shapetype id="_x0000_t75" coordsize="21600,21600" o:spt="75" o:preferrelative="t" path="m@4@5l@4@11@9@11@9@5xe" filled="f" stroked="f">
@@ -5903,33 +5903,12 @@
     </w:p>
     <w:p>
       <w:pPr>
-        <w:rPr>
-          <w:rFonts w:ascii="Trebuchet MS" w:hAnsi="Trebuchet MS"/>
-        </w:rPr>
-      </w:pPr>
-    </w:p>
-    <w:p>
-      <w:pPr>
         <w:tabs>
           <w:tab w:val="left" w:pos="9103"/>
         </w:tabs>
         <w:rPr>
           <w:lang w:val="en-US"/>
         </w:rPr>
-      </w:pPr>
-    </w:p>
-    <w:p>
-      <w:pPr>
-        <w:tabs>
-          <w:tab w:val="left" w:pos="9103"/>
-        </w:tabs>
-      </w:pPr>
-    </w:p>
-    <w:p>
-      <w:pPr>
-        <w:tabs>
-          <w:tab w:val="left" w:pos="9103"/>
-        </w:tabs>
       </w:pPr>
     </w:p>
     <w:p>
@@ -5949,123 +5928,92 @@
         <w:ind w:firstLine="567"/>
         <w:jc w:val="both"/>
       </w:pPr>
-      <w:r>
-        <w:t xml:space="preserve">  </w:t>
-      </w:r>
     </w:p>
-    <w:p>
-      <w:pPr>
-        <w:tabs>
-          <w:tab w:val="left" w:pos="1134"/>
-        </w:tabs>
-        <w:kinsoku w:val="0"/>
-        <w:overflowPunct w:val="0"/>
-        <w:ind w:firstLine="567"/>
-        <w:jc w:val="both"/>
-      </w:pPr>
-      <w:proofErr w:type="gramStart"/>
-      <w:r>
-        <w:t xml:space="preserve">{{ </w:t>
-      </w:r>
-      <w:proofErr w:type="spellStart"/>
-      <w:r>
-        <w:t>date</w:t>
-      </w:r>
-      <w:proofErr w:type="spellEnd"/>
-      <w:proofErr w:type="gramEnd"/>
-      <w:r>
-        <w:t xml:space="preserve"> }}</w:t>
-      </w:r>
-      <w:r>
-        <w:t xml:space="preserve"> №</w:t>
-      </w:r>
-      <w:r>
-        <w:t xml:space="preserve">{{ </w:t>
-      </w:r>
-      <w:proofErr w:type="spellStart"/>
-      <w:r>
-        <w:t>tender_number</w:t>
-      </w:r>
-      <w:proofErr w:type="spellEnd"/>
-      <w:r>
-        <w:t xml:space="preserve"> }}</w:t>
-      </w:r>
-      <w:r>
-        <w:t xml:space="preserve">                                                                              </w:t>
-      </w:r>
-      <w:r>
-        <w:t xml:space="preserve">{{ </w:t>
-      </w:r>
-      <w:proofErr w:type="spellStart"/>
-      <w:r>
-        <w:t>company</w:t>
-      </w:r>
-      <w:proofErr w:type="spellEnd"/>
-      <w:r>
-        <w:t xml:space="preserve"> }}</w:t>
-      </w:r>
-    </w:p>
-    <w:p>
-      <w:pPr>
-        <w:tabs>
-          <w:tab w:val="left" w:pos="1134"/>
-        </w:tabs>
-        <w:kinsoku w:val="0"/>
-        <w:overflowPunct w:val="0"/>
-        <w:ind w:firstLine="567"/>
-        <w:jc w:val="both"/>
-      </w:pPr>
-    </w:p>
-    <w:p>
-      <w:pPr>
-        <w:tabs>
-          <w:tab w:val="left" w:pos="1134"/>
-        </w:tabs>
-        <w:kinsoku w:val="0"/>
-        <w:overflowPunct w:val="0"/>
-        <w:ind w:firstLine="567"/>
-        <w:jc w:val="both"/>
-      </w:pPr>
-      <w:r>
-        <w:t>КОММЕРЧЕСКОЕ ПРЕДЛОЖЕНИЕ</w:t>
-      </w:r>
-    </w:p>
-    <w:p>
-      <w:pPr>
-        <w:tabs>
-          <w:tab w:val="left" w:pos="1134"/>
-        </w:tabs>
-        <w:kinsoku w:val="0"/>
-        <w:overflowPunct w:val="0"/>
-        <w:ind w:firstLine="567"/>
-        <w:jc w:val="both"/>
-      </w:pPr>
-      <w:r>
-        <w:t xml:space="preserve">Открытая процедура на закупку </w:t>
-      </w:r>
-      <w:proofErr w:type="gramStart"/>
-      <w:r>
-        <w:t>№</w:t>
-      </w:r>
-      <w:r>
-        <w:t>{</w:t>
-      </w:r>
-      <w:proofErr w:type="gramEnd"/>
-      <w:r>
-        <w:t xml:space="preserve">{ </w:t>
-      </w:r>
-      <w:proofErr w:type="spellStart"/>
-      <w:r>
-        <w:t>tender_number</w:t>
-      </w:r>
-      <w:proofErr w:type="spellEnd"/>
-      <w:r>
-        <w:t xml:space="preserve"> }}</w:t>
-      </w:r>
-      <w:r>
-        <w:t xml:space="preserve"> </w:t>
-      </w:r>
-    </w:p>
+    <w:tbl>
+      <w:tblPr>
+        <w:tblStyle w:val="aa"/>
+        <w:tblW w:w="0" w:type="auto"/>
+        <w:tblBorders>
+          <w:top w:val="none" w:sz="0" w:space="0" w:color="auto"/>
+          <w:left w:val="none" w:sz="0" w:space="0" w:color="auto"/>
+          <w:bottom w:val="none" w:sz="0" w:space="0" w:color="auto"/>
+          <w:right w:val="none" w:sz="0" w:space="0" w:color="auto"/>
+          <w:insideH w:val="none" w:sz="0" w:space="0" w:color="auto"/>
+          <w:insideV w:val="none" w:sz="0" w:space="0" w:color="auto"/>
+        </w:tblBorders>
+        <w:tblLook w:val="04A0" w:firstRow="1" w:lastRow="0" w:firstColumn="1" w:lastColumn="0" w:noHBand="0" w:noVBand="1"/>
+      </w:tblPr>
+      <w:tblGrid>
+        <w:gridCol w:w="4531"/>
+        <w:gridCol w:w="6079"/>
+      </w:tblGrid>
+      <w:tr>
+        <w:tc>
+          <w:tcPr>
+            <w:tcW w:w="4531" w:type="dxa"/>
+          </w:tcPr>
+          <w:p>
+            <w:pPr>
+              <w:tabs>
+                <w:tab w:val="left" w:pos="9103"/>
+              </w:tabs>
+            </w:pPr>
+            <w:r>
+              <w:t xml:space="preserve">{{ </w:t>
+            </w:r>
+            <w:proofErr w:type="spellStart"/>
+            <w:r>
+              <w:t>date</w:t>
+            </w:r>
+            <w:proofErr w:type="spellEnd"/>
+            <w:r>
+              <w:t xml:space="preserve"> }}</w:t>
+            </w:r>
+            <w:r>
+              <w:t xml:space="preserve"> №</w:t>
+            </w:r>
+            <w:r>
+              <w:t xml:space="preserve">{{ </w:t>
+            </w:r>
+            <w:proofErr w:type="spellStart"/>
+            <w:r>
+              <w:t>tender_number</w:t>
+            </w:r>
+            <w:proofErr w:type="spellEnd"/>
+            <w:r>
+              <w:t xml:space="preserve"> }}</w:t>
+            </w:r>
+            <w:r>
+              <w:t xml:space="preserve">   </w:t>
+            </w:r>
+          </w:p>
+        </w:tc>
+        <w:tc>
+          <w:tcPr>
+            <w:tcW w:w="6079" w:type="dxa"/>
+          </w:tcPr>
+          <w:p>
+            <w:pPr>
+              <w:tabs>
+                <w:tab w:val="left" w:pos="9103"/>
+              </w:tabs>
+              <w:jc w:val="right"/>
+            </w:pPr>
+            <w:r>
+              <w:t xml:space="preserve">{{ </w:t>
+            </w:r>
+            <w:proofErr w:type="spellStart"/>
+            <w:r>
+              <w:t>company</w:t>
+            </w:r>
+            <w:proofErr w:type="spellEnd"/>
+            <w:r>
+              <w:t xml:space="preserve"> }}</w:t>
+            </w:r>
+          </w:p>
+        </w:tc>
+      </w:tr>
+    </w:tbl>
     <w:p>
       <w:pPr>
         <w:tabs>
@@ -6099,58 +6047,7 @@
         <w:jc w:val="both"/>
       </w:pPr>
       <w:r>
-        <w:t xml:space="preserve">Сообщаю Вам о готовности </w:t>
-      </w:r>
-      <w:r>
-        <w:t xml:space="preserve">произвести поставку Товара по запросу коммерческих предложений </w:t>
-      </w:r>
-      <w:proofErr w:type="gramStart"/>
-      <w:r>
-        <w:t>№</w:t>
-      </w:r>
-      <w:r>
-        <w:t>{</w:t>
-      </w:r>
-      <w:proofErr w:type="gramEnd"/>
-      <w:r>
-        <w:t xml:space="preserve">{ </w:t>
-      </w:r>
-      <w:proofErr w:type="spellStart"/>
-      <w:r>
-        <w:t>tender_number</w:t>
-      </w:r>
-      <w:proofErr w:type="spellEnd"/>
-      <w:r>
-        <w:t xml:space="preserve"> }}</w:t>
-      </w:r>
-      <w:r>
-        <w:t xml:space="preserve">, размещенного на ЭТП </w:t>
-      </w:r>
-      <w:r>
-        <w:t xml:space="preserve">B2B-Center </w:t>
-      </w:r>
-      <w:r>
-        <w:t>в</w:t>
-      </w:r>
-      <w:r>
-        <w:t xml:space="preserve"> адрес склада покупателя </w:t>
-      </w:r>
-      <w:r>
-        <w:t xml:space="preserve">{{ </w:t>
-      </w:r>
-      <w:proofErr w:type="spellStart"/>
-      <w:r>
-        <w:t>delivery_address</w:t>
-      </w:r>
-      <w:proofErr w:type="spellEnd"/>
-      <w:r>
-        <w:t xml:space="preserve"> }}</w:t>
-      </w:r>
-      <w:r>
-        <w:t xml:space="preserve"> </w:t>
-      </w:r>
-      <w:r>
-        <w:t>на следующих условиях:</w:t>
+        <w:t>КОММЕРЧЕСКОЕ ПРЕДЛОЖЕНИЕ</w:t>
       </w:r>
     </w:p>
     <w:p>
@@ -6163,6 +6060,104 @@
         <w:ind w:firstLine="567"/>
         <w:jc w:val="both"/>
       </w:pPr>
+      <w:r>
+        <w:t xml:space="preserve">Открытая процедура на закупку </w:t>
+      </w:r>
+      <w:proofErr w:type="gramStart"/>
+      <w:r>
+        <w:t>№</w:t>
+      </w:r>
+      <w:r>
+        <w:t>{</w:t>
+      </w:r>
+      <w:proofErr w:type="gramEnd"/>
+      <w:r>
+        <w:t xml:space="preserve">{ </w:t>
+      </w:r>
+      <w:proofErr w:type="spellStart"/>
+      <w:r>
+        <w:t>tender_number</w:t>
+      </w:r>
+      <w:proofErr w:type="spellEnd"/>
+      <w:r>
+        <w:t xml:space="preserve"> }}</w:t>
+      </w:r>
+      <w:r>
+        <w:t xml:space="preserve"> </w:t>
+      </w:r>
+    </w:p>
+    <w:p>
+      <w:pPr>
+        <w:tabs>
+          <w:tab w:val="left" w:pos="1134"/>
+        </w:tabs>
+        <w:kinsoku w:val="0"/>
+        <w:overflowPunct w:val="0"/>
+        <w:ind w:firstLine="567"/>
+        <w:jc w:val="both"/>
+      </w:pPr>
+    </w:p>
+    <w:p>
+      <w:pPr>
+        <w:tabs>
+          <w:tab w:val="left" w:pos="1134"/>
+        </w:tabs>
+        <w:kinsoku w:val="0"/>
+        <w:overflowPunct w:val="0"/>
+        <w:ind w:firstLine="567"/>
+        <w:jc w:val="both"/>
+      </w:pPr>
+      <w:r>
+        <w:t xml:space="preserve">Сообщаю Вам о готовности </w:t>
+      </w:r>
+      <w:r>
+        <w:t xml:space="preserve">произвести поставку Товара по запросу коммерческих предложений </w:t>
+      </w:r>
+      <w:proofErr w:type="gramStart"/>
+      <w:r>
+        <w:t>№</w:t>
+      </w:r>
+      <w:r>
+        <w:t>{</w:t>
+      </w:r>
+      <w:proofErr w:type="gramEnd"/>
+      <w:r>
+        <w:t xml:space="preserve">{ </w:t>
+      </w:r>
+      <w:proofErr w:type="spellStart"/>
+      <w:r>
+        <w:t>tender_number</w:t>
+      </w:r>
+      <w:proofErr w:type="spellEnd"/>
+      <w:r>
+        <w:t xml:space="preserve"> }}</w:t>
+      </w:r>
+      <w:r>
+        <w:t xml:space="preserve">, </w:t>
+      </w:r>
+      <w:r>
+        <w:t>в</w:t>
+      </w:r>
+      <w:r>
+        <w:t xml:space="preserve"> адрес склада покупателя </w:t>
+      </w:r>
+      <w:r>
+        <w:t xml:space="preserve">{{ </w:t>
+      </w:r>
+      <w:proofErr w:type="spellStart"/>
+      <w:r>
+        <w:t>delivery_address</w:t>
+      </w:r>
+      <w:proofErr w:type="spellEnd"/>
+      <w:r>
+        <w:t xml:space="preserve"> }}</w:t>
+      </w:r>
+      <w:r>
+        <w:t xml:space="preserve"> </w:t>
+      </w:r>
+      <w:r>
+        <w:t>на следующих условиях:</w:t>
+      </w:r>
     </w:p>
     <w:tbl>
       <w:tblPr>
@@ -6182,7 +6177,7 @@
       <w:tr>
         <w:tc>
           <w:tcPr>
-            <w:tcW w:w="2074" w:type="dxa"/>
+            <w:tcW w:w="1971" w:type="dxa"/>
           </w:tcPr>
           <w:p>
             <w:pPr>
@@ -6200,7 +6195,7 @@
         </w:tc>
         <w:tc>
           <w:tcPr>
-            <w:tcW w:w="1723" w:type="dxa"/>
+            <w:tcW w:w="1590" w:type="dxa"/>
           </w:tcPr>
           <w:p>
             <w:pPr>
@@ -6227,7 +6222,7 @@
         </w:tc>
         <w:tc>
           <w:tcPr>
-            <w:tcW w:w="2152" w:type="dxa"/>
+            <w:tcW w:w="2036" w:type="dxa"/>
           </w:tcPr>
           <w:p>
             <w:pPr>
@@ -6245,7 +6240,7 @@
         </w:tc>
         <w:tc>
           <w:tcPr>
-            <w:tcW w:w="733" w:type="dxa"/>
+            <w:tcW w:w="701" w:type="dxa"/>
           </w:tcPr>
           <w:p>
             <w:pPr>
@@ -6284,7 +6279,7 @@
         </w:tc>
         <w:tc>
           <w:tcPr>
-            <w:tcW w:w="1580" w:type="dxa"/>
+            <w:tcW w:w="1453" w:type="dxa"/>
           </w:tcPr>
           <w:p>
             <w:pPr>
@@ -6302,7 +6297,7 @@
         </w:tc>
         <w:tc>
           <w:tcPr>
-            <w:tcW w:w="1345" w:type="dxa"/>
+            <w:tcW w:w="1856" w:type="dxa"/>
           </w:tcPr>
           <w:p>
             <w:pPr>
@@ -6322,7 +6317,7 @@
       <w:tr>
         <w:tc>
           <w:tcPr>
-            <w:tcW w:w="2074" w:type="dxa"/>
+            <w:tcW w:w="1971" w:type="dxa"/>
           </w:tcPr>
           <w:p>
             <w:pPr>
@@ -6340,7 +6335,7 @@
         </w:tc>
         <w:tc>
           <w:tcPr>
-            <w:tcW w:w="1723" w:type="dxa"/>
+            <w:tcW w:w="1590" w:type="dxa"/>
           </w:tcPr>
           <w:p>
             <w:pPr>
@@ -6358,7 +6353,7 @@
         </w:tc>
         <w:tc>
           <w:tcPr>
-            <w:tcW w:w="2152" w:type="dxa"/>
+            <w:tcW w:w="2036" w:type="dxa"/>
           </w:tcPr>
           <w:p>
             <w:pPr>
@@ -6376,7 +6371,7 @@
         </w:tc>
         <w:tc>
           <w:tcPr>
-            <w:tcW w:w="733" w:type="dxa"/>
+            <w:tcW w:w="701" w:type="dxa"/>
           </w:tcPr>
           <w:p>
             <w:pPr>
@@ -6412,7 +6407,7 @@
         </w:tc>
         <w:tc>
           <w:tcPr>
-            <w:tcW w:w="1580" w:type="dxa"/>
+            <w:tcW w:w="1453" w:type="dxa"/>
           </w:tcPr>
           <w:p>
             <w:pPr>
@@ -6430,7 +6425,7 @@
         </w:tc>
         <w:tc>
           <w:tcPr>
-            <w:tcW w:w="1345" w:type="dxa"/>
+            <w:tcW w:w="1856" w:type="dxa"/>
           </w:tcPr>
           <w:p>
             <w:pPr>
@@ -6450,7 +6445,7 @@
       <w:tr>
         <w:tc>
           <w:tcPr>
-            <w:tcW w:w="2074" w:type="dxa"/>
+            <w:tcW w:w="1971" w:type="dxa"/>
           </w:tcPr>
           <w:p>
             <w:pPr>
@@ -6476,7 +6471,7 @@
         </w:tc>
         <w:tc>
           <w:tcPr>
-            <w:tcW w:w="1723" w:type="dxa"/>
+            <w:tcW w:w="1590" w:type="dxa"/>
           </w:tcPr>
           <w:p>
             <w:pPr>
@@ -6495,7 +6490,7 @@
         </w:tc>
         <w:tc>
           <w:tcPr>
-            <w:tcW w:w="2152" w:type="dxa"/>
+            <w:tcW w:w="2036" w:type="dxa"/>
           </w:tcPr>
           <w:p>
             <w:pPr>
@@ -6521,7 +6516,7 @@
         </w:tc>
         <w:tc>
           <w:tcPr>
-            <w:tcW w:w="733" w:type="dxa"/>
+            <w:tcW w:w="701" w:type="dxa"/>
           </w:tcPr>
           <w:p>
             <w:pPr>
@@ -6565,7 +6560,7 @@
         </w:tc>
         <w:tc>
           <w:tcPr>
-            <w:tcW w:w="1580" w:type="dxa"/>
+            <w:tcW w:w="1453" w:type="dxa"/>
           </w:tcPr>
           <w:p>
             <w:pPr>
@@ -6578,6 +6573,9 @@
             </w:pPr>
             <w:r>
               <w:t xml:space="preserve"> </w:t>
+            </w:r>
+            <w:r>
+              <w:t>¥</w:t>
             </w:r>
             <w:r>
               <w:t xml:space="preserve">{{ </w:t>
@@ -6594,7 +6592,7 @@
         </w:tc>
         <w:tc>
           <w:tcPr>
-            <w:tcW w:w="1345" w:type="dxa"/>
+            <w:tcW w:w="1856" w:type="dxa"/>
           </w:tcPr>
           <w:p>
             <w:pPr>
@@ -6605,6 +6603,9 @@
               <w:overflowPunct w:val="0"/>
               <w:jc w:val="both"/>
             </w:pPr>
+            <w:r>
+              <w:t>¥</w:t>
+            </w:r>
             <w:r>
               <w:t xml:space="preserve">{{ </w:t>
             </w:r>
@@ -6622,9 +6623,8 @@
       <w:tr>
         <w:tc>
           <w:tcPr>
-            <w:tcW w:w="7685" w:type="dxa"/>
+            <w:tcW w:w="7301" w:type="dxa"/>
             <w:gridSpan w:val="5"/>
-            <w:vMerge w:val="restart"/>
             <w:tcBorders>
               <w:left w:val="nil"/>
               <w:bottom w:val="nil"/>
@@ -6643,7 +6643,7 @@
         </w:tc>
         <w:tc>
           <w:tcPr>
-            <w:tcW w:w="1580" w:type="dxa"/>
+            <w:tcW w:w="1453" w:type="dxa"/>
           </w:tcPr>
           <w:p>
             <w:pPr>
@@ -6661,7 +6661,7 @@
         </w:tc>
         <w:tc>
           <w:tcPr>
-            <w:tcW w:w="1345" w:type="dxa"/>
+            <w:tcW w:w="1856" w:type="dxa"/>
           </w:tcPr>
           <w:p>
             <w:pPr>
@@ -6676,78 +6676,14 @@
               </w:rPr>
             </w:pPr>
             <w:r>
+              <w:t>¥</w:t>
+            </w:r>
+            <w:r>
               <w:t xml:space="preserve">{{ </w:t>
             </w:r>
             <w:proofErr w:type="spellStart"/>
             <w:r>
               <w:t>general_prise</w:t>
-            </w:r>
-            <w:proofErr w:type="spellEnd"/>
-            <w:r>
-              <w:t xml:space="preserve"> }}</w:t>
-            </w:r>
-          </w:p>
-        </w:tc>
-      </w:tr>
-      <w:tr>
-        <w:tc>
-          <w:tcPr>
-            <w:tcW w:w="7685" w:type="dxa"/>
-            <w:gridSpan w:val="5"/>
-            <w:vMerge/>
-            <w:tcBorders>
-              <w:left w:val="nil"/>
-              <w:bottom w:val="nil"/>
-            </w:tcBorders>
-          </w:tcPr>
-          <w:p>
-            <w:pPr>
-              <w:tabs>
-                <w:tab w:val="left" w:pos="1134"/>
-              </w:tabs>
-              <w:kinsoku w:val="0"/>
-              <w:overflowPunct w:val="0"/>
-              <w:jc w:val="both"/>
-            </w:pPr>
-          </w:p>
-        </w:tc>
-        <w:tc>
-          <w:tcPr>
-            <w:tcW w:w="1580" w:type="dxa"/>
-          </w:tcPr>
-          <w:p>
-            <w:pPr>
-              <w:tabs>
-                <w:tab w:val="left" w:pos="1134"/>
-              </w:tabs>
-              <w:kinsoku w:val="0"/>
-              <w:overflowPunct w:val="0"/>
-              <w:jc w:val="both"/>
-            </w:pPr>
-            <w:r>
-              <w:t>ИТОГО с НДС</w:t>
-            </w:r>
-          </w:p>
-        </w:tc>
-        <w:tc>
-          <w:tcPr>
-            <w:tcW w:w="1345" w:type="dxa"/>
-          </w:tcPr>
-          <w:p>
-            <w:pPr>
-              <w:tabs>
-                <w:tab w:val="left" w:pos="1134"/>
-              </w:tabs>
-              <w:kinsoku w:val="0"/>
-              <w:overflowPunct w:val="0"/>
-              <w:jc w:val="both"/>
-            </w:pPr>
-            <w:r>
-              <w:t xml:space="preserve">{{ </w:t>
-            </w:r>
-            <w:proofErr w:type="spellStart"/>
-            <w:r>
-              <w:t>final_price_NDS</w:t>
             </w:r>
             <w:proofErr w:type="spellEnd"/>
             <w:r>
@@ -6797,6 +6733,40 @@
         <w:ind w:firstLine="567"/>
         <w:jc w:val="both"/>
       </w:pPr>
+      <w:r>
+        <w:t>2</w:t>
+      </w:r>
+      <w:r>
+        <w:t xml:space="preserve">. </w:t>
+      </w:r>
+      <w:r>
+        <w:rPr>
+          <w:b/>
+        </w:rPr>
+        <w:t>Базис поставки:</w:t>
+      </w:r>
+      <w:r>
+        <w:t xml:space="preserve"> </w:t>
+      </w:r>
+      <w:proofErr w:type="gramStart"/>
+      <w:r>
+        <w:t xml:space="preserve">{{ </w:t>
+      </w:r>
+      <w:proofErr w:type="spellStart"/>
+      <w:r>
+        <w:t>delivery</w:t>
+      </w:r>
+      <w:proofErr w:type="gramEnd"/>
+      <w:r>
+        <w:t>_address</w:t>
+      </w:r>
+      <w:proofErr w:type="spellEnd"/>
+      <w:r>
+        <w:t xml:space="preserve"> }}</w:t>
+      </w:r>
+      <w:r>
+        <w:t>.</w:t>
+      </w:r>
     </w:p>
     <w:p>
       <w:pPr>
@@ -6809,7 +6779,7 @@
         <w:jc w:val="both"/>
       </w:pPr>
       <w:r>
-        <w:t>2</w:t>
+        <w:t>3</w:t>
       </w:r>
       <w:r>
         <w:t xml:space="preserve">. </w:t>
@@ -6818,11 +6788,90 @@
         <w:rPr>
           <w:b/>
         </w:rPr>
-        <w:t>Базис поставки:</w:t>
+        <w:t>Условия оплаты:</w:t>
       </w:r>
       <w:r>
         <w:t xml:space="preserve"> </w:t>
       </w:r>
+      <w:r>
+        <w:t>100</w:t>
+      </w:r>
+      <w:r>
+        <w:t xml:space="preserve">% </w:t>
+      </w:r>
+      <w:r>
+        <w:t>в течение 3</w:t>
+      </w:r>
+      <w:r>
+        <w:t>0</w:t>
+      </w:r>
+      <w:r>
+        <w:t xml:space="preserve"> </w:t>
+      </w:r>
+      <w:r>
+        <w:t>календарных дней от даты поставки</w:t>
+      </w:r>
+      <w:r>
+        <w:t xml:space="preserve">. </w:t>
+      </w:r>
+    </w:p>
+    <w:p>
+      <w:pPr>
+        <w:tabs>
+          <w:tab w:val="left" w:pos="1134"/>
+        </w:tabs>
+        <w:kinsoku w:val="0"/>
+        <w:overflowPunct w:val="0"/>
+        <w:ind w:firstLine="567"/>
+        <w:jc w:val="both"/>
+      </w:pPr>
+      <w:r>
+        <w:t>4</w:t>
+      </w:r>
+      <w:r>
+        <w:t xml:space="preserve">. </w:t>
+      </w:r>
+      <w:r>
+        <w:rPr>
+          <w:b/>
+        </w:rPr>
+        <w:t xml:space="preserve">Оплата </w:t>
+      </w:r>
+      <w:r>
+        <w:t>в рублях по курсу ЦБ РФ</w:t>
+      </w:r>
+      <w:r>
+        <w:t xml:space="preserve"> на день оплаты</w:t>
+      </w:r>
+      <w:r>
+        <w:t>, но не ниже курса на дату подписания спецификации.</w:t>
+      </w:r>
+    </w:p>
+    <w:p>
+      <w:pPr>
+        <w:tabs>
+          <w:tab w:val="left" w:pos="1134"/>
+        </w:tabs>
+        <w:kinsoku w:val="0"/>
+        <w:overflowPunct w:val="0"/>
+        <w:ind w:firstLine="567"/>
+        <w:jc w:val="both"/>
+      </w:pPr>
+      <w:r>
+        <w:t>5</w:t>
+      </w:r>
+      <w:r>
+        <w:t xml:space="preserve">. </w:t>
+      </w:r>
+      <w:r>
+        <w:rPr>
+          <w:b/>
+        </w:rPr>
+        <w:t>Срок поставки:</w:t>
+      </w:r>
+      <w:r>
+        <w:t xml:space="preserve"> </w:t>
+      </w:r>
       <w:proofErr w:type="gramStart"/>
       <w:r>
         <w:t xml:space="preserve">{{ </w:t>
@@ -6833,14 +6882,94 @@
       </w:r>
       <w:proofErr w:type="gramEnd"/>
       <w:r>
-        <w:t>_address</w:t>
+        <w:t>_time</w:t>
       </w:r>
       <w:proofErr w:type="spellEnd"/>
       <w:r>
         <w:t xml:space="preserve"> }}</w:t>
       </w:r>
       <w:r>
-        <w:t>.</w:t>
+        <w:t xml:space="preserve"> </w:t>
+      </w:r>
+      <w:r>
+        <w:t xml:space="preserve">календарных дней с даты подписания спецификации последней </w:t>
+      </w:r>
+      <w:bookmarkStart w:id="0" w:name="_GoBack"/>
+      <w:bookmarkEnd w:id="0"/>
+      <w:r>
+        <w:t>стороной.</w:t>
+      </w:r>
+    </w:p>
+    <w:p>
+      <w:pPr>
+        <w:tabs>
+          <w:tab w:val="left" w:pos="1134"/>
+        </w:tabs>
+        <w:kinsoku w:val="0"/>
+        <w:overflowPunct w:val="0"/>
+        <w:ind w:firstLine="567"/>
+        <w:jc w:val="both"/>
+      </w:pPr>
+      <w:r>
+        <w:t>6</w:t>
+      </w:r>
+      <w:r>
+        <w:t xml:space="preserve">. </w:t>
+      </w:r>
+      <w:r>
+        <w:rPr>
+          <w:b/>
+        </w:rPr>
+        <w:t>Паспорт</w:t>
+      </w:r>
+      <w:r>
+        <w:t xml:space="preserve"> качества продукции предоставляется на все заказанные детали вместе с </w:t>
+      </w:r>
+    </w:p>
+    <w:p>
+      <w:pPr>
+        <w:tabs>
+          <w:tab w:val="left" w:pos="1134"/>
+        </w:tabs>
+        <w:kinsoku w:val="0"/>
+        <w:overflowPunct w:val="0"/>
+        <w:ind w:firstLine="567"/>
+        <w:jc w:val="both"/>
+      </w:pPr>
+      <w:r>
+        <w:t>товаром.</w:t>
+      </w:r>
+    </w:p>
+    <w:p>
+      <w:pPr>
+        <w:tabs>
+          <w:tab w:val="left" w:pos="1134"/>
+        </w:tabs>
+        <w:kinsoku w:val="0"/>
+        <w:overflowPunct w:val="0"/>
+        <w:ind w:firstLine="567"/>
+        <w:jc w:val="both"/>
+      </w:pPr>
+      <w:r>
+        <w:t>7</w:t>
+      </w:r>
+      <w:r>
+        <w:t xml:space="preserve">. </w:t>
+      </w:r>
+      <w:r>
+        <w:rPr>
+          <w:b/>
+        </w:rPr>
+        <w:t>Срок действия</w:t>
+      </w:r>
+      <w:r>
+        <w:t xml:space="preserve"> </w:t>
+      </w:r>
+      <w:r>
+        <w:t>данного предложения составляет 3</w:t>
+      </w:r>
+      <w:r>
+        <w:t>0 календарных дней.</w:t>
       </w:r>
     </w:p>
     <w:p>
@@ -6865,40 +6994,10 @@
         <w:jc w:val="both"/>
       </w:pPr>
       <w:r>
-        <w:t>3</w:t>
-      </w:r>
-      <w:r>
-        <w:t xml:space="preserve">. </w:t>
-      </w:r>
-      <w:r>
-        <w:rPr>
-          <w:b/>
-        </w:rPr>
-        <w:t>Условия оплаты:</w:t>
-      </w:r>
-      <w:r>
-        <w:t xml:space="preserve"> </w:t>
-      </w:r>
-      <w:r>
-        <w:t>100</w:t>
-      </w:r>
-      <w:r>
-        <w:t xml:space="preserve">% </w:t>
-      </w:r>
-      <w:r>
-        <w:t>в течение 3</w:t>
-      </w:r>
-      <w:r>
-        <w:t>0</w:t>
-      </w:r>
-      <w:r>
-        <w:t xml:space="preserve"> </w:t>
-      </w:r>
-      <w:r>
-        <w:t>календарных дней от даты поставки</w:t>
-      </w:r>
-      <w:r>
-        <w:t xml:space="preserve">. </w:t>
+        <w:t>Гарантийный срок эксплуатации изделия - 12 меся</w:t>
+      </w:r>
+      <w:r>
+        <w:t>цев со дня ввода в эксплуатацию, но не более 18 месяцев со дня поставки.</w:t>
       </w:r>
     </w:p>
     <w:p>
@@ -6923,256 +7022,8 @@
         <w:jc w:val="both"/>
       </w:pPr>
       <w:r>
-        <w:t>4</w:t>
-      </w:r>
-      <w:r>
-        <w:t xml:space="preserve">. </w:t>
-      </w:r>
-      <w:r>
-        <w:rPr>
-          <w:b/>
-        </w:rPr>
-        <w:t xml:space="preserve">Оплата </w:t>
-      </w:r>
-      <w:r>
-        <w:t>в рублях по курсу ЦБ РФ</w:t>
-      </w:r>
-      <w:r>
-        <w:t xml:space="preserve"> на день оплаты</w:t>
-      </w:r>
-      <w:r>
-        <w:t>, но не ниже курса на дату подписания спецификации.</w:t>
-      </w:r>
-    </w:p>
-    <w:p>
-      <w:pPr>
-        <w:tabs>
-          <w:tab w:val="left" w:pos="1134"/>
-        </w:tabs>
-        <w:kinsoku w:val="0"/>
-        <w:overflowPunct w:val="0"/>
-        <w:ind w:firstLine="567"/>
-        <w:jc w:val="both"/>
-      </w:pPr>
-    </w:p>
-    <w:p>
-      <w:pPr>
-        <w:tabs>
-          <w:tab w:val="left" w:pos="1134"/>
-        </w:tabs>
-        <w:kinsoku w:val="0"/>
-        <w:overflowPunct w:val="0"/>
-        <w:ind w:firstLine="567"/>
-        <w:jc w:val="both"/>
-      </w:pPr>
-      <w:r>
-        <w:t>5</w:t>
-      </w:r>
-      <w:r>
-        <w:t xml:space="preserve">. </w:t>
-      </w:r>
-      <w:r>
-        <w:rPr>
-          <w:b/>
-        </w:rPr>
-        <w:t>Срок поставки:</w:t>
-      </w:r>
-      <w:r>
-        <w:t xml:space="preserve"> </w:t>
-      </w:r>
-      <w:proofErr w:type="gramStart"/>
-      <w:r>
-        <w:t xml:space="preserve">{{ </w:t>
-      </w:r>
-      <w:proofErr w:type="spellStart"/>
-      <w:r>
-        <w:t>delivery</w:t>
-      </w:r>
-      <w:proofErr w:type="gramEnd"/>
-      <w:r>
-        <w:t>_time</w:t>
-      </w:r>
-      <w:proofErr w:type="spellEnd"/>
-      <w:r>
-        <w:t xml:space="preserve"> }}</w:t>
-      </w:r>
-      <w:r>
-        <w:t xml:space="preserve"> </w:t>
-      </w:r>
-      <w:r>
-        <w:t xml:space="preserve">календарных дней с даты подписания спецификации последней </w:t>
-      </w:r>
-    </w:p>
-    <w:p>
-      <w:pPr>
-        <w:tabs>
-          <w:tab w:val="left" w:pos="1134"/>
-        </w:tabs>
-        <w:kinsoku w:val="0"/>
-        <w:overflowPunct w:val="0"/>
-        <w:ind w:firstLine="567"/>
-        <w:jc w:val="both"/>
-      </w:pPr>
-      <w:r>
-        <w:t>стороной.</w:t>
-      </w:r>
-    </w:p>
-    <w:p>
-      <w:pPr>
-        <w:tabs>
-          <w:tab w:val="left" w:pos="1134"/>
-        </w:tabs>
-        <w:kinsoku w:val="0"/>
-        <w:overflowPunct w:val="0"/>
-        <w:ind w:firstLine="567"/>
-        <w:jc w:val="both"/>
-      </w:pPr>
-    </w:p>
-    <w:p>
-      <w:pPr>
-        <w:tabs>
-          <w:tab w:val="left" w:pos="1134"/>
-        </w:tabs>
-        <w:kinsoku w:val="0"/>
-        <w:overflowPunct w:val="0"/>
-        <w:ind w:firstLine="567"/>
-        <w:jc w:val="both"/>
-      </w:pPr>
-      <w:r>
-        <w:t>6</w:t>
-      </w:r>
-      <w:r>
-        <w:t xml:space="preserve">. </w:t>
-      </w:r>
-      <w:r>
-        <w:rPr>
-          <w:b/>
-        </w:rPr>
-        <w:t>Паспорт</w:t>
-      </w:r>
-      <w:r>
-        <w:t xml:space="preserve"> качества продукции предоставляется на все заказанные детали вместе с </w:t>
-      </w:r>
-    </w:p>
-    <w:p>
-      <w:pPr>
-        <w:tabs>
-          <w:tab w:val="left" w:pos="1134"/>
-        </w:tabs>
-        <w:kinsoku w:val="0"/>
-        <w:overflowPunct w:val="0"/>
-        <w:ind w:firstLine="567"/>
-        <w:jc w:val="both"/>
-      </w:pPr>
-      <w:r>
-        <w:t>товаром.</w:t>
-      </w:r>
-    </w:p>
-    <w:p>
-      <w:pPr>
-        <w:tabs>
-          <w:tab w:val="left" w:pos="1134"/>
-        </w:tabs>
-        <w:kinsoku w:val="0"/>
-        <w:overflowPunct w:val="0"/>
-        <w:jc w:val="both"/>
-      </w:pPr>
-    </w:p>
-    <w:p>
-      <w:pPr>
-        <w:tabs>
-          <w:tab w:val="left" w:pos="1134"/>
-        </w:tabs>
-        <w:kinsoku w:val="0"/>
-        <w:overflowPunct w:val="0"/>
-        <w:ind w:firstLine="567"/>
-        <w:jc w:val="both"/>
-      </w:pPr>
-      <w:r>
-        <w:t>7</w:t>
-      </w:r>
-      <w:r>
-        <w:t xml:space="preserve">. </w:t>
-      </w:r>
-      <w:r>
-        <w:rPr>
-          <w:b/>
-        </w:rPr>
-        <w:t>Срок действия</w:t>
-      </w:r>
-      <w:r>
-        <w:t xml:space="preserve"> </w:t>
-      </w:r>
-      <w:r>
-        <w:t>данного предложения составляет 3</w:t>
-      </w:r>
-      <w:r>
-        <w:t>0 календарных дней.</w:t>
-      </w:r>
-    </w:p>
-    <w:p>
-      <w:pPr>
-        <w:tabs>
-          <w:tab w:val="left" w:pos="1134"/>
-        </w:tabs>
-        <w:kinsoku w:val="0"/>
-        <w:overflowPunct w:val="0"/>
-        <w:ind w:firstLine="567"/>
-        <w:jc w:val="both"/>
-      </w:pPr>
-    </w:p>
-    <w:p>
-      <w:pPr>
-        <w:tabs>
-          <w:tab w:val="left" w:pos="1134"/>
-        </w:tabs>
-        <w:kinsoku w:val="0"/>
-        <w:overflowPunct w:val="0"/>
-        <w:ind w:firstLine="567"/>
-        <w:jc w:val="both"/>
-      </w:pPr>
-      <w:r>
-        <w:t>Гарантийный срок эксплуатации изделия - 12 меся</w:t>
-      </w:r>
-      <w:r>
-        <w:t>цев со дня ввода в эксплуатацию, но не более 18 месяцев со дня поставки.</w:t>
-      </w:r>
-    </w:p>
-    <w:p>
-      <w:pPr>
-        <w:tabs>
-          <w:tab w:val="left" w:pos="1134"/>
-        </w:tabs>
-        <w:kinsoku w:val="0"/>
-        <w:overflowPunct w:val="0"/>
-        <w:ind w:firstLine="567"/>
-        <w:jc w:val="both"/>
-      </w:pPr>
-    </w:p>
-    <w:p>
-      <w:pPr>
-        <w:tabs>
-          <w:tab w:val="left" w:pos="1134"/>
-        </w:tabs>
-        <w:kinsoku w:val="0"/>
-        <w:overflowPunct w:val="0"/>
-        <w:ind w:firstLine="567"/>
-        <w:jc w:val="both"/>
-      </w:pPr>
-      <w:r>
         <w:t>Предприятие-изготовитель не несет ответственность за естественный износ деталей.</w:t>
       </w:r>
-    </w:p>
-    <w:p>
-      <w:pPr>
-        <w:tabs>
-          <w:tab w:val="left" w:pos="1134"/>
-        </w:tabs>
-        <w:kinsoku w:val="0"/>
-        <w:overflowPunct w:val="0"/>
-        <w:ind w:firstLine="567"/>
-        <w:jc w:val="both"/>
-      </w:pPr>
     </w:p>
     <w:p>
       <w:pPr>
@@ -7407,6 +7258,22 @@
           <w:tab w:val="left" w:pos="9103"/>
         </w:tabs>
       </w:pPr>
+      <w:proofErr w:type="gramStart"/>
+      <w:r>
+        <w:t xml:space="preserve">{{ </w:t>
+      </w:r>
+      <w:proofErr w:type="spellStart"/>
+      <w:r>
+        <w:t>contact</w:t>
+      </w:r>
+      <w:proofErr w:type="gramEnd"/>
+      <w:r>
+        <w:t>_info</w:t>
+      </w:r>
+      <w:proofErr w:type="spellEnd"/>
+      <w:r>
+        <w:t xml:space="preserve"> }}</w:t>
+      </w:r>
     </w:p>
     <w:p>
       <w:pPr>
@@ -7414,17 +7281,6 @@
           <w:tab w:val="left" w:pos="9103"/>
         </w:tabs>
       </w:pPr>
-      <w:r>
-        <w:t xml:space="preserve">{{ </w:t>
-      </w:r>
-      <w:proofErr w:type="spellStart"/>
-      <w:r>
-        <w:t>contact_info</w:t>
-      </w:r>
-      <w:proofErr w:type="spellEnd"/>
-      <w:r>
-        <w:t xml:space="preserve"> }}</w:t>
-      </w:r>
     </w:p>
     <w:p>
       <w:pPr>
@@ -7432,8 +7288,13 @@
           <w:tab w:val="left" w:pos="9103"/>
         </w:tabs>
       </w:pPr>
-      <w:bookmarkStart w:id="0" w:name="_GoBack"/>
-      <w:bookmarkEnd w:id="0"/>
+    </w:p>
+    <w:p>
+      <w:pPr>
+        <w:tabs>
+          <w:tab w:val="left" w:pos="9103"/>
+        </w:tabs>
+      </w:pPr>
     </w:p>
     <w:sectPr>
       <w:footerReference w:type="default" r:id="rId9"/>
@@ -8624,7 +8485,7 @@
 </file>
 
 <file path=customXml/itemProps1.xml><?xml version="1.0" encoding="utf-8"?>
-<ds:datastoreItem xmlns:ds="http://schemas.openxmlformats.org/officeDocument/2006/customXml" ds:itemID="{0FFA8FA1-71E4-4EC2-9B12-DF6F05D872A8}">
+<ds:datastoreItem xmlns:ds="http://schemas.openxmlformats.org/officeDocument/2006/customXml" ds:itemID="{467C936F-6240-4FBF-B7FF-26024B6F48D7}">
   <ds:schemaRefs>
     <ds:schemaRef ds:uri="http://schemas.openxmlformats.org/officeDocument/2006/bibliography"/>
   </ds:schemaRefs>

--- a/templates_docs/template.docx
+++ b/templates_docs/template.docx
@@ -1,6 +1,6 @@
 
 <file path=word/document.xml><?xml version="1.0" encoding="utf-8"?>
-<w:document xmlns:wpc="http://schemas.microsoft.com/office/word/2010/wordprocessingCanvas" xmlns:cx="http://schemas.microsoft.com/office/drawing/2014/chartex" xmlns:mc="http://schemas.openxmlformats.org/markup-compatibility/2006" xmlns:o="urn:schemas-microsoft-com:office:office" xmlns:r="http://schemas.openxmlformats.org/officeDocument/2006/relationships" xmlns:m="http://schemas.openxmlformats.org/officeDocument/2006/math" xmlns:v="urn:schemas-microsoft-com:vml" xmlns:wp14="http://schemas.microsoft.com/office/word/2010/wordprocessingDrawing" xmlns:wp="http://schemas.openxmlformats.org/drawingml/2006/wordprocessingDrawing" xmlns:w10="urn:schemas-microsoft-com:office:word" xmlns:w="http://schemas.openxmlformats.org/wordprocessingml/2006/main" xmlns:w14="http://schemas.microsoft.com/office/word/2010/wordml" xmlns:w15="http://schemas.microsoft.com/office/word/2012/wordml" xmlns:w16se="http://schemas.microsoft.com/office/word/2015/wordml/symex" xmlns:wpg="http://schemas.microsoft.com/office/word/2010/wordprocessingGroup" xmlns:wpi="http://schemas.microsoft.com/office/word/2010/wordprocessingInk" xmlns:wne="http://schemas.microsoft.com/office/word/2006/wordml" xmlns:wps="http://schemas.microsoft.com/office/word/2010/wordprocessingShape" mc:Ignorable="w14 w15 w16se wp14">
+<w:document xmlns:wpc="http://schemas.microsoft.com/office/word/2010/wordprocessingCanvas" xmlns:cx="http://schemas.microsoft.com/office/drawing/2014/chartex" xmlns:cx1="http://schemas.microsoft.com/office/drawing/2015/9/8/chartex" xmlns:cx2="http://schemas.microsoft.com/office/drawing/2015/10/21/chartex" xmlns:cx3="http://schemas.microsoft.com/office/drawing/2016/5/9/chartex" xmlns:cx4="http://schemas.microsoft.com/office/drawing/2016/5/10/chartex" xmlns:cx5="http://schemas.microsoft.com/office/drawing/2016/5/11/chartex" xmlns:cx6="http://schemas.microsoft.com/office/drawing/2016/5/12/chartex" xmlns:cx7="http://schemas.microsoft.com/office/drawing/2016/5/13/chartex" xmlns:cx8="http://schemas.microsoft.com/office/drawing/2016/5/14/chartex" xmlns:mc="http://schemas.openxmlformats.org/markup-compatibility/2006" xmlns:aink="http://schemas.microsoft.com/office/drawing/2016/ink" xmlns:am3d="http://schemas.microsoft.com/office/drawing/2017/model3d" xmlns:o="urn:schemas-microsoft-com:office:office" xmlns:oel="http://schemas.microsoft.com/office/2019/extlst" xmlns:r="http://schemas.openxmlformats.org/officeDocument/2006/relationships" xmlns:m="http://schemas.openxmlformats.org/officeDocument/2006/math" xmlns:v="urn:schemas-microsoft-com:vml" xmlns:wp14="http://schemas.microsoft.com/office/word/2010/wordprocessingDrawing" xmlns:wp="http://schemas.openxmlformats.org/drawingml/2006/wordprocessingDrawing" xmlns:w10="urn:schemas-microsoft-com:office:word" xmlns:w="http://schemas.openxmlformats.org/wordprocessingml/2006/main" xmlns:w14="http://schemas.microsoft.com/office/word/2010/wordml" xmlns:w15="http://schemas.microsoft.com/office/word/2012/wordml" xmlns:w16cex="http://schemas.microsoft.com/office/word/2018/wordml/cex" xmlns:w16cid="http://schemas.microsoft.com/office/word/2016/wordml/cid" xmlns:w16="http://schemas.microsoft.com/office/word/2018/wordml" xmlns:w16sdtdh="http://schemas.microsoft.com/office/word/2020/wordml/sdtdatahash" xmlns:w16se="http://schemas.microsoft.com/office/word/2015/wordml/symex" xmlns:wpg="http://schemas.microsoft.com/office/word/2010/wordprocessingGroup" xmlns:wpi="http://schemas.microsoft.com/office/word/2010/wordprocessingInk" xmlns:wne="http://schemas.microsoft.com/office/word/2006/wordml" xmlns:wps="http://schemas.microsoft.com/office/word/2010/wordprocessingShape" mc:Ignorable="w14 w15 w16se w16cid w16 w16cex w16sdtdh wp14">
   <w:body>
     <w:p>
       <w:pPr>
@@ -122,55 +122,7 @@
                                   <w:szCs w:val="16"/>
                                   <w:lang w:val="en-GB"/>
                                 </w:rPr>
-                                <w:t xml:space="preserve">30, </w:t>
-                              </w:r>
-                              <w:proofErr w:type="spellStart"/>
-                              <w:r>
-                                <w:rPr>
-                                  <w:rFonts w:ascii="Arial Unicode MS" w:hAnsi="Arial Unicode MS"/>
-                                  <w:color w:val="7F7F7F"/>
-                                  <w:spacing w:val="-8"/>
-                                  <w:sz w:val="16"/>
-                                  <w:szCs w:val="16"/>
-                                  <w:lang w:val="en-GB"/>
-                                </w:rPr>
-                                <w:t>Marshala</w:t>
-                              </w:r>
-                              <w:proofErr w:type="spellEnd"/>
-                              <w:r>
-                                <w:rPr>
-                                  <w:rFonts w:ascii="Arial Unicode MS" w:hAnsi="Arial Unicode MS"/>
-                                  <w:color w:val="7F7F7F"/>
-                                  <w:spacing w:val="-8"/>
-                                  <w:sz w:val="16"/>
-                                  <w:szCs w:val="16"/>
-                                  <w:lang w:val="en-GB"/>
-                                </w:rPr>
-                                <w:t xml:space="preserve"> </w:t>
-                              </w:r>
-                              <w:proofErr w:type="spellStart"/>
-                              <w:r>
-                                <w:rPr>
-                                  <w:rFonts w:ascii="Arial Unicode MS" w:hAnsi="Arial Unicode MS"/>
-                                  <w:color w:val="7F7F7F"/>
-                                  <w:spacing w:val="-8"/>
-                                  <w:sz w:val="16"/>
-                                  <w:szCs w:val="16"/>
-                                  <w:lang w:val="en-GB"/>
-                                </w:rPr>
-                                <w:t>Proshlyakova</w:t>
-                              </w:r>
-                              <w:proofErr w:type="spellEnd"/>
-                              <w:r>
-                                <w:rPr>
-                                  <w:rFonts w:ascii="Arial Unicode MS" w:hAnsi="Arial Unicode MS"/>
-                                  <w:color w:val="7F7F7F"/>
-                                  <w:spacing w:val="-8"/>
-                                  <w:sz w:val="16"/>
-                                  <w:szCs w:val="16"/>
-                                  <w:lang w:val="en-GB"/>
-                                </w:rPr>
-                                <w:t xml:space="preserve"> street,</w:t>
+                                <w:t>30, Marshala Proshlyakova street,</w:t>
                               </w:r>
                             </w:p>
                             <w:p>
@@ -380,7 +332,7 @@
           </mc:Choice>
           <mc:Fallback>
             <w:pict>
-              <v:group w14:anchorId="7FC87D86" id="Group 2" o:spid="_x0000_s1026" style="position:absolute;margin-left:351.55pt;margin-top:-3.9pt;width:152.5pt;height:115.25pt;z-index:3" coordorigin="7751,642" coordsize="3050,2305" o:gfxdata="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">
+              <v:group w14:anchorId="7FC87D86" id="Group 2" o:spid="_x0000_s1026" style="position:absolute;margin-left:351.55pt;margin-top:-3.9pt;width:152.5pt;height:115.25pt;z-index:3" coordorigin="7751,642" coordsize="3050,2305" o:gfxdata="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">
                 <v:shapetype id="_x0000_t202" coordsize="21600,21600" o:spt="202" path="m,l,21600r21600,l21600,xe">
                   <v:stroke joinstyle="miter"/>
                   <v:path gradientshapeok="t" o:connecttype="rect"/>
@@ -433,55 +385,7 @@
                             <w:szCs w:val="16"/>
                             <w:lang w:val="en-GB"/>
                           </w:rPr>
-                          <w:t xml:space="preserve">30, </w:t>
-                        </w:r>
-                        <w:proofErr w:type="spellStart"/>
-                        <w:r>
-                          <w:rPr>
-                            <w:rFonts w:ascii="Arial Unicode MS" w:hAnsi="Arial Unicode MS"/>
-                            <w:color w:val="7F7F7F"/>
-                            <w:spacing w:val="-8"/>
-                            <w:sz w:val="16"/>
-                            <w:szCs w:val="16"/>
-                            <w:lang w:val="en-GB"/>
-                          </w:rPr>
-                          <w:t>Marshala</w:t>
-                        </w:r>
-                        <w:proofErr w:type="spellEnd"/>
-                        <w:r>
-                          <w:rPr>
-                            <w:rFonts w:ascii="Arial Unicode MS" w:hAnsi="Arial Unicode MS"/>
-                            <w:color w:val="7F7F7F"/>
-                            <w:spacing w:val="-8"/>
-                            <w:sz w:val="16"/>
-                            <w:szCs w:val="16"/>
-                            <w:lang w:val="en-GB"/>
-                          </w:rPr>
-                          <w:t xml:space="preserve"> </w:t>
-                        </w:r>
-                        <w:proofErr w:type="spellStart"/>
-                        <w:r>
-                          <w:rPr>
-                            <w:rFonts w:ascii="Arial Unicode MS" w:hAnsi="Arial Unicode MS"/>
-                            <w:color w:val="7F7F7F"/>
-                            <w:spacing w:val="-8"/>
-                            <w:sz w:val="16"/>
-                            <w:szCs w:val="16"/>
-                            <w:lang w:val="en-GB"/>
-                          </w:rPr>
-                          <w:t>Proshlyakova</w:t>
-                        </w:r>
-                        <w:proofErr w:type="spellEnd"/>
-                        <w:r>
-                          <w:rPr>
-                            <w:rFonts w:ascii="Arial Unicode MS" w:hAnsi="Arial Unicode MS"/>
-                            <w:color w:val="7F7F7F"/>
-                            <w:spacing w:val="-8"/>
-                            <w:sz w:val="16"/>
-                            <w:szCs w:val="16"/>
-                            <w:lang w:val="en-GB"/>
-                          </w:rPr>
-                          <w:t xml:space="preserve"> street,</w:t>
+                          <w:t>30, Marshala Proshlyakova street,</w:t>
                         </w:r>
                       </w:p>
                       <w:p>
@@ -757,29 +661,7 @@
                                 <w:sz w:val="16"/>
                                 <w:szCs w:val="16"/>
                               </w:rPr>
-                              <w:t xml:space="preserve">ул. Маршала </w:t>
-                            </w:r>
-                            <w:proofErr w:type="spellStart"/>
-                            <w:r>
-                              <w:rPr>
-                                <w:rFonts w:ascii="Arial Unicode MS" w:hAnsi="Arial Unicode MS"/>
-                                <w:color w:val="7F7F7F"/>
-                                <w:spacing w:val="-8"/>
-                                <w:sz w:val="16"/>
-                                <w:szCs w:val="16"/>
-                              </w:rPr>
-                              <w:t>Прошлякова</w:t>
-                            </w:r>
-                            <w:proofErr w:type="spellEnd"/>
-                            <w:r>
-                              <w:rPr>
-                                <w:rFonts w:ascii="Arial Unicode MS" w:hAnsi="Arial Unicode MS"/>
-                                <w:color w:val="7F7F7F"/>
-                                <w:spacing w:val="-8"/>
-                                <w:sz w:val="16"/>
-                                <w:szCs w:val="16"/>
-                              </w:rPr>
-                              <w:t>, дом 30</w:t>
+                              <w:t>ул. Маршала Прошлякова, дом 30</w:t>
                             </w:r>
                           </w:p>
                           <w:p>
@@ -965,7 +847,6 @@
                               </w:rPr>
                               <w:t>-</w:t>
                             </w:r>
-                            <w:proofErr w:type="spellStart"/>
                             <w:r>
                               <w:rPr>
                                 <w:rFonts w:ascii="Arial Unicode MS" w:hAnsi="Arial Unicode MS"/>
@@ -977,7 +858,6 @@
                               </w:rPr>
                               <w:t>rinako</w:t>
                             </w:r>
-                            <w:proofErr w:type="spellEnd"/>
                             <w:r>
                               <w:rPr>
                                 <w:rFonts w:ascii="Arial Unicode MS" w:hAnsi="Arial Unicode MS"/>
@@ -988,7 +868,6 @@
                               </w:rPr>
                               <w:t>.</w:t>
                             </w:r>
-                            <w:proofErr w:type="spellStart"/>
                             <w:r>
                               <w:rPr>
                                 <w:rFonts w:ascii="Arial Unicode MS" w:hAnsi="Arial Unicode MS"/>
@@ -1000,7 +879,6 @@
                               </w:rPr>
                               <w:t>ru</w:t>
                             </w:r>
-                            <w:proofErr w:type="spellEnd"/>
                           </w:p>
                         </w:txbxContent>
                       </wps:txbx>
@@ -1026,7 +904,7 @@
           </mc:Choice>
           <mc:Fallback>
             <w:pict>
-              <v:shape w14:anchorId="7CAA0427" id="WordArt 5" o:spid="_x0000_s1029" type="#_x0000_t202" style="position:absolute;margin-left:4.2pt;margin-top:-4.95pt;width:152pt;height:112.3pt;z-index:2;visibility:visible;mso-wrap-style:square;mso-width-percent:0;mso-height-percent:0;mso-wrap-distance-left:9pt;mso-wrap-distance-top:0;mso-wrap-distance-right:9pt;mso-wrap-distance-bottom:0;mso-position-horizontal:absolute;mso-position-horizontal-relative:text;mso-position-vertical:absolute;mso-position-vertical-relative:text;mso-width-percent:0;mso-height-percent:0;mso-width-relative:page;mso-height-relative:page;v-text-anchor:top" o:gfxdata="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" filled="f" stroked="f" strokecolor="#bfbfbf">
+              <v:shape w14:anchorId="7CAA0427" id="WordArt 5" o:spid="_x0000_s1029" type="#_x0000_t202" style="position:absolute;margin-left:4.2pt;margin-top:-4.95pt;width:152pt;height:112.3pt;z-index:2;visibility:visible;mso-wrap-style:square;mso-width-percent:0;mso-height-percent:0;mso-wrap-distance-left:9pt;mso-wrap-distance-top:0;mso-wrap-distance-right:9pt;mso-wrap-distance-bottom:0;mso-position-horizontal:absolute;mso-position-horizontal-relative:text;mso-position-vertical:absolute;mso-position-vertical-relative:text;mso-width-percent:0;mso-height-percent:0;mso-width-relative:page;mso-height-relative:page;v-text-anchor:top" o:gfxdata="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" filled="f" stroked="f" strokecolor="#bfbfbf">
                 <v:stroke joinstyle="round"/>
                 <o:lock v:ext="edit" shapetype="t"/>
                 <v:textbox style="mso-fit-shape-to-text:t">
@@ -1094,29 +972,7 @@
                           <w:sz w:val="16"/>
                           <w:szCs w:val="16"/>
                         </w:rPr>
-                        <w:t xml:space="preserve">ул. Маршала </w:t>
-                      </w:r>
-                      <w:proofErr w:type="spellStart"/>
-                      <w:r>
-                        <w:rPr>
-                          <w:rFonts w:ascii="Arial Unicode MS" w:hAnsi="Arial Unicode MS"/>
-                          <w:color w:val="7F7F7F"/>
-                          <w:spacing w:val="-8"/>
-                          <w:sz w:val="16"/>
-                          <w:szCs w:val="16"/>
-                        </w:rPr>
-                        <w:t>Прошлякова</w:t>
-                      </w:r>
-                      <w:proofErr w:type="spellEnd"/>
-                      <w:r>
-                        <w:rPr>
-                          <w:rFonts w:ascii="Arial Unicode MS" w:hAnsi="Arial Unicode MS"/>
-                          <w:color w:val="7F7F7F"/>
-                          <w:spacing w:val="-8"/>
-                          <w:sz w:val="16"/>
-                          <w:szCs w:val="16"/>
-                        </w:rPr>
-                        <w:t>, дом 30</w:t>
+                        <w:t>ул. Маршала Прошлякова, дом 30</w:t>
                       </w:r>
                     </w:p>
                     <w:p>
@@ -1302,7 +1158,6 @@
                         </w:rPr>
                         <w:t>-</w:t>
                       </w:r>
-                      <w:proofErr w:type="spellStart"/>
                       <w:r>
                         <w:rPr>
                           <w:rFonts w:ascii="Arial Unicode MS" w:hAnsi="Arial Unicode MS"/>
@@ -1314,7 +1169,6 @@
                         </w:rPr>
                         <w:t>rinako</w:t>
                       </w:r>
-                      <w:proofErr w:type="spellEnd"/>
                       <w:r>
                         <w:rPr>
                           <w:rFonts w:ascii="Arial Unicode MS" w:hAnsi="Arial Unicode MS"/>
@@ -1325,7 +1179,6 @@
                         </w:rPr>
                         <w:t>.</w:t>
                       </w:r>
-                      <w:proofErr w:type="spellStart"/>
                       <w:r>
                         <w:rPr>
                           <w:rFonts w:ascii="Arial Unicode MS" w:hAnsi="Arial Unicode MS"/>
@@ -1337,7 +1190,6 @@
                         </w:rPr>
                         <w:t>ru</w:t>
                       </w:r>
-                      <w:proofErr w:type="spellEnd"/>
                     </w:p>
                   </w:txbxContent>
                 </v:textbox>
@@ -5789,7 +5641,7 @@
               </wp:inline>
             </w:drawing>
           </mc:Choice>
-          <mc:Fallback xmlns:cx1="http://schemas.microsoft.com/office/drawing/2015/9/8/chartex" xmlns:cx2="http://schemas.microsoft.com/office/drawing/2015/10/21/chartex" xmlns:cx3="http://schemas.microsoft.com/office/drawing/2016/5/9/chartex" xmlns:cx4="http://schemas.microsoft.com/office/drawing/2016/5/10/chartex" xmlns:cx5="http://schemas.microsoft.com/office/drawing/2016/5/11/chartex" xmlns:cx6="http://schemas.microsoft.com/office/drawing/2016/5/12/chartex" xmlns:cx7="http://schemas.microsoft.com/office/drawing/2016/5/13/chartex" xmlns:cx8="http://schemas.microsoft.com/office/drawing/2016/5/14/chartex" xmlns:aink="http://schemas.microsoft.com/office/drawing/2016/ink" xmlns:am3d="http://schemas.microsoft.com/office/drawing/2017/model3d" xmlns:w16cex="http://schemas.microsoft.com/office/word/2018/wordml/cex" xmlns:w16cid="http://schemas.microsoft.com/office/word/2016/wordml/cid" xmlns:w16="http://schemas.microsoft.com/office/word/2018/wordml" xmlns:w16sdtdh="http://schemas.microsoft.com/office/word/2020/wordml/sdtdatahash">
+          <mc:Fallback>
             <w:pict>
               <v:group w14:anchorId="7F1BC1DC" id="Полотно 2" o:spid="_x0000_s1026" editas="canvas" style="width:521.4pt;height:1in;mso-position-horizontal-relative:char;mso-position-vertical-relative:line" coordsize="66217,9144" o:gfxdata="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">
                 <v:shapetype id="_x0000_t75" coordsize="21600,21600" o:spt="75" o:preferrelative="t" path="m@4@5l@4@11@9@11@9@5xe" filled="f" stroked="f">
@@ -5959,29 +5811,13 @@
               </w:tabs>
             </w:pPr>
             <w:r>
-              <w:t xml:space="preserve">{{ </w:t>
-            </w:r>
-            <w:proofErr w:type="spellStart"/>
-            <w:r>
-              <w:t>date</w:t>
-            </w:r>
-            <w:proofErr w:type="spellEnd"/>
-            <w:r>
-              <w:t xml:space="preserve"> }}</w:t>
+              <w:t>{{ date }}</w:t>
             </w:r>
             <w:r>
               <w:t xml:space="preserve"> №</w:t>
             </w:r>
             <w:r>
-              <w:t xml:space="preserve">{{ </w:t>
-            </w:r>
-            <w:proofErr w:type="spellStart"/>
-            <w:r>
-              <w:t>tender_number</w:t>
-            </w:r>
-            <w:proofErr w:type="spellEnd"/>
-            <w:r>
-              <w:t xml:space="preserve"> }}</w:t>
+              <w:t>{{ tender_number }}</w:t>
             </w:r>
             <w:r>
               <w:t xml:space="preserve">   </w:t>
@@ -6000,15 +5836,7 @@
               <w:jc w:val="right"/>
             </w:pPr>
             <w:r>
-              <w:t xml:space="preserve">{{ </w:t>
-            </w:r>
-            <w:proofErr w:type="spellStart"/>
-            <w:r>
-              <w:t>company</w:t>
-            </w:r>
-            <w:proofErr w:type="spellEnd"/>
-            <w:r>
-              <w:t xml:space="preserve"> }}</w:t>
+              <w:t>{{ company }}</w:t>
             </w:r>
           </w:p>
         </w:tc>
@@ -6061,26 +5889,10 @@
         <w:jc w:val="both"/>
       </w:pPr>
       <w:r>
-        <w:t xml:space="preserve">Открытая процедура на закупку </w:t>
-      </w:r>
-      <w:proofErr w:type="gramStart"/>
-      <w:r>
-        <w:t>№</w:t>
+        <w:t>Открытая процедура на закупку №</w:t>
       </w:r>
       <w:r>
-        <w:t>{</w:t>
-      </w:r>
-      <w:proofErr w:type="gramEnd"/>
-      <w:r>
-        <w:t xml:space="preserve">{ </w:t>
-      </w:r>
-      <w:proofErr w:type="spellStart"/>
-      <w:r>
-        <w:t>tender_number</w:t>
-      </w:r>
-      <w:proofErr w:type="spellEnd"/>
-      <w:r>
-        <w:t xml:space="preserve"> }}</w:t>
+        <w:t>{{ tender_number }}</w:t>
       </w:r>
       <w:r>
         <w:t xml:space="preserve"> </w:t>
@@ -6111,26 +5923,10 @@
         <w:t xml:space="preserve">Сообщаю Вам о готовности </w:t>
       </w:r>
       <w:r>
-        <w:t xml:space="preserve">произвести поставку Товара по запросу коммерческих предложений </w:t>
-      </w:r>
-      <w:proofErr w:type="gramStart"/>
-      <w:r>
-        <w:t>№</w:t>
+        <w:t>произвести поставку Товара по запросу коммерческих предложений №</w:t>
       </w:r>
       <w:r>
-        <w:t>{</w:t>
-      </w:r>
-      <w:proofErr w:type="gramEnd"/>
-      <w:r>
-        <w:t xml:space="preserve">{ </w:t>
-      </w:r>
-      <w:proofErr w:type="spellStart"/>
-      <w:r>
-        <w:t>tender_number</w:t>
-      </w:r>
-      <w:proofErr w:type="spellEnd"/>
-      <w:r>
-        <w:t xml:space="preserve"> }}</w:t>
+        <w:t>{{ tender_number }}</w:t>
       </w:r>
       <w:r>
         <w:t xml:space="preserve">, </w:t>
@@ -6142,15 +5938,7 @@
         <w:t xml:space="preserve"> адрес склада покупателя </w:t>
       </w:r>
       <w:r>
-        <w:t xml:space="preserve">{{ </w:t>
-      </w:r>
-      <w:proofErr w:type="spellStart"/>
-      <w:r>
-        <w:t>delivery_address</w:t>
-      </w:r>
-      <w:proofErr w:type="spellEnd"/>
-      <w:r>
-        <w:t xml:space="preserve"> }}</w:t>
+        <w:t>{{ delivery_address }}</w:t>
       </w:r>
       <w:r>
         <w:t xml:space="preserve"> </w:t>
@@ -6457,15 +6245,7 @@
               <w:jc w:val="both"/>
             </w:pPr>
             <w:r>
-              <w:t xml:space="preserve">{{ </w:t>
-            </w:r>
-            <w:proofErr w:type="spellStart"/>
-            <w:r>
-              <w:t>product</w:t>
-            </w:r>
-            <w:proofErr w:type="spellEnd"/>
-            <w:r>
-              <w:t xml:space="preserve"> }}</w:t>
+              <w:t>{{ product }}</w:t>
             </w:r>
           </w:p>
         </w:tc>
@@ -6502,15 +6282,7 @@
               <w:jc w:val="both"/>
             </w:pPr>
             <w:r>
-              <w:t xml:space="preserve">{{ </w:t>
-            </w:r>
-            <w:proofErr w:type="spellStart"/>
-            <w:r>
-              <w:t>drawing_number</w:t>
-            </w:r>
-            <w:proofErr w:type="spellEnd"/>
-            <w:r>
-              <w:t xml:space="preserve"> }}</w:t>
+              <w:t>{{ drawing_number }}</w:t>
             </w:r>
           </w:p>
         </w:tc>
@@ -6546,15 +6318,7 @@
               <w:jc w:val="both"/>
             </w:pPr>
             <w:r>
-              <w:t xml:space="preserve">{{ </w:t>
-            </w:r>
-            <w:proofErr w:type="spellStart"/>
-            <w:r>
-              <w:t>quantity</w:t>
-            </w:r>
-            <w:proofErr w:type="spellEnd"/>
-            <w:r>
-              <w:t xml:space="preserve"> }}</w:t>
+              <w:t>{{ quantity }}</w:t>
             </w:r>
           </w:p>
         </w:tc>
@@ -6578,15 +6342,7 @@
               <w:t>¥</w:t>
             </w:r>
             <w:r>
-              <w:t xml:space="preserve">{{ </w:t>
-            </w:r>
-            <w:proofErr w:type="spellStart"/>
-            <w:r>
-              <w:t>final_price</w:t>
-            </w:r>
-            <w:proofErr w:type="spellEnd"/>
-            <w:r>
-              <w:t xml:space="preserve"> }}</w:t>
+              <w:t>{{ final_price }}</w:t>
             </w:r>
           </w:p>
         </w:tc>
@@ -6607,15 +6363,7 @@
               <w:t>¥</w:t>
             </w:r>
             <w:r>
-              <w:t xml:space="preserve">{{ </w:t>
-            </w:r>
-            <w:proofErr w:type="spellStart"/>
-            <w:r>
-              <w:t>position_total</w:t>
-            </w:r>
-            <w:proofErr w:type="spellEnd"/>
-            <w:r>
-              <w:t xml:space="preserve"> }}</w:t>
+              <w:t>{{ position_total }}</w:t>
             </w:r>
           </w:p>
         </w:tc>
@@ -6679,15 +6427,7 @@
               <w:t>¥</w:t>
             </w:r>
             <w:r>
-              <w:t xml:space="preserve">{{ </w:t>
-            </w:r>
-            <w:proofErr w:type="spellStart"/>
-            <w:r>
-              <w:t>general_prise</w:t>
-            </w:r>
-            <w:proofErr w:type="spellEnd"/>
-            <w:r>
-              <w:t xml:space="preserve"> }}</w:t>
+              <w:t>{{ general_prise }}</w:t>
             </w:r>
           </w:p>
         </w:tc>
@@ -6748,21 +6488,8 @@
       <w:r>
         <w:t xml:space="preserve"> </w:t>
       </w:r>
-      <w:proofErr w:type="gramStart"/>
       <w:r>
-        <w:t xml:space="preserve">{{ </w:t>
-      </w:r>
-      <w:proofErr w:type="spellStart"/>
-      <w:r>
-        <w:t>delivery</w:t>
-      </w:r>
-      <w:proofErr w:type="gramEnd"/>
-      <w:r>
-        <w:t>_address</w:t>
-      </w:r>
-      <w:proofErr w:type="spellEnd"/>
-      <w:r>
-        <w:t xml:space="preserve"> }}</w:t>
+        <w:t>{{ delivery_address }}</w:t>
       </w:r>
       <w:r>
         <w:t>.</w:t>
@@ -6794,25 +6521,7 @@
         <w:t xml:space="preserve"> </w:t>
       </w:r>
       <w:r>
-        <w:t>100</w:t>
-      </w:r>
-      <w:r>
-        <w:t xml:space="preserve">% </w:t>
-      </w:r>
-      <w:r>
-        <w:t>в течение 3</w:t>
-      </w:r>
-      <w:r>
-        <w:t>0</w:t>
-      </w:r>
-      <w:r>
-        <w:t xml:space="preserve"> </w:t>
-      </w:r>
-      <w:r>
-        <w:t>календарных дней от даты поставки</w:t>
-      </w:r>
-      <w:r>
-        <w:t xml:space="preserve">. </w:t>
+        <w:t>{{ payment_terms }}.</w:t>
       </w:r>
     </w:p>
     <w:p>
@@ -6872,32 +6581,14 @@
       <w:r>
         <w:t xml:space="preserve"> </w:t>
       </w:r>
-      <w:proofErr w:type="gramStart"/>
       <w:r>
-        <w:t xml:space="preserve">{{ </w:t>
-      </w:r>
-      <w:proofErr w:type="spellStart"/>
-      <w:r>
-        <w:t>delivery</w:t>
-      </w:r>
-      <w:proofErr w:type="gramEnd"/>
-      <w:r>
-        <w:t>_time</w:t>
-      </w:r>
-      <w:proofErr w:type="spellEnd"/>
-      <w:r>
-        <w:t xml:space="preserve"> }}</w:t>
+        <w:t>{{ delivery_time }}</w:t>
       </w:r>
       <w:r>
         <w:t xml:space="preserve"> </w:t>
       </w:r>
       <w:r>
-        <w:t xml:space="preserve">календарных дней с даты подписания спецификации последней </w:t>
-      </w:r>
-      <w:bookmarkStart w:id="0" w:name="_GoBack"/>
-      <w:bookmarkEnd w:id="0"/>
-      <w:r>
-        <w:t>стороной.</w:t>
+        <w:t>календарных дней с даты подписания спецификации последней стороной.</w:t>
       </w:r>
     </w:p>
     <w:p>
@@ -6960,16 +6651,10 @@
         <w:rPr>
           <w:b/>
         </w:rPr>
-        <w:t>Срок действия</w:t>
+        <w:t>{{ proposal_validity }}</w:t>
       </w:r>
       <w:r>
-        <w:t xml:space="preserve"> </w:t>
-      </w:r>
-      <w:r>
-        <w:t>данного предложения составляет 3</w:t>
-      </w:r>
-      <w:r>
-        <w:t>0 календарных дней.</w:t>
+        <w:t>.</w:t>
       </w:r>
     </w:p>
     <w:p>
@@ -6994,10 +6679,13 @@
         <w:jc w:val="both"/>
       </w:pPr>
       <w:r>
-        <w:t>Гарантийный срок эксплуатации изделия - 12 меся</w:t>
+        <w:t xml:space="preserve">Гарантийный срок эксплуатации изделия - </w:t>
       </w:r>
       <w:r>
-        <w:t>цев со дня ввода в эксплуатацию, но не более 18 месяцев со дня поставки.</w:t>
+        <w:t>{{ warranty_period }}</w:t>
+      </w:r>
+      <w:r>
+        <w:t>.</w:t>
       </w:r>
     </w:p>
     <w:p>
@@ -7258,21 +6946,8 @@
           <w:tab w:val="left" w:pos="9103"/>
         </w:tabs>
       </w:pPr>
-      <w:proofErr w:type="gramStart"/>
       <w:r>
-        <w:t xml:space="preserve">{{ </w:t>
-      </w:r>
-      <w:proofErr w:type="spellStart"/>
-      <w:r>
-        <w:t>contact</w:t>
-      </w:r>
-      <w:proofErr w:type="gramEnd"/>
-      <w:r>
-        <w:t>_info</w:t>
-      </w:r>
-      <w:proofErr w:type="spellEnd"/>
-      <w:r>
-        <w:t xml:space="preserve"> }}</w:t>
+        <w:t>{{ contact_info }}</w:t>
       </w:r>
     </w:p>
     <w:p>
@@ -7308,7 +6983,7 @@
 </file>
 
 <file path=word/endnotes.xml><?xml version="1.0" encoding="utf-8"?>
-<w:endnotes xmlns:wpc="http://schemas.microsoft.com/office/word/2010/wordprocessingCanvas" xmlns:cx="http://schemas.microsoft.com/office/drawing/2014/chartex" xmlns:mc="http://schemas.openxmlformats.org/markup-compatibility/2006" xmlns:o="urn:schemas-microsoft-com:office:office" xmlns:r="http://schemas.openxmlformats.org/officeDocument/2006/relationships" xmlns:m="http://schemas.openxmlformats.org/officeDocument/2006/math" xmlns:v="urn:schemas-microsoft-com:vml" xmlns:wp14="http://schemas.microsoft.com/office/word/2010/wordprocessingDrawing" xmlns:wp="http://schemas.openxmlformats.org/drawingml/2006/wordprocessingDrawing" xmlns:w10="urn:schemas-microsoft-com:office:word" xmlns:w="http://schemas.openxmlformats.org/wordprocessingml/2006/main" xmlns:w14="http://schemas.microsoft.com/office/word/2010/wordml" xmlns:w15="http://schemas.microsoft.com/office/word/2012/wordml" xmlns:w16se="http://schemas.microsoft.com/office/word/2015/wordml/symex" xmlns:wpg="http://schemas.microsoft.com/office/word/2010/wordprocessingGroup" xmlns:wpi="http://schemas.microsoft.com/office/word/2010/wordprocessingInk" xmlns:wne="http://schemas.microsoft.com/office/word/2006/wordml" xmlns:wps="http://schemas.microsoft.com/office/word/2010/wordprocessingShape" mc:Ignorable="w14 w15 w16se wp14">
+<w:endnotes xmlns:wpc="http://schemas.microsoft.com/office/word/2010/wordprocessingCanvas" xmlns:cx="http://schemas.microsoft.com/office/drawing/2014/chartex" xmlns:cx1="http://schemas.microsoft.com/office/drawing/2015/9/8/chartex" xmlns:cx2="http://schemas.microsoft.com/office/drawing/2015/10/21/chartex" xmlns:cx3="http://schemas.microsoft.com/office/drawing/2016/5/9/chartex" xmlns:cx4="http://schemas.microsoft.com/office/drawing/2016/5/10/chartex" xmlns:cx5="http://schemas.microsoft.com/office/drawing/2016/5/11/chartex" xmlns:cx6="http://schemas.microsoft.com/office/drawing/2016/5/12/chartex" xmlns:cx7="http://schemas.microsoft.com/office/drawing/2016/5/13/chartex" xmlns:cx8="http://schemas.microsoft.com/office/drawing/2016/5/14/chartex" xmlns:mc="http://schemas.openxmlformats.org/markup-compatibility/2006" xmlns:aink="http://schemas.microsoft.com/office/drawing/2016/ink" xmlns:am3d="http://schemas.microsoft.com/office/drawing/2017/model3d" xmlns:o="urn:schemas-microsoft-com:office:office" xmlns:oel="http://schemas.microsoft.com/office/2019/extlst" xmlns:r="http://schemas.openxmlformats.org/officeDocument/2006/relationships" xmlns:m="http://schemas.openxmlformats.org/officeDocument/2006/math" xmlns:v="urn:schemas-microsoft-com:vml" xmlns:wp14="http://schemas.microsoft.com/office/word/2010/wordprocessingDrawing" xmlns:wp="http://schemas.openxmlformats.org/drawingml/2006/wordprocessingDrawing" xmlns:w10="urn:schemas-microsoft-com:office:word" xmlns:w="http://schemas.openxmlformats.org/wordprocessingml/2006/main" xmlns:w14="http://schemas.microsoft.com/office/word/2010/wordml" xmlns:w15="http://schemas.microsoft.com/office/word/2012/wordml" xmlns:w16cex="http://schemas.microsoft.com/office/word/2018/wordml/cex" xmlns:w16cid="http://schemas.microsoft.com/office/word/2016/wordml/cid" xmlns:w16="http://schemas.microsoft.com/office/word/2018/wordml" xmlns:w16sdtdh="http://schemas.microsoft.com/office/word/2020/wordml/sdtdatahash" xmlns:w16se="http://schemas.microsoft.com/office/word/2015/wordml/symex" xmlns:wpg="http://schemas.microsoft.com/office/word/2010/wordprocessingGroup" xmlns:wpi="http://schemas.microsoft.com/office/word/2010/wordprocessingInk" xmlns:wne="http://schemas.microsoft.com/office/word/2006/wordml" xmlns:wps="http://schemas.microsoft.com/office/word/2010/wordprocessingShape" mc:Ignorable="w14 w15 w16se w16cid w16 w16cex w16sdtdh wp14">
   <w:endnote w:type="separator" w:id="-1">
     <w:p>
       <w:r>
@@ -7327,7 +7002,7 @@
 </file>
 
 <file path=word/footer1.xml><?xml version="1.0" encoding="utf-8"?>
-<w:ftr xmlns:wpc="http://schemas.microsoft.com/office/word/2010/wordprocessingCanvas" xmlns:cx="http://schemas.microsoft.com/office/drawing/2014/chartex" xmlns:mc="http://schemas.openxmlformats.org/markup-compatibility/2006" xmlns:o="urn:schemas-microsoft-com:office:office" xmlns:r="http://schemas.openxmlformats.org/officeDocument/2006/relationships" xmlns:m="http://schemas.openxmlformats.org/officeDocument/2006/math" xmlns:v="urn:schemas-microsoft-com:vml" xmlns:wp14="http://schemas.microsoft.com/office/word/2010/wordprocessingDrawing" xmlns:wp="http://schemas.openxmlformats.org/drawingml/2006/wordprocessingDrawing" xmlns:w10="urn:schemas-microsoft-com:office:word" xmlns:w="http://schemas.openxmlformats.org/wordprocessingml/2006/main" xmlns:w14="http://schemas.microsoft.com/office/word/2010/wordml" xmlns:w15="http://schemas.microsoft.com/office/word/2012/wordml" xmlns:w16se="http://schemas.microsoft.com/office/word/2015/wordml/symex" xmlns:wpg="http://schemas.microsoft.com/office/word/2010/wordprocessingGroup" xmlns:wpi="http://schemas.microsoft.com/office/word/2010/wordprocessingInk" xmlns:wne="http://schemas.microsoft.com/office/word/2006/wordml" xmlns:wps="http://schemas.microsoft.com/office/word/2010/wordprocessingShape" mc:Ignorable="w14 w15 w16se wp14">
+<w:ftr xmlns:wpc="http://schemas.microsoft.com/office/word/2010/wordprocessingCanvas" xmlns:cx="http://schemas.microsoft.com/office/drawing/2014/chartex" xmlns:cx1="http://schemas.microsoft.com/office/drawing/2015/9/8/chartex" xmlns:cx2="http://schemas.microsoft.com/office/drawing/2015/10/21/chartex" xmlns:cx3="http://schemas.microsoft.com/office/drawing/2016/5/9/chartex" xmlns:cx4="http://schemas.microsoft.com/office/drawing/2016/5/10/chartex" xmlns:cx5="http://schemas.microsoft.com/office/drawing/2016/5/11/chartex" xmlns:cx6="http://schemas.microsoft.com/office/drawing/2016/5/12/chartex" xmlns:cx7="http://schemas.microsoft.com/office/drawing/2016/5/13/chartex" xmlns:cx8="http://schemas.microsoft.com/office/drawing/2016/5/14/chartex" xmlns:mc="http://schemas.openxmlformats.org/markup-compatibility/2006" xmlns:aink="http://schemas.microsoft.com/office/drawing/2016/ink" xmlns:am3d="http://schemas.microsoft.com/office/drawing/2017/model3d" xmlns:o="urn:schemas-microsoft-com:office:office" xmlns:oel="http://schemas.microsoft.com/office/2019/extlst" xmlns:r="http://schemas.openxmlformats.org/officeDocument/2006/relationships" xmlns:m="http://schemas.openxmlformats.org/officeDocument/2006/math" xmlns:v="urn:schemas-microsoft-com:vml" xmlns:wp14="http://schemas.microsoft.com/office/word/2010/wordprocessingDrawing" xmlns:wp="http://schemas.openxmlformats.org/drawingml/2006/wordprocessingDrawing" xmlns:w10="urn:schemas-microsoft-com:office:word" xmlns:w="http://schemas.openxmlformats.org/wordprocessingml/2006/main" xmlns:w14="http://schemas.microsoft.com/office/word/2010/wordml" xmlns:w15="http://schemas.microsoft.com/office/word/2012/wordml" xmlns:w16cex="http://schemas.microsoft.com/office/word/2018/wordml/cex" xmlns:w16cid="http://schemas.microsoft.com/office/word/2016/wordml/cid" xmlns:w16="http://schemas.microsoft.com/office/word/2018/wordml" xmlns:w16sdtdh="http://schemas.microsoft.com/office/word/2020/wordml/sdtdatahash" xmlns:w16se="http://schemas.microsoft.com/office/word/2015/wordml/symex" xmlns:wpg="http://schemas.microsoft.com/office/word/2010/wordprocessingGroup" xmlns:wpi="http://schemas.microsoft.com/office/word/2010/wordprocessingInk" xmlns:wne="http://schemas.microsoft.com/office/word/2006/wordml" xmlns:wps="http://schemas.microsoft.com/office/word/2010/wordprocessingShape" mc:Ignorable="w14 w15 w16se w16cid w16 w16cex w16sdtdh wp14">
   <w:p>
     <w:pPr>
       <w:pStyle w:val="a7"/>
@@ -7395,7 +7070,7 @@
 </file>
 
 <file path=word/footnotes.xml><?xml version="1.0" encoding="utf-8"?>
-<w:footnotes xmlns:wpc="http://schemas.microsoft.com/office/word/2010/wordprocessingCanvas" xmlns:cx="http://schemas.microsoft.com/office/drawing/2014/chartex" xmlns:mc="http://schemas.openxmlformats.org/markup-compatibility/2006" xmlns:o="urn:schemas-microsoft-com:office:office" xmlns:r="http://schemas.openxmlformats.org/officeDocument/2006/relationships" xmlns:m="http://schemas.openxmlformats.org/officeDocument/2006/math" xmlns:v="urn:schemas-microsoft-com:vml" xmlns:wp14="http://schemas.microsoft.com/office/word/2010/wordprocessingDrawing" xmlns:wp="http://schemas.openxmlformats.org/drawingml/2006/wordprocessingDrawing" xmlns:w10="urn:schemas-microsoft-com:office:word" xmlns:w="http://schemas.openxmlformats.org/wordprocessingml/2006/main" xmlns:w14="http://schemas.microsoft.com/office/word/2010/wordml" xmlns:w15="http://schemas.microsoft.com/office/word/2012/wordml" xmlns:w16se="http://schemas.microsoft.com/office/word/2015/wordml/symex" xmlns:wpg="http://schemas.microsoft.com/office/word/2010/wordprocessingGroup" xmlns:wpi="http://schemas.microsoft.com/office/word/2010/wordprocessingInk" xmlns:wne="http://schemas.microsoft.com/office/word/2006/wordml" xmlns:wps="http://schemas.microsoft.com/office/word/2010/wordprocessingShape" mc:Ignorable="w14 w15 w16se wp14">
+<w:footnotes xmlns:wpc="http://schemas.microsoft.com/office/word/2010/wordprocessingCanvas" xmlns:cx="http://schemas.microsoft.com/office/drawing/2014/chartex" xmlns:cx1="http://schemas.microsoft.com/office/drawing/2015/9/8/chartex" xmlns:cx2="http://schemas.microsoft.com/office/drawing/2015/10/21/chartex" xmlns:cx3="http://schemas.microsoft.com/office/drawing/2016/5/9/chartex" xmlns:cx4="http://schemas.microsoft.com/office/drawing/2016/5/10/chartex" xmlns:cx5="http://schemas.microsoft.com/office/drawing/2016/5/11/chartex" xmlns:cx6="http://schemas.microsoft.com/office/drawing/2016/5/12/chartex" xmlns:cx7="http://schemas.microsoft.com/office/drawing/2016/5/13/chartex" xmlns:cx8="http://schemas.microsoft.com/office/drawing/2016/5/14/chartex" xmlns:mc="http://schemas.openxmlformats.org/markup-compatibility/2006" xmlns:aink="http://schemas.microsoft.com/office/drawing/2016/ink" xmlns:am3d="http://schemas.microsoft.com/office/drawing/2017/model3d" xmlns:o="urn:schemas-microsoft-com:office:office" xmlns:oel="http://schemas.microsoft.com/office/2019/extlst" xmlns:r="http://schemas.openxmlformats.org/officeDocument/2006/relationships" xmlns:m="http://schemas.openxmlformats.org/officeDocument/2006/math" xmlns:v="urn:schemas-microsoft-com:vml" xmlns:wp14="http://schemas.microsoft.com/office/word/2010/wordprocessingDrawing" xmlns:wp="http://schemas.openxmlformats.org/drawingml/2006/wordprocessingDrawing" xmlns:w10="urn:schemas-microsoft-com:office:word" xmlns:w="http://schemas.openxmlformats.org/wordprocessingml/2006/main" xmlns:w14="http://schemas.microsoft.com/office/word/2010/wordml" xmlns:w15="http://schemas.microsoft.com/office/word/2012/wordml" xmlns:w16cex="http://schemas.microsoft.com/office/word/2018/wordml/cex" xmlns:w16cid="http://schemas.microsoft.com/office/word/2016/wordml/cid" xmlns:w16="http://schemas.microsoft.com/office/word/2018/wordml" xmlns:w16sdtdh="http://schemas.microsoft.com/office/word/2020/wordml/sdtdatahash" xmlns:w16se="http://schemas.microsoft.com/office/word/2015/wordml/symex" xmlns:wpg="http://schemas.microsoft.com/office/word/2010/wordprocessingGroup" xmlns:wpi="http://schemas.microsoft.com/office/word/2010/wordprocessingInk" xmlns:wne="http://schemas.microsoft.com/office/word/2006/wordml" xmlns:wps="http://schemas.microsoft.com/office/word/2010/wordprocessingShape" mc:Ignorable="w14 w15 w16se w16cid w16 w16cex w16sdtdh wp14">
   <w:footnote w:type="separator" w:id="-1">
     <w:p>
       <w:r>
@@ -7414,7 +7089,7 @@
 </file>
 
 <file path=word/numbering.xml><?xml version="1.0" encoding="utf-8"?>
-<w:numbering xmlns:wpc="http://schemas.microsoft.com/office/word/2010/wordprocessingCanvas" xmlns:cx="http://schemas.microsoft.com/office/drawing/2014/chartex" xmlns:mc="http://schemas.openxmlformats.org/markup-compatibility/2006" xmlns:o="urn:schemas-microsoft-com:office:office" xmlns:r="http://schemas.openxmlformats.org/officeDocument/2006/relationships" xmlns:m="http://schemas.openxmlformats.org/officeDocument/2006/math" xmlns:v="urn:schemas-microsoft-com:vml" xmlns:wp14="http://schemas.microsoft.com/office/word/2010/wordprocessingDrawing" xmlns:wp="http://schemas.openxmlformats.org/drawingml/2006/wordprocessingDrawing" xmlns:w10="urn:schemas-microsoft-com:office:word" xmlns:w="http://schemas.openxmlformats.org/wordprocessingml/2006/main" xmlns:w14="http://schemas.microsoft.com/office/word/2010/wordml" xmlns:w15="http://schemas.microsoft.com/office/word/2012/wordml" xmlns:w16se="http://schemas.microsoft.com/office/word/2015/wordml/symex" xmlns:wpg="http://schemas.microsoft.com/office/word/2010/wordprocessingGroup" xmlns:wpi="http://schemas.microsoft.com/office/word/2010/wordprocessingInk" xmlns:wne="http://schemas.microsoft.com/office/word/2006/wordml" xmlns:wps="http://schemas.microsoft.com/office/word/2010/wordprocessingShape" mc:Ignorable="w14 w15 w16se wp14">
+<w:numbering xmlns:wpc="http://schemas.microsoft.com/office/word/2010/wordprocessingCanvas" xmlns:cx="http://schemas.microsoft.com/office/drawing/2014/chartex" xmlns:cx1="http://schemas.microsoft.com/office/drawing/2015/9/8/chartex" xmlns:cx2="http://schemas.microsoft.com/office/drawing/2015/10/21/chartex" xmlns:cx3="http://schemas.microsoft.com/office/drawing/2016/5/9/chartex" xmlns:cx4="http://schemas.microsoft.com/office/drawing/2016/5/10/chartex" xmlns:cx5="http://schemas.microsoft.com/office/drawing/2016/5/11/chartex" xmlns:cx6="http://schemas.microsoft.com/office/drawing/2016/5/12/chartex" xmlns:cx7="http://schemas.microsoft.com/office/drawing/2016/5/13/chartex" xmlns:cx8="http://schemas.microsoft.com/office/drawing/2016/5/14/chartex" xmlns:mc="http://schemas.openxmlformats.org/markup-compatibility/2006" xmlns:aink="http://schemas.microsoft.com/office/drawing/2016/ink" xmlns:am3d="http://schemas.microsoft.com/office/drawing/2017/model3d" xmlns:o="urn:schemas-microsoft-com:office:office" xmlns:oel="http://schemas.microsoft.com/office/2019/extlst" xmlns:r="http://schemas.openxmlformats.org/officeDocument/2006/relationships" xmlns:m="http://schemas.openxmlformats.org/officeDocument/2006/math" xmlns:v="urn:schemas-microsoft-com:vml" xmlns:wp14="http://schemas.microsoft.com/office/word/2010/wordprocessingDrawing" xmlns:wp="http://schemas.openxmlformats.org/drawingml/2006/wordprocessingDrawing" xmlns:w10="urn:schemas-microsoft-com:office:word" xmlns:w="http://schemas.openxmlformats.org/wordprocessingml/2006/main" xmlns:w14="http://schemas.microsoft.com/office/word/2010/wordml" xmlns:w15="http://schemas.microsoft.com/office/word/2012/wordml" xmlns:w16cex="http://schemas.microsoft.com/office/word/2018/wordml/cex" xmlns:w16cid="http://schemas.microsoft.com/office/word/2016/wordml/cid" xmlns:w16="http://schemas.microsoft.com/office/word/2018/wordml" xmlns:w16sdtdh="http://schemas.microsoft.com/office/word/2020/wordml/sdtdatahash" xmlns:w16se="http://schemas.microsoft.com/office/word/2015/wordml/symex" xmlns:wpg="http://schemas.microsoft.com/office/word/2010/wordprocessingGroup" xmlns:wpi="http://schemas.microsoft.com/office/word/2010/wordprocessingInk" xmlns:wne="http://schemas.microsoft.com/office/word/2006/wordml" xmlns:wps="http://schemas.microsoft.com/office/word/2010/wordprocessingShape" mc:Ignorable="w14 w15 w16se w16cid w16 w16cex w16sdtdh wp14">
   <w:abstractNum w:abstractNumId="0" w15:restartNumberingAfterBreak="0">
     <w:nsid w:val="4A211B18"/>
     <w:multiLevelType w:val="hybridMultilevel"/>
@@ -7641,17 +7316,17 @@
       </w:rPr>
     </w:lvl>
   </w:abstractNum>
-  <w:num w:numId="1">
+  <w:num w:numId="1" w16cid:durableId="2100831835">
     <w:abstractNumId w:val="0"/>
   </w:num>
-  <w:num w:numId="2">
+  <w:num w:numId="2" w16cid:durableId="256446527">
     <w:abstractNumId w:val="1"/>
   </w:num>
 </w:numbering>
 </file>
 
 <file path=word/styles.xml><?xml version="1.0" encoding="utf-8"?>
-<w:styles xmlns:mc="http://schemas.openxmlformats.org/markup-compatibility/2006" xmlns:r="http://schemas.openxmlformats.org/officeDocument/2006/relationships" xmlns:w="http://schemas.openxmlformats.org/wordprocessingml/2006/main" xmlns:w14="http://schemas.microsoft.com/office/word/2010/wordml" xmlns:w15="http://schemas.microsoft.com/office/word/2012/wordml" xmlns:w16se="http://schemas.microsoft.com/office/word/2015/wordml/symex" mc:Ignorable="w14 w15 w16se">
+<w:styles xmlns:mc="http://schemas.openxmlformats.org/markup-compatibility/2006" xmlns:r="http://schemas.openxmlformats.org/officeDocument/2006/relationships" xmlns:w="http://schemas.openxmlformats.org/wordprocessingml/2006/main" xmlns:w14="http://schemas.microsoft.com/office/word/2010/wordml" xmlns:w15="http://schemas.microsoft.com/office/word/2012/wordml" xmlns:w16cex="http://schemas.microsoft.com/office/word/2018/wordml/cex" xmlns:w16cid="http://schemas.microsoft.com/office/word/2016/wordml/cid" xmlns:w16="http://schemas.microsoft.com/office/word/2018/wordml" xmlns:w16sdtdh="http://schemas.microsoft.com/office/word/2020/wordml/sdtdatahash" xmlns:w16se="http://schemas.microsoft.com/office/word/2015/wordml/symex" mc:Ignorable="w14 w15 w16se w16cid w16 w16cex w16sdtdh">
   <w:docDefaults>
     <w:rPrDefault>
       <w:rPr>
@@ -7661,7 +7336,7 @@
     </w:rPrDefault>
     <w:pPrDefault/>
   </w:docDefaults>
-  <w:latentStyles w:defLockedState="0" w:defUIPriority="99" w:defSemiHidden="0" w:defUnhideWhenUsed="0" w:defQFormat="0" w:count="371">
+  <w:latentStyles w:defLockedState="0" w:defUIPriority="99" w:defSemiHidden="0" w:defUnhideWhenUsed="0" w:defQFormat="0" w:count="376">
     <w:lsdException w:name="Normal" w:locked="1" w:uiPriority="0" w:qFormat="1"/>
     <w:lsdException w:name="heading 1" w:locked="1" w:uiPriority="0" w:qFormat="1"/>
     <w:lsdException w:name="heading 2" w:locked="1" w:semiHidden="1" w:uiPriority="0" w:unhideWhenUsed="1" w:qFormat="1"/>
@@ -8033,6 +7708,11 @@
     <w:lsdException w:name="List Table 5 Dark Accent 6" w:uiPriority="50"/>
     <w:lsdException w:name="List Table 6 Colorful Accent 6" w:uiPriority="51"/>
     <w:lsdException w:name="List Table 7 Colorful Accent 6" w:uiPriority="52"/>
+    <w:lsdException w:name="Mention" w:semiHidden="1" w:unhideWhenUsed="1"/>
+    <w:lsdException w:name="Smart Hyperlink" w:semiHidden="1" w:unhideWhenUsed="1"/>
+    <w:lsdException w:name="Hashtag" w:semiHidden="1" w:unhideWhenUsed="1"/>
+    <w:lsdException w:name="Unresolved Mention" w:semiHidden="1" w:unhideWhenUsed="1"/>
+    <w:lsdException w:name="Smart Link" w:semiHidden="1" w:unhideWhenUsed="1"/>
   </w:latentStyles>
   <w:style w:type="paragraph" w:default="1" w:styleId="a">
     <w:name w:val="Normal"/>
@@ -8047,7 +7727,6 @@
   <w:style w:type="character" w:default="1" w:styleId="a0">
     <w:name w:val="Default Paragraph Font"/>
     <w:uiPriority w:val="1"/>
-    <w:semiHidden/>
     <w:unhideWhenUsed/>
   </w:style>
   <w:style w:type="table" w:default="1" w:styleId="a1">

--- a/templates_docs/template.docx
+++ b/templates_docs/template.docx
@@ -1,6 +1,6 @@
 
 <file path=word/document.xml><?xml version="1.0" encoding="utf-8"?>
-<w:document xmlns:wpc="http://schemas.microsoft.com/office/word/2010/wordprocessingCanvas" xmlns:cx="http://schemas.microsoft.com/office/drawing/2014/chartex" xmlns:cx1="http://schemas.microsoft.com/office/drawing/2015/9/8/chartex" xmlns:cx2="http://schemas.microsoft.com/office/drawing/2015/10/21/chartex" xmlns:cx3="http://schemas.microsoft.com/office/drawing/2016/5/9/chartex" xmlns:cx4="http://schemas.microsoft.com/office/drawing/2016/5/10/chartex" xmlns:cx5="http://schemas.microsoft.com/office/drawing/2016/5/11/chartex" xmlns:cx6="http://schemas.microsoft.com/office/drawing/2016/5/12/chartex" xmlns:cx7="http://schemas.microsoft.com/office/drawing/2016/5/13/chartex" xmlns:cx8="http://schemas.microsoft.com/office/drawing/2016/5/14/chartex" xmlns:mc="http://schemas.openxmlformats.org/markup-compatibility/2006" xmlns:aink="http://schemas.microsoft.com/office/drawing/2016/ink" xmlns:am3d="http://schemas.microsoft.com/office/drawing/2017/model3d" xmlns:o="urn:schemas-microsoft-com:office:office" xmlns:oel="http://schemas.microsoft.com/office/2019/extlst" xmlns:r="http://schemas.openxmlformats.org/officeDocument/2006/relationships" xmlns:m="http://schemas.openxmlformats.org/officeDocument/2006/math" xmlns:v="urn:schemas-microsoft-com:vml" xmlns:wp14="http://schemas.microsoft.com/office/word/2010/wordprocessingDrawing" xmlns:wp="http://schemas.openxmlformats.org/drawingml/2006/wordprocessingDrawing" xmlns:w10="urn:schemas-microsoft-com:office:word" xmlns:w="http://schemas.openxmlformats.org/wordprocessingml/2006/main" xmlns:w14="http://schemas.microsoft.com/office/word/2010/wordml" xmlns:w15="http://schemas.microsoft.com/office/word/2012/wordml" xmlns:w16cex="http://schemas.microsoft.com/office/word/2018/wordml/cex" xmlns:w16cid="http://schemas.microsoft.com/office/word/2016/wordml/cid" xmlns:w16="http://schemas.microsoft.com/office/word/2018/wordml" xmlns:w16sdtdh="http://schemas.microsoft.com/office/word/2020/wordml/sdtdatahash" xmlns:w16se="http://schemas.microsoft.com/office/word/2015/wordml/symex" xmlns:wpg="http://schemas.microsoft.com/office/word/2010/wordprocessingGroup" xmlns:wpi="http://schemas.microsoft.com/office/word/2010/wordprocessingInk" xmlns:wne="http://schemas.microsoft.com/office/word/2006/wordml" xmlns:wps="http://schemas.microsoft.com/office/word/2010/wordprocessingShape" mc:Ignorable="w14 w15 w16se w16cid w16 w16cex w16sdtdh wp14">
+<w:document xmlns:wpc="http://schemas.microsoft.com/office/word/2010/wordprocessingCanvas" xmlns:cx="http://schemas.microsoft.com/office/drawing/2014/chartex" xmlns:mc="http://schemas.openxmlformats.org/markup-compatibility/2006" xmlns:o="urn:schemas-microsoft-com:office:office" xmlns:r="http://schemas.openxmlformats.org/officeDocument/2006/relationships" xmlns:m="http://schemas.openxmlformats.org/officeDocument/2006/math" xmlns:v="urn:schemas-microsoft-com:vml" xmlns:wp14="http://schemas.microsoft.com/office/word/2010/wordprocessingDrawing" xmlns:wp="http://schemas.openxmlformats.org/drawingml/2006/wordprocessingDrawing" xmlns:w10="urn:schemas-microsoft-com:office:word" xmlns:w="http://schemas.openxmlformats.org/wordprocessingml/2006/main" xmlns:w14="http://schemas.microsoft.com/office/word/2010/wordml" xmlns:w15="http://schemas.microsoft.com/office/word/2012/wordml" xmlns:w16se="http://schemas.microsoft.com/office/word/2015/wordml/symex" xmlns:wpg="http://schemas.microsoft.com/office/word/2010/wordprocessingGroup" xmlns:wpi="http://schemas.microsoft.com/office/word/2010/wordprocessingInk" xmlns:wne="http://schemas.microsoft.com/office/word/2006/wordml" xmlns:wps="http://schemas.microsoft.com/office/word/2010/wordprocessingShape" mc:Ignorable="w14 w15 w16se wp14">
   <w:body>
     <w:p>
       <w:pPr>
@@ -122,7 +122,55 @@
                                   <w:szCs w:val="16"/>
                                   <w:lang w:val="en-GB"/>
                                 </w:rPr>
-                                <w:t>30, Marshala Proshlyakova street,</w:t>
+                                <w:t xml:space="preserve">30, </w:t>
+                              </w:r>
+                              <w:proofErr w:type="spellStart"/>
+                              <w:r>
+                                <w:rPr>
+                                  <w:rFonts w:ascii="Arial Unicode MS" w:hAnsi="Arial Unicode MS"/>
+                                  <w:color w:val="7F7F7F"/>
+                                  <w:spacing w:val="-8"/>
+                                  <w:sz w:val="16"/>
+                                  <w:szCs w:val="16"/>
+                                  <w:lang w:val="en-GB"/>
+                                </w:rPr>
+                                <w:t>Marshala</w:t>
+                              </w:r>
+                              <w:proofErr w:type="spellEnd"/>
+                              <w:r>
+                                <w:rPr>
+                                  <w:rFonts w:ascii="Arial Unicode MS" w:hAnsi="Arial Unicode MS"/>
+                                  <w:color w:val="7F7F7F"/>
+                                  <w:spacing w:val="-8"/>
+                                  <w:sz w:val="16"/>
+                                  <w:szCs w:val="16"/>
+                                  <w:lang w:val="en-GB"/>
+                                </w:rPr>
+                                <w:t xml:space="preserve"> </w:t>
+                              </w:r>
+                              <w:proofErr w:type="spellStart"/>
+                              <w:r>
+                                <w:rPr>
+                                  <w:rFonts w:ascii="Arial Unicode MS" w:hAnsi="Arial Unicode MS"/>
+                                  <w:color w:val="7F7F7F"/>
+                                  <w:spacing w:val="-8"/>
+                                  <w:sz w:val="16"/>
+                                  <w:szCs w:val="16"/>
+                                  <w:lang w:val="en-GB"/>
+                                </w:rPr>
+                                <w:t>Proshlyakova</w:t>
+                              </w:r>
+                              <w:proofErr w:type="spellEnd"/>
+                              <w:r>
+                                <w:rPr>
+                                  <w:rFonts w:ascii="Arial Unicode MS" w:hAnsi="Arial Unicode MS"/>
+                                  <w:color w:val="7F7F7F"/>
+                                  <w:spacing w:val="-8"/>
+                                  <w:sz w:val="16"/>
+                                  <w:szCs w:val="16"/>
+                                  <w:lang w:val="en-GB"/>
+                                </w:rPr>
+                                <w:t xml:space="preserve"> street,</w:t>
                               </w:r>
                             </w:p>
                             <w:p>
@@ -330,7 +378,7 @@
               </wp:anchor>
             </w:drawing>
           </mc:Choice>
-          <mc:Fallback>
+          <mc:Fallback xmlns:w16sdtdh="http://schemas.microsoft.com/office/word/2020/wordml/sdtdatahash" xmlns:w16="http://schemas.microsoft.com/office/word/2018/wordml" xmlns:w16cid="http://schemas.microsoft.com/office/word/2016/wordml/cid" xmlns:w16cex="http://schemas.microsoft.com/office/word/2018/wordml/cex" xmlns:oel="http://schemas.microsoft.com/office/2019/extlst" xmlns:am3d="http://schemas.microsoft.com/office/drawing/2017/model3d" xmlns:aink="http://schemas.microsoft.com/office/drawing/2016/ink" xmlns:cx8="http://schemas.microsoft.com/office/drawing/2016/5/14/chartex" xmlns:cx7="http://schemas.microsoft.com/office/drawing/2016/5/13/chartex" xmlns:cx6="http://schemas.microsoft.com/office/drawing/2016/5/12/chartex" xmlns:cx5="http://schemas.microsoft.com/office/drawing/2016/5/11/chartex" xmlns:cx4="http://schemas.microsoft.com/office/drawing/2016/5/10/chartex" xmlns:cx3="http://schemas.microsoft.com/office/drawing/2016/5/9/chartex" xmlns:cx2="http://schemas.microsoft.com/office/drawing/2015/10/21/chartex" xmlns:cx1="http://schemas.microsoft.com/office/drawing/2015/9/8/chartex">
             <w:pict>
               <v:group w14:anchorId="7FC87D86" id="Group 2" o:spid="_x0000_s1026" style="position:absolute;margin-left:351.55pt;margin-top:-3.9pt;width:152.5pt;height:115.25pt;z-index:3" coordorigin="7751,642" coordsize="3050,2305" o:gfxdata="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">
                 <v:shapetype id="_x0000_t202" coordsize="21600,21600" o:spt="202" path="m,l,21600r21600,l21600,xe">
@@ -661,7 +709,29 @@
                                 <w:sz w:val="16"/>
                                 <w:szCs w:val="16"/>
                               </w:rPr>
-                              <w:t>ул. Маршала Прошлякова, дом 30</w:t>
+                              <w:t xml:space="preserve">ул. Маршала </w:t>
+                            </w:r>
+                            <w:proofErr w:type="spellStart"/>
+                            <w:r>
+                              <w:rPr>
+                                <w:rFonts w:ascii="Arial Unicode MS" w:hAnsi="Arial Unicode MS"/>
+                                <w:color w:val="7F7F7F"/>
+                                <w:spacing w:val="-8"/>
+                                <w:sz w:val="16"/>
+                                <w:szCs w:val="16"/>
+                              </w:rPr>
+                              <w:t>Прошлякова</w:t>
+                            </w:r>
+                            <w:proofErr w:type="spellEnd"/>
+                            <w:r>
+                              <w:rPr>
+                                <w:rFonts w:ascii="Arial Unicode MS" w:hAnsi="Arial Unicode MS"/>
+                                <w:color w:val="7F7F7F"/>
+                                <w:spacing w:val="-8"/>
+                                <w:sz w:val="16"/>
+                                <w:szCs w:val="16"/>
+                              </w:rPr>
+                              <w:t>, дом 30</w:t>
                             </w:r>
                           </w:p>
                           <w:p>
@@ -847,6 +917,7 @@
                               </w:rPr>
                               <w:t>-</w:t>
                             </w:r>
+                            <w:proofErr w:type="spellStart"/>
                             <w:r>
                               <w:rPr>
                                 <w:rFonts w:ascii="Arial Unicode MS" w:hAnsi="Arial Unicode MS"/>
@@ -858,6 +929,7 @@
                               </w:rPr>
                               <w:t>rinako</w:t>
                             </w:r>
+                            <w:proofErr w:type="spellEnd"/>
                             <w:r>
                               <w:rPr>
                                 <w:rFonts w:ascii="Arial Unicode MS" w:hAnsi="Arial Unicode MS"/>
@@ -868,6 +940,7 @@
                               </w:rPr>
                               <w:t>.</w:t>
                             </w:r>
+                            <w:proofErr w:type="spellStart"/>
                             <w:r>
                               <w:rPr>
                                 <w:rFonts w:ascii="Arial Unicode MS" w:hAnsi="Arial Unicode MS"/>
@@ -879,6 +952,7 @@
                               </w:rPr>
                               <w:t>ru</w:t>
                             </w:r>
+                            <w:proofErr w:type="spellEnd"/>
                           </w:p>
                         </w:txbxContent>
                       </wps:txbx>
@@ -902,7 +976,7 @@
               </wp:anchor>
             </w:drawing>
           </mc:Choice>
-          <mc:Fallback>
+          <mc:Fallback xmlns:w16sdtdh="http://schemas.microsoft.com/office/word/2020/wordml/sdtdatahash" xmlns:w16="http://schemas.microsoft.com/office/word/2018/wordml" xmlns:w16cid="http://schemas.microsoft.com/office/word/2016/wordml/cid" xmlns:w16cex="http://schemas.microsoft.com/office/word/2018/wordml/cex" xmlns:oel="http://schemas.microsoft.com/office/2019/extlst" xmlns:am3d="http://schemas.microsoft.com/office/drawing/2017/model3d" xmlns:aink="http://schemas.microsoft.com/office/drawing/2016/ink" xmlns:cx8="http://schemas.microsoft.com/office/drawing/2016/5/14/chartex" xmlns:cx7="http://schemas.microsoft.com/office/drawing/2016/5/13/chartex" xmlns:cx6="http://schemas.microsoft.com/office/drawing/2016/5/12/chartex" xmlns:cx5="http://schemas.microsoft.com/office/drawing/2016/5/11/chartex" xmlns:cx4="http://schemas.microsoft.com/office/drawing/2016/5/10/chartex" xmlns:cx3="http://schemas.microsoft.com/office/drawing/2016/5/9/chartex" xmlns:cx2="http://schemas.microsoft.com/office/drawing/2015/10/21/chartex" xmlns:cx1="http://schemas.microsoft.com/office/drawing/2015/9/8/chartex">
             <w:pict>
               <v:shape w14:anchorId="7CAA0427" id="WordArt 5" o:spid="_x0000_s1029" type="#_x0000_t202" style="position:absolute;margin-left:4.2pt;margin-top:-4.95pt;width:152pt;height:112.3pt;z-index:2;visibility:visible;mso-wrap-style:square;mso-width-percent:0;mso-height-percent:0;mso-wrap-distance-left:9pt;mso-wrap-distance-top:0;mso-wrap-distance-right:9pt;mso-wrap-distance-bottom:0;mso-position-horizontal:absolute;mso-position-horizontal-relative:text;mso-position-vertical:absolute;mso-position-vertical-relative:text;mso-width-percent:0;mso-height-percent:0;mso-width-relative:page;mso-height-relative:page;v-text-anchor:top" o:gfxdata="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" filled="f" stroked="f" strokecolor="#bfbfbf">
                 <v:stroke joinstyle="round"/>
@@ -5641,7 +5715,7 @@
               </wp:inline>
             </w:drawing>
           </mc:Choice>
-          <mc:Fallback>
+          <mc:Fallback xmlns:w16sdtdh="http://schemas.microsoft.com/office/word/2020/wordml/sdtdatahash" xmlns:w16="http://schemas.microsoft.com/office/word/2018/wordml" xmlns:w16cid="http://schemas.microsoft.com/office/word/2016/wordml/cid" xmlns:w16cex="http://schemas.microsoft.com/office/word/2018/wordml/cex" xmlns:oel="http://schemas.microsoft.com/office/2019/extlst" xmlns:am3d="http://schemas.microsoft.com/office/drawing/2017/model3d" xmlns:aink="http://schemas.microsoft.com/office/drawing/2016/ink" xmlns:cx8="http://schemas.microsoft.com/office/drawing/2016/5/14/chartex" xmlns:cx7="http://schemas.microsoft.com/office/drawing/2016/5/13/chartex" xmlns:cx6="http://schemas.microsoft.com/office/drawing/2016/5/12/chartex" xmlns:cx5="http://schemas.microsoft.com/office/drawing/2016/5/11/chartex" xmlns:cx4="http://schemas.microsoft.com/office/drawing/2016/5/10/chartex" xmlns:cx3="http://schemas.microsoft.com/office/drawing/2016/5/9/chartex" xmlns:cx2="http://schemas.microsoft.com/office/drawing/2015/10/21/chartex" xmlns:cx1="http://schemas.microsoft.com/office/drawing/2015/9/8/chartex">
             <w:pict>
               <v:group w14:anchorId="7F1BC1DC" id="Полотно 2" o:spid="_x0000_s1026" editas="canvas" style="width:521.4pt;height:1in;mso-position-horizontal-relative:char;mso-position-vertical-relative:line" coordsize="66217,9144" o:gfxdata="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">
                 <v:shapetype id="_x0000_t75" coordsize="21600,21600" o:spt="75" o:preferrelative="t" path="m@4@5l@4@11@9@11@9@5xe" filled="f" stroked="f">
@@ -5811,13 +5885,29 @@
               </w:tabs>
             </w:pPr>
             <w:r>
-              <w:t>{{ date }}</w:t>
+              <w:t xml:space="preserve">{{ </w:t>
+            </w:r>
+            <w:proofErr w:type="spellStart"/>
+            <w:r>
+              <w:t>date</w:t>
+            </w:r>
+            <w:proofErr w:type="spellEnd"/>
+            <w:r>
+              <w:t xml:space="preserve"> }}</w:t>
             </w:r>
             <w:r>
               <w:t xml:space="preserve"> №</w:t>
             </w:r>
             <w:r>
-              <w:t>{{ tender_number }}</w:t>
+              <w:t xml:space="preserve">{{ </w:t>
+            </w:r>
+            <w:proofErr w:type="spellStart"/>
+            <w:r>
+              <w:t>tender_number</w:t>
+            </w:r>
+            <w:proofErr w:type="spellEnd"/>
+            <w:r>
+              <w:t xml:space="preserve"> }}</w:t>
             </w:r>
             <w:r>
               <w:t xml:space="preserve">   </w:t>
@@ -5836,7 +5926,20 @@
               <w:jc w:val="right"/>
             </w:pPr>
             <w:r>
-              <w:t>{{ company }}</w:t>
+              <w:t>{</w:t>
+            </w:r>
+            <w:bookmarkStart w:id="0" w:name="_GoBack"/>
+            <w:bookmarkEnd w:id="0"/>
+            <w:r>
+              <w:t xml:space="preserve">{ </w:t>
+            </w:r>
+            <w:proofErr w:type="spellStart"/>
+            <w:r>
+              <w:t>company</w:t>
+            </w:r>
+            <w:proofErr w:type="spellEnd"/>
+            <w:r>
+              <w:t xml:space="preserve"> }}</w:t>
             </w:r>
           </w:p>
         </w:tc>
@@ -5889,10 +5992,26 @@
         <w:jc w:val="both"/>
       </w:pPr>
       <w:r>
-        <w:t>Открытая процедура на закупку №</w:t>
-      </w:r>
-      <w:r>
-        <w:t>{{ tender_number }}</w:t>
+        <w:t xml:space="preserve">Открытая процедура на закупку </w:t>
+      </w:r>
+      <w:proofErr w:type="gramStart"/>
+      <w:r>
+        <w:t>№</w:t>
+      </w:r>
+      <w:r>
+        <w:t>{</w:t>
+      </w:r>
+      <w:proofErr w:type="gramEnd"/>
+      <w:r>
+        <w:t xml:space="preserve">{ </w:t>
+      </w:r>
+      <w:proofErr w:type="spellStart"/>
+      <w:r>
+        <w:t>tender_number</w:t>
+      </w:r>
+      <w:proofErr w:type="spellEnd"/>
+      <w:r>
+        <w:t xml:space="preserve"> }}</w:t>
       </w:r>
       <w:r>
         <w:t xml:space="preserve"> </w:t>
@@ -5923,10 +6042,26 @@
         <w:t xml:space="preserve">Сообщаю Вам о готовности </w:t>
       </w:r>
       <w:r>
-        <w:t>произвести поставку Товара по запросу коммерческих предложений №</w:t>
-      </w:r>
-      <w:r>
-        <w:t>{{ tender_number }}</w:t>
+        <w:t xml:space="preserve">произвести поставку Товара по запросу коммерческих предложений </w:t>
+      </w:r>
+      <w:proofErr w:type="gramStart"/>
+      <w:r>
+        <w:t>№</w:t>
+      </w:r>
+      <w:r>
+        <w:t>{</w:t>
+      </w:r>
+      <w:proofErr w:type="gramEnd"/>
+      <w:r>
+        <w:t xml:space="preserve">{ </w:t>
+      </w:r>
+      <w:proofErr w:type="spellStart"/>
+      <w:r>
+        <w:t>tender_number</w:t>
+      </w:r>
+      <w:proofErr w:type="spellEnd"/>
+      <w:r>
+        <w:t xml:space="preserve"> }}</w:t>
       </w:r>
       <w:r>
         <w:t xml:space="preserve">, </w:t>
@@ -5938,7 +6073,15 @@
         <w:t xml:space="preserve"> адрес склада покупателя </w:t>
       </w:r>
       <w:r>
-        <w:t>{{ delivery_address }}</w:t>
+        <w:t xml:space="preserve">{{ </w:t>
+      </w:r>
+      <w:proofErr w:type="spellStart"/>
+      <w:r>
+        <w:t>delivery_address</w:t>
+      </w:r>
+      <w:proofErr w:type="spellEnd"/>
+      <w:r>
+        <w:t xml:space="preserve"> }}</w:t>
       </w:r>
       <w:r>
         <w:t xml:space="preserve"> </w:t>
@@ -6081,6 +6224,9 @@
             <w:r>
               <w:t>Цена без НДС</w:t>
             </w:r>
+            <w:r>
+              <w:t xml:space="preserve">. </w:t>
+            </w:r>
           </w:p>
         </w:tc>
         <w:tc>
@@ -6098,6 +6244,9 @@
             </w:pPr>
             <w:r>
               <w:t>Сумма без НДС</w:t>
+            </w:r>
+            <w:r>
+              <w:t>.</w:t>
             </w:r>
           </w:p>
         </w:tc>
@@ -6245,7 +6394,15 @@
               <w:jc w:val="both"/>
             </w:pPr>
             <w:r>
-              <w:t>{{ product }}</w:t>
+              <w:t xml:space="preserve">{{ </w:t>
+            </w:r>
+            <w:proofErr w:type="spellStart"/>
+            <w:r>
+              <w:t>product</w:t>
+            </w:r>
+            <w:proofErr w:type="spellEnd"/>
+            <w:r>
+              <w:t xml:space="preserve"> }}</w:t>
             </w:r>
           </w:p>
         </w:tc>
@@ -6256,15 +6413,18 @@
           <w:p>
             <w:pPr>
               <w:jc w:val="both"/>
-              <w:rPr>
-                <w:lang w:val="en-US"/>
-              </w:rPr>
             </w:pPr>
+            <w:r>
+              <w:t xml:space="preserve">{{ </w:t>
+            </w:r>
             <w:r>
               <w:rPr>
                 <w:lang w:val="en-US"/>
               </w:rPr>
-              <w:t>{{ material }}</w:t>
+              <w:t>material</w:t>
+            </w:r>
+            <w:r>
+              <w:t xml:space="preserve"> }}</w:t>
             </w:r>
           </w:p>
         </w:tc>
@@ -6282,7 +6442,15 @@
               <w:jc w:val="both"/>
             </w:pPr>
             <w:r>
-              <w:t>{{ drawing_number }}</w:t>
+              <w:t xml:space="preserve">{{ </w:t>
+            </w:r>
+            <w:proofErr w:type="spellStart"/>
+            <w:r>
+              <w:t>drawing_number</w:t>
+            </w:r>
+            <w:proofErr w:type="spellEnd"/>
+            <w:r>
+              <w:t xml:space="preserve"> }}</w:t>
             </w:r>
           </w:p>
         </w:tc>
@@ -6318,7 +6486,15 @@
               <w:jc w:val="both"/>
             </w:pPr>
             <w:r>
-              <w:t>{{ quantity }}</w:t>
+              <w:t xml:space="preserve">{{ </w:t>
+            </w:r>
+            <w:proofErr w:type="spellStart"/>
+            <w:r>
+              <w:t>quantity</w:t>
+            </w:r>
+            <w:proofErr w:type="spellEnd"/>
+            <w:r>
+              <w:t xml:space="preserve"> }}</w:t>
             </w:r>
           </w:p>
         </w:tc>
@@ -6342,7 +6518,15 @@
               <w:t>¥</w:t>
             </w:r>
             <w:r>
-              <w:t>{{ final_price }}</w:t>
+              <w:t xml:space="preserve">{{ </w:t>
+            </w:r>
+            <w:proofErr w:type="spellStart"/>
+            <w:r>
+              <w:t>final_price</w:t>
+            </w:r>
+            <w:proofErr w:type="spellEnd"/>
+            <w:r>
+              <w:t xml:space="preserve"> }}</w:t>
             </w:r>
           </w:p>
         </w:tc>
@@ -6363,7 +6547,15 @@
               <w:t>¥</w:t>
             </w:r>
             <w:r>
-              <w:t>{{ position_total }}</w:t>
+              <w:t xml:space="preserve">{{ </w:t>
+            </w:r>
+            <w:proofErr w:type="spellStart"/>
+            <w:r>
+              <w:t>position_total</w:t>
+            </w:r>
+            <w:proofErr w:type="spellEnd"/>
+            <w:r>
+              <w:t xml:space="preserve"> }}</w:t>
             </w:r>
           </w:p>
         </w:tc>
@@ -6427,7 +6619,15 @@
               <w:t>¥</w:t>
             </w:r>
             <w:r>
-              <w:t>{{ general_prise }}</w:t>
+              <w:t xml:space="preserve">{{ </w:t>
+            </w:r>
+            <w:proofErr w:type="spellStart"/>
+            <w:r>
+              <w:t>general_prise</w:t>
+            </w:r>
+            <w:proofErr w:type="spellEnd"/>
+            <w:r>
+              <w:t xml:space="preserve"> }}</w:t>
             </w:r>
           </w:p>
         </w:tc>
@@ -6457,10 +6657,7 @@
         <w:t>1.</w:t>
       </w:r>
       <w:r>
-        <w:t xml:space="preserve"> </w:t>
-      </w:r>
-      <w:r>
-        <w:t>Стоимость товара указана с учетом транспортных расходов до базиса поставки.</w:t>
+        <w:t xml:space="preserve"> Стоимость товара указана с учетом транспортных расходов до базиса поставки.</w:t>
       </w:r>
     </w:p>
     <w:p>
@@ -6477,22 +6674,23 @@
         <w:t>2</w:t>
       </w:r>
       <w:r>
-        <w:t xml:space="preserve">. </w:t>
-      </w:r>
-      <w:r>
-        <w:rPr>
-          <w:b/>
-        </w:rPr>
-        <w:t>Базис поставки:</w:t>
-      </w:r>
-      <w:r>
-        <w:t xml:space="preserve"> </w:t>
-      </w:r>
-      <w:r>
-        <w:t>{{ delivery_address }}</w:t>
-      </w:r>
-      <w:r>
-        <w:t>.</w:t>
+        <w:t xml:space="preserve">. Базис поставки: </w:t>
+      </w:r>
+      <w:proofErr w:type="gramStart"/>
+      <w:r>
+        <w:t xml:space="preserve">{{ </w:t>
+      </w:r>
+      <w:proofErr w:type="spellStart"/>
+      <w:r>
+        <w:t>delivery</w:t>
+      </w:r>
+      <w:proofErr w:type="gramEnd"/>
+      <w:r>
+        <w:t>_address</w:t>
+      </w:r>
+      <w:proofErr w:type="spellEnd"/>
+      <w:r>
+        <w:t xml:space="preserve"> }}.</w:t>
       </w:r>
     </w:p>
     <w:p>
@@ -6509,19 +6707,23 @@
         <w:t>3</w:t>
       </w:r>
       <w:r>
-        <w:t xml:space="preserve">. </w:t>
-      </w:r>
-      <w:r>
-        <w:rPr>
-          <w:b/>
-        </w:rPr>
-        <w:t>Условия оплаты:</w:t>
-      </w:r>
-      <w:r>
-        <w:t xml:space="preserve"> </w:t>
-      </w:r>
-      <w:r>
-        <w:t>{{ payment_terms }}.</w:t>
+        <w:t xml:space="preserve">. Условия оплаты: </w:t>
+      </w:r>
+      <w:proofErr w:type="gramStart"/>
+      <w:r>
+        <w:t xml:space="preserve">{{ </w:t>
+      </w:r>
+      <w:proofErr w:type="spellStart"/>
+      <w:r>
+        <w:t>payment</w:t>
+      </w:r>
+      <w:proofErr w:type="gramEnd"/>
+      <w:r>
+        <w:t>_terms</w:t>
+      </w:r>
+      <w:proofErr w:type="spellEnd"/>
+      <w:r>
+        <w:t xml:space="preserve"> }}.</w:t>
       </w:r>
     </w:p>
     <w:p>
@@ -6538,16 +6740,7 @@
         <w:t>4</w:t>
       </w:r>
       <w:r>
-        <w:t xml:space="preserve">. </w:t>
-      </w:r>
-      <w:r>
-        <w:rPr>
-          <w:b/>
-        </w:rPr>
-        <w:t xml:space="preserve">Оплата </w:t>
-      </w:r>
-      <w:r>
-        <w:t>в рублях по курсу ЦБ РФ</w:t>
+        <w:t>. Оплата в рублях по курсу ЦБ РФ</w:t>
       </w:r>
       <w:r>
         <w:t xml:space="preserve"> на день оплаты</w:t>
@@ -6570,22 +6763,26 @@
         <w:t>5</w:t>
       </w:r>
       <w:r>
-        <w:t xml:space="preserve">. </w:t>
-      </w:r>
-      <w:r>
-        <w:rPr>
-          <w:b/>
-        </w:rPr>
-        <w:t>Срок поставки:</w:t>
+        <w:t>. Срок поставки:</w:t>
       </w:r>
       <w:r>
         <w:t xml:space="preserve"> </w:t>
       </w:r>
-      <w:r>
-        <w:t>{{ delivery_time }}</w:t>
-      </w:r>
-      <w:r>
-        <w:t xml:space="preserve"> </w:t>
+      <w:proofErr w:type="gramStart"/>
+      <w:r>
+        <w:t xml:space="preserve">{{ </w:t>
+      </w:r>
+      <w:proofErr w:type="spellStart"/>
+      <w:r>
+        <w:t>delivery</w:t>
+      </w:r>
+      <w:proofErr w:type="gramEnd"/>
+      <w:r>
+        <w:t>_time</w:t>
+      </w:r>
+      <w:proofErr w:type="spellEnd"/>
+      <w:r>
+        <w:t xml:space="preserve"> }} </w:t>
       </w:r>
       <w:r>
         <w:t>календарных дней с даты подписания спецификации последней стороной.</w:t>
@@ -6605,16 +6802,7 @@
         <w:t>6</w:t>
       </w:r>
       <w:r>
-        <w:t xml:space="preserve">. </w:t>
-      </w:r>
-      <w:r>
-        <w:rPr>
-          <w:b/>
-        </w:rPr>
-        <w:t>Паспорт</w:t>
-      </w:r>
-      <w:r>
-        <w:t xml:space="preserve"> качества продукции предоставляется на все заказанные детали вместе с </w:t>
+        <w:t xml:space="preserve">. Паспорт качества продукции предоставляется на все заказанные детали вместе с </w:t>
       </w:r>
     </w:p>
     <w:p>
@@ -6647,11 +6835,21 @@
       <w:r>
         <w:t xml:space="preserve">. </w:t>
       </w:r>
-      <w:r>
-        <w:rPr>
-          <w:b/>
-        </w:rPr>
-        <w:t>{{ proposal_validity }}</w:t>
+      <w:proofErr w:type="gramStart"/>
+      <w:r>
+        <w:t xml:space="preserve">{{ </w:t>
+      </w:r>
+      <w:proofErr w:type="spellStart"/>
+      <w:r>
+        <w:t>proposal</w:t>
+      </w:r>
+      <w:proofErr w:type="gramEnd"/>
+      <w:r>
+        <w:t>_validity</w:t>
+      </w:r>
+      <w:proofErr w:type="spellEnd"/>
+      <w:r>
+        <w:t xml:space="preserve"> }}</w:t>
       </w:r>
       <w:r>
         <w:t>.</w:t>
@@ -6681,11 +6879,21 @@
       <w:r>
         <w:t xml:space="preserve">Гарантийный срок эксплуатации изделия - </w:t>
       </w:r>
-      <w:r>
-        <w:t>{{ warranty_period }}</w:t>
-      </w:r>
-      <w:r>
-        <w:t>.</w:t>
+      <w:proofErr w:type="gramStart"/>
+      <w:r>
+        <w:t xml:space="preserve">{{ </w:t>
+      </w:r>
+      <w:proofErr w:type="spellStart"/>
+      <w:r>
+        <w:t>warranty</w:t>
+      </w:r>
+      <w:proofErr w:type="gramEnd"/>
+      <w:r>
+        <w:t>_period</w:t>
+      </w:r>
+      <w:proofErr w:type="spellEnd"/>
+      <w:r>
+        <w:t xml:space="preserve"> }}</w:t>
       </w:r>
     </w:p>
     <w:p>
@@ -6946,8 +7154,21 @@
           <w:tab w:val="left" w:pos="9103"/>
         </w:tabs>
       </w:pPr>
-      <w:r>
-        <w:t>{{ contact_info }}</w:t>
+      <w:proofErr w:type="gramStart"/>
+      <w:r>
+        <w:t xml:space="preserve">{{ </w:t>
+      </w:r>
+      <w:proofErr w:type="spellStart"/>
+      <w:r>
+        <w:t>contact</w:t>
+      </w:r>
+      <w:proofErr w:type="gramEnd"/>
+      <w:r>
+        <w:t>_info</w:t>
+      </w:r>
+      <w:proofErr w:type="spellEnd"/>
+      <w:r>
+        <w:t xml:space="preserve"> }}</w:t>
       </w:r>
     </w:p>
     <w:p>
@@ -6983,7 +7204,7 @@
 </file>
 
 <file path=word/endnotes.xml><?xml version="1.0" encoding="utf-8"?>
-<w:endnotes xmlns:wpc="http://schemas.microsoft.com/office/word/2010/wordprocessingCanvas" xmlns:cx="http://schemas.microsoft.com/office/drawing/2014/chartex" xmlns:cx1="http://schemas.microsoft.com/office/drawing/2015/9/8/chartex" xmlns:cx2="http://schemas.microsoft.com/office/drawing/2015/10/21/chartex" xmlns:cx3="http://schemas.microsoft.com/office/drawing/2016/5/9/chartex" xmlns:cx4="http://schemas.microsoft.com/office/drawing/2016/5/10/chartex" xmlns:cx5="http://schemas.microsoft.com/office/drawing/2016/5/11/chartex" xmlns:cx6="http://schemas.microsoft.com/office/drawing/2016/5/12/chartex" xmlns:cx7="http://schemas.microsoft.com/office/drawing/2016/5/13/chartex" xmlns:cx8="http://schemas.microsoft.com/office/drawing/2016/5/14/chartex" xmlns:mc="http://schemas.openxmlformats.org/markup-compatibility/2006" xmlns:aink="http://schemas.microsoft.com/office/drawing/2016/ink" xmlns:am3d="http://schemas.microsoft.com/office/drawing/2017/model3d" xmlns:o="urn:schemas-microsoft-com:office:office" xmlns:oel="http://schemas.microsoft.com/office/2019/extlst" xmlns:r="http://schemas.openxmlformats.org/officeDocument/2006/relationships" xmlns:m="http://schemas.openxmlformats.org/officeDocument/2006/math" xmlns:v="urn:schemas-microsoft-com:vml" xmlns:wp14="http://schemas.microsoft.com/office/word/2010/wordprocessingDrawing" xmlns:wp="http://schemas.openxmlformats.org/drawingml/2006/wordprocessingDrawing" xmlns:w10="urn:schemas-microsoft-com:office:word" xmlns:w="http://schemas.openxmlformats.org/wordprocessingml/2006/main" xmlns:w14="http://schemas.microsoft.com/office/word/2010/wordml" xmlns:w15="http://schemas.microsoft.com/office/word/2012/wordml" xmlns:w16cex="http://schemas.microsoft.com/office/word/2018/wordml/cex" xmlns:w16cid="http://schemas.microsoft.com/office/word/2016/wordml/cid" xmlns:w16="http://schemas.microsoft.com/office/word/2018/wordml" xmlns:w16sdtdh="http://schemas.microsoft.com/office/word/2020/wordml/sdtdatahash" xmlns:w16se="http://schemas.microsoft.com/office/word/2015/wordml/symex" xmlns:wpg="http://schemas.microsoft.com/office/word/2010/wordprocessingGroup" xmlns:wpi="http://schemas.microsoft.com/office/word/2010/wordprocessingInk" xmlns:wne="http://schemas.microsoft.com/office/word/2006/wordml" xmlns:wps="http://schemas.microsoft.com/office/word/2010/wordprocessingShape" mc:Ignorable="w14 w15 w16se w16cid w16 w16cex w16sdtdh wp14">
+<w:endnotes xmlns:wpc="http://schemas.microsoft.com/office/word/2010/wordprocessingCanvas" xmlns:cx="http://schemas.microsoft.com/office/drawing/2014/chartex" xmlns:mc="http://schemas.openxmlformats.org/markup-compatibility/2006" xmlns:o="urn:schemas-microsoft-com:office:office" xmlns:r="http://schemas.openxmlformats.org/officeDocument/2006/relationships" xmlns:m="http://schemas.openxmlformats.org/officeDocument/2006/math" xmlns:v="urn:schemas-microsoft-com:vml" xmlns:wp14="http://schemas.microsoft.com/office/word/2010/wordprocessingDrawing" xmlns:wp="http://schemas.openxmlformats.org/drawingml/2006/wordprocessingDrawing" xmlns:w10="urn:schemas-microsoft-com:office:word" xmlns:w="http://schemas.openxmlformats.org/wordprocessingml/2006/main" xmlns:w14="http://schemas.microsoft.com/office/word/2010/wordml" xmlns:w15="http://schemas.microsoft.com/office/word/2012/wordml" xmlns:w16se="http://schemas.microsoft.com/office/word/2015/wordml/symex" xmlns:wpg="http://schemas.microsoft.com/office/word/2010/wordprocessingGroup" xmlns:wpi="http://schemas.microsoft.com/office/word/2010/wordprocessingInk" xmlns:wne="http://schemas.microsoft.com/office/word/2006/wordml" xmlns:wps="http://schemas.microsoft.com/office/word/2010/wordprocessingShape" mc:Ignorable="w14 w15 w16se wp14">
   <w:endnote w:type="separator" w:id="-1">
     <w:p>
       <w:r>
@@ -7002,7 +7223,7 @@
 </file>
 
 <file path=word/footer1.xml><?xml version="1.0" encoding="utf-8"?>
-<w:ftr xmlns:wpc="http://schemas.microsoft.com/office/word/2010/wordprocessingCanvas" xmlns:cx="http://schemas.microsoft.com/office/drawing/2014/chartex" xmlns:cx1="http://schemas.microsoft.com/office/drawing/2015/9/8/chartex" xmlns:cx2="http://schemas.microsoft.com/office/drawing/2015/10/21/chartex" xmlns:cx3="http://schemas.microsoft.com/office/drawing/2016/5/9/chartex" xmlns:cx4="http://schemas.microsoft.com/office/drawing/2016/5/10/chartex" xmlns:cx5="http://schemas.microsoft.com/office/drawing/2016/5/11/chartex" xmlns:cx6="http://schemas.microsoft.com/office/drawing/2016/5/12/chartex" xmlns:cx7="http://schemas.microsoft.com/office/drawing/2016/5/13/chartex" xmlns:cx8="http://schemas.microsoft.com/office/drawing/2016/5/14/chartex" xmlns:mc="http://schemas.openxmlformats.org/markup-compatibility/2006" xmlns:aink="http://schemas.microsoft.com/office/drawing/2016/ink" xmlns:am3d="http://schemas.microsoft.com/office/drawing/2017/model3d" xmlns:o="urn:schemas-microsoft-com:office:office" xmlns:oel="http://schemas.microsoft.com/office/2019/extlst" xmlns:r="http://schemas.openxmlformats.org/officeDocument/2006/relationships" xmlns:m="http://schemas.openxmlformats.org/officeDocument/2006/math" xmlns:v="urn:schemas-microsoft-com:vml" xmlns:wp14="http://schemas.microsoft.com/office/word/2010/wordprocessingDrawing" xmlns:wp="http://schemas.openxmlformats.org/drawingml/2006/wordprocessingDrawing" xmlns:w10="urn:schemas-microsoft-com:office:word" xmlns:w="http://schemas.openxmlformats.org/wordprocessingml/2006/main" xmlns:w14="http://schemas.microsoft.com/office/word/2010/wordml" xmlns:w15="http://schemas.microsoft.com/office/word/2012/wordml" xmlns:w16cex="http://schemas.microsoft.com/office/word/2018/wordml/cex" xmlns:w16cid="http://schemas.microsoft.com/office/word/2016/wordml/cid" xmlns:w16="http://schemas.microsoft.com/office/word/2018/wordml" xmlns:w16sdtdh="http://schemas.microsoft.com/office/word/2020/wordml/sdtdatahash" xmlns:w16se="http://schemas.microsoft.com/office/word/2015/wordml/symex" xmlns:wpg="http://schemas.microsoft.com/office/word/2010/wordprocessingGroup" xmlns:wpi="http://schemas.microsoft.com/office/word/2010/wordprocessingInk" xmlns:wne="http://schemas.microsoft.com/office/word/2006/wordml" xmlns:wps="http://schemas.microsoft.com/office/word/2010/wordprocessingShape" mc:Ignorable="w14 w15 w16se w16cid w16 w16cex w16sdtdh wp14">
+<w:ftr xmlns:wpc="http://schemas.microsoft.com/office/word/2010/wordprocessingCanvas" xmlns:cx="http://schemas.microsoft.com/office/drawing/2014/chartex" xmlns:mc="http://schemas.openxmlformats.org/markup-compatibility/2006" xmlns:o="urn:schemas-microsoft-com:office:office" xmlns:r="http://schemas.openxmlformats.org/officeDocument/2006/relationships" xmlns:m="http://schemas.openxmlformats.org/officeDocument/2006/math" xmlns:v="urn:schemas-microsoft-com:vml" xmlns:wp14="http://schemas.microsoft.com/office/word/2010/wordprocessingDrawing" xmlns:wp="http://schemas.openxmlformats.org/drawingml/2006/wordprocessingDrawing" xmlns:w10="urn:schemas-microsoft-com:office:word" xmlns:w="http://schemas.openxmlformats.org/wordprocessingml/2006/main" xmlns:w14="http://schemas.microsoft.com/office/word/2010/wordml" xmlns:w15="http://schemas.microsoft.com/office/word/2012/wordml" xmlns:w16se="http://schemas.microsoft.com/office/word/2015/wordml/symex" xmlns:wpg="http://schemas.microsoft.com/office/word/2010/wordprocessingGroup" xmlns:wpi="http://schemas.microsoft.com/office/word/2010/wordprocessingInk" xmlns:wne="http://schemas.microsoft.com/office/word/2006/wordml" xmlns:wps="http://schemas.microsoft.com/office/word/2010/wordprocessingShape" mc:Ignorable="w14 w15 w16se wp14">
   <w:p>
     <w:pPr>
       <w:pStyle w:val="a7"/>
@@ -7070,7 +7291,7 @@
 </file>
 
 <file path=word/footnotes.xml><?xml version="1.0" encoding="utf-8"?>
-<w:footnotes xmlns:wpc="http://schemas.microsoft.com/office/word/2010/wordprocessingCanvas" xmlns:cx="http://schemas.microsoft.com/office/drawing/2014/chartex" xmlns:cx1="http://schemas.microsoft.com/office/drawing/2015/9/8/chartex" xmlns:cx2="http://schemas.microsoft.com/office/drawing/2015/10/21/chartex" xmlns:cx3="http://schemas.microsoft.com/office/drawing/2016/5/9/chartex" xmlns:cx4="http://schemas.microsoft.com/office/drawing/2016/5/10/chartex" xmlns:cx5="http://schemas.microsoft.com/office/drawing/2016/5/11/chartex" xmlns:cx6="http://schemas.microsoft.com/office/drawing/2016/5/12/chartex" xmlns:cx7="http://schemas.microsoft.com/office/drawing/2016/5/13/chartex" xmlns:cx8="http://schemas.microsoft.com/office/drawing/2016/5/14/chartex" xmlns:mc="http://schemas.openxmlformats.org/markup-compatibility/2006" xmlns:aink="http://schemas.microsoft.com/office/drawing/2016/ink" xmlns:am3d="http://schemas.microsoft.com/office/drawing/2017/model3d" xmlns:o="urn:schemas-microsoft-com:office:office" xmlns:oel="http://schemas.microsoft.com/office/2019/extlst" xmlns:r="http://schemas.openxmlformats.org/officeDocument/2006/relationships" xmlns:m="http://schemas.openxmlformats.org/officeDocument/2006/math" xmlns:v="urn:schemas-microsoft-com:vml" xmlns:wp14="http://schemas.microsoft.com/office/word/2010/wordprocessingDrawing" xmlns:wp="http://schemas.openxmlformats.org/drawingml/2006/wordprocessingDrawing" xmlns:w10="urn:schemas-microsoft-com:office:word" xmlns:w="http://schemas.openxmlformats.org/wordprocessingml/2006/main" xmlns:w14="http://schemas.microsoft.com/office/word/2010/wordml" xmlns:w15="http://schemas.microsoft.com/office/word/2012/wordml" xmlns:w16cex="http://schemas.microsoft.com/office/word/2018/wordml/cex" xmlns:w16cid="http://schemas.microsoft.com/office/word/2016/wordml/cid" xmlns:w16="http://schemas.microsoft.com/office/word/2018/wordml" xmlns:w16sdtdh="http://schemas.microsoft.com/office/word/2020/wordml/sdtdatahash" xmlns:w16se="http://schemas.microsoft.com/office/word/2015/wordml/symex" xmlns:wpg="http://schemas.microsoft.com/office/word/2010/wordprocessingGroup" xmlns:wpi="http://schemas.microsoft.com/office/word/2010/wordprocessingInk" xmlns:wne="http://schemas.microsoft.com/office/word/2006/wordml" xmlns:wps="http://schemas.microsoft.com/office/word/2010/wordprocessingShape" mc:Ignorable="w14 w15 w16se w16cid w16 w16cex w16sdtdh wp14">
+<w:footnotes xmlns:wpc="http://schemas.microsoft.com/office/word/2010/wordprocessingCanvas" xmlns:cx="http://schemas.microsoft.com/office/drawing/2014/chartex" xmlns:mc="http://schemas.openxmlformats.org/markup-compatibility/2006" xmlns:o="urn:schemas-microsoft-com:office:office" xmlns:r="http://schemas.openxmlformats.org/officeDocument/2006/relationships" xmlns:m="http://schemas.openxmlformats.org/officeDocument/2006/math" xmlns:v="urn:schemas-microsoft-com:vml" xmlns:wp14="http://schemas.microsoft.com/office/word/2010/wordprocessingDrawing" xmlns:wp="http://schemas.openxmlformats.org/drawingml/2006/wordprocessingDrawing" xmlns:w10="urn:schemas-microsoft-com:office:word" xmlns:w="http://schemas.openxmlformats.org/wordprocessingml/2006/main" xmlns:w14="http://schemas.microsoft.com/office/word/2010/wordml" xmlns:w15="http://schemas.microsoft.com/office/word/2012/wordml" xmlns:w16se="http://schemas.microsoft.com/office/word/2015/wordml/symex" xmlns:wpg="http://schemas.microsoft.com/office/word/2010/wordprocessingGroup" xmlns:wpi="http://schemas.microsoft.com/office/word/2010/wordprocessingInk" xmlns:wne="http://schemas.microsoft.com/office/word/2006/wordml" xmlns:wps="http://schemas.microsoft.com/office/word/2010/wordprocessingShape" mc:Ignorable="w14 w15 w16se wp14">
   <w:footnote w:type="separator" w:id="-1">
     <w:p>
       <w:r>
@@ -7089,7 +7310,7 @@
 </file>
 
 <file path=word/numbering.xml><?xml version="1.0" encoding="utf-8"?>
-<w:numbering xmlns:wpc="http://schemas.microsoft.com/office/word/2010/wordprocessingCanvas" xmlns:cx="http://schemas.microsoft.com/office/drawing/2014/chartex" xmlns:cx1="http://schemas.microsoft.com/office/drawing/2015/9/8/chartex" xmlns:cx2="http://schemas.microsoft.com/office/drawing/2015/10/21/chartex" xmlns:cx3="http://schemas.microsoft.com/office/drawing/2016/5/9/chartex" xmlns:cx4="http://schemas.microsoft.com/office/drawing/2016/5/10/chartex" xmlns:cx5="http://schemas.microsoft.com/office/drawing/2016/5/11/chartex" xmlns:cx6="http://schemas.microsoft.com/office/drawing/2016/5/12/chartex" xmlns:cx7="http://schemas.microsoft.com/office/drawing/2016/5/13/chartex" xmlns:cx8="http://schemas.microsoft.com/office/drawing/2016/5/14/chartex" xmlns:mc="http://schemas.openxmlformats.org/markup-compatibility/2006" xmlns:aink="http://schemas.microsoft.com/office/drawing/2016/ink" xmlns:am3d="http://schemas.microsoft.com/office/drawing/2017/model3d" xmlns:o="urn:schemas-microsoft-com:office:office" xmlns:oel="http://schemas.microsoft.com/office/2019/extlst" xmlns:r="http://schemas.openxmlformats.org/officeDocument/2006/relationships" xmlns:m="http://schemas.openxmlformats.org/officeDocument/2006/math" xmlns:v="urn:schemas-microsoft-com:vml" xmlns:wp14="http://schemas.microsoft.com/office/word/2010/wordprocessingDrawing" xmlns:wp="http://schemas.openxmlformats.org/drawingml/2006/wordprocessingDrawing" xmlns:w10="urn:schemas-microsoft-com:office:word" xmlns:w="http://schemas.openxmlformats.org/wordprocessingml/2006/main" xmlns:w14="http://schemas.microsoft.com/office/word/2010/wordml" xmlns:w15="http://schemas.microsoft.com/office/word/2012/wordml" xmlns:w16cex="http://schemas.microsoft.com/office/word/2018/wordml/cex" xmlns:w16cid="http://schemas.microsoft.com/office/word/2016/wordml/cid" xmlns:w16="http://schemas.microsoft.com/office/word/2018/wordml" xmlns:w16sdtdh="http://schemas.microsoft.com/office/word/2020/wordml/sdtdatahash" xmlns:w16se="http://schemas.microsoft.com/office/word/2015/wordml/symex" xmlns:wpg="http://schemas.microsoft.com/office/word/2010/wordprocessingGroup" xmlns:wpi="http://schemas.microsoft.com/office/word/2010/wordprocessingInk" xmlns:wne="http://schemas.microsoft.com/office/word/2006/wordml" xmlns:wps="http://schemas.microsoft.com/office/word/2010/wordprocessingShape" mc:Ignorable="w14 w15 w16se w16cid w16 w16cex w16sdtdh wp14">
+<w:numbering xmlns:wpc="http://schemas.microsoft.com/office/word/2010/wordprocessingCanvas" xmlns:cx="http://schemas.microsoft.com/office/drawing/2014/chartex" xmlns:mc="http://schemas.openxmlformats.org/markup-compatibility/2006" xmlns:o="urn:schemas-microsoft-com:office:office" xmlns:r="http://schemas.openxmlformats.org/officeDocument/2006/relationships" xmlns:m="http://schemas.openxmlformats.org/officeDocument/2006/math" xmlns:v="urn:schemas-microsoft-com:vml" xmlns:wp14="http://schemas.microsoft.com/office/word/2010/wordprocessingDrawing" xmlns:wp="http://schemas.openxmlformats.org/drawingml/2006/wordprocessingDrawing" xmlns:w10="urn:schemas-microsoft-com:office:word" xmlns:w="http://schemas.openxmlformats.org/wordprocessingml/2006/main" xmlns:w14="http://schemas.microsoft.com/office/word/2010/wordml" xmlns:w15="http://schemas.microsoft.com/office/word/2012/wordml" xmlns:w16se="http://schemas.microsoft.com/office/word/2015/wordml/symex" xmlns:wpg="http://schemas.microsoft.com/office/word/2010/wordprocessingGroup" xmlns:wpi="http://schemas.microsoft.com/office/word/2010/wordprocessingInk" xmlns:wne="http://schemas.microsoft.com/office/word/2006/wordml" xmlns:wps="http://schemas.microsoft.com/office/word/2010/wordprocessingShape" mc:Ignorable="w14 w15 w16se wp14">
   <w:abstractNum w:abstractNumId="0" w15:restartNumberingAfterBreak="0">
     <w:nsid w:val="4A211B18"/>
     <w:multiLevelType w:val="hybridMultilevel"/>
@@ -7316,17 +7537,17 @@
       </w:rPr>
     </w:lvl>
   </w:abstractNum>
-  <w:num w:numId="1" w16cid:durableId="2100831835">
+  <w:num w:numId="1">
     <w:abstractNumId w:val="0"/>
   </w:num>
-  <w:num w:numId="2" w16cid:durableId="256446527">
+  <w:num w:numId="2">
     <w:abstractNumId w:val="1"/>
   </w:num>
 </w:numbering>
 </file>
 
 <file path=word/styles.xml><?xml version="1.0" encoding="utf-8"?>
-<w:styles xmlns:mc="http://schemas.openxmlformats.org/markup-compatibility/2006" xmlns:r="http://schemas.openxmlformats.org/officeDocument/2006/relationships" xmlns:w="http://schemas.openxmlformats.org/wordprocessingml/2006/main" xmlns:w14="http://schemas.microsoft.com/office/word/2010/wordml" xmlns:w15="http://schemas.microsoft.com/office/word/2012/wordml" xmlns:w16cex="http://schemas.microsoft.com/office/word/2018/wordml/cex" xmlns:w16cid="http://schemas.microsoft.com/office/word/2016/wordml/cid" xmlns:w16="http://schemas.microsoft.com/office/word/2018/wordml" xmlns:w16sdtdh="http://schemas.microsoft.com/office/word/2020/wordml/sdtdatahash" xmlns:w16se="http://schemas.microsoft.com/office/word/2015/wordml/symex" mc:Ignorable="w14 w15 w16se w16cid w16 w16cex w16sdtdh">
+<w:styles xmlns:mc="http://schemas.openxmlformats.org/markup-compatibility/2006" xmlns:r="http://schemas.openxmlformats.org/officeDocument/2006/relationships" xmlns:w="http://schemas.openxmlformats.org/wordprocessingml/2006/main" xmlns:w14="http://schemas.microsoft.com/office/word/2010/wordml" xmlns:w15="http://schemas.microsoft.com/office/word/2012/wordml" xmlns:w16se="http://schemas.microsoft.com/office/word/2015/wordml/symex" mc:Ignorable="w14 w15 w16se">
   <w:docDefaults>
     <w:rPrDefault>
       <w:rPr>
@@ -7336,7 +7557,7 @@
     </w:rPrDefault>
     <w:pPrDefault/>
   </w:docDefaults>
-  <w:latentStyles w:defLockedState="0" w:defUIPriority="99" w:defSemiHidden="0" w:defUnhideWhenUsed="0" w:defQFormat="0" w:count="376">
+  <w:latentStyles w:defLockedState="0" w:defUIPriority="99" w:defSemiHidden="0" w:defUnhideWhenUsed="0" w:defQFormat="0" w:count="371">
     <w:lsdException w:name="Normal" w:locked="1" w:uiPriority="0" w:qFormat="1"/>
     <w:lsdException w:name="heading 1" w:locked="1" w:uiPriority="0" w:qFormat="1"/>
     <w:lsdException w:name="heading 2" w:locked="1" w:semiHidden="1" w:uiPriority="0" w:unhideWhenUsed="1" w:qFormat="1"/>
@@ -7708,11 +7929,6 @@
     <w:lsdException w:name="List Table 5 Dark Accent 6" w:uiPriority="50"/>
     <w:lsdException w:name="List Table 6 Colorful Accent 6" w:uiPriority="51"/>
     <w:lsdException w:name="List Table 7 Colorful Accent 6" w:uiPriority="52"/>
-    <w:lsdException w:name="Mention" w:semiHidden="1" w:unhideWhenUsed="1"/>
-    <w:lsdException w:name="Smart Hyperlink" w:semiHidden="1" w:unhideWhenUsed="1"/>
-    <w:lsdException w:name="Hashtag" w:semiHidden="1" w:unhideWhenUsed="1"/>
-    <w:lsdException w:name="Unresolved Mention" w:semiHidden="1" w:unhideWhenUsed="1"/>
-    <w:lsdException w:name="Smart Link" w:semiHidden="1" w:unhideWhenUsed="1"/>
   </w:latentStyles>
   <w:style w:type="paragraph" w:default="1" w:styleId="a">
     <w:name w:val="Normal"/>
@@ -7727,6 +7943,7 @@
   <w:style w:type="character" w:default="1" w:styleId="a0">
     <w:name w:val="Default Paragraph Font"/>
     <w:uiPriority w:val="1"/>
+    <w:semiHidden/>
     <w:unhideWhenUsed/>
   </w:style>
   <w:style w:type="table" w:default="1" w:styleId="a1">
@@ -8164,7 +8381,7 @@
 </file>
 
 <file path=customXml/itemProps1.xml><?xml version="1.0" encoding="utf-8"?>
-<ds:datastoreItem xmlns:ds="http://schemas.openxmlformats.org/officeDocument/2006/customXml" ds:itemID="{467C936F-6240-4FBF-B7FF-26024B6F48D7}">
+<ds:datastoreItem xmlns:ds="http://schemas.openxmlformats.org/officeDocument/2006/customXml" ds:itemID="{8FB39F9C-4D9A-40D8-8DE2-C3CCD8432E1D}">
   <ds:schemaRefs>
     <ds:schemaRef ds:uri="http://schemas.openxmlformats.org/officeDocument/2006/bibliography"/>
   </ds:schemaRefs>

--- a/templates_docs/template.docx
+++ b/templates_docs/template.docx
@@ -5926,12 +5926,7 @@
               <w:jc w:val="right"/>
             </w:pPr>
             <w:r>
-              <w:t>{</w:t>
-            </w:r>
-            <w:bookmarkStart w:id="0" w:name="_GoBack"/>
-            <w:bookmarkEnd w:id="0"/>
-            <w:r>
-              <w:t xml:space="preserve">{ </w:t>
+              <w:t xml:space="preserve">{{ </w:t>
             </w:r>
             <w:proofErr w:type="spellStart"/>
             <w:r>
@@ -6584,6 +6579,9 @@
         <w:tc>
           <w:tcPr>
             <w:tcW w:w="1453" w:type="dxa"/>
+            <w:tcBorders>
+              <w:bottom w:val="single" w:sz="4" w:space="0" w:color="auto"/>
+            </w:tcBorders>
           </w:tcPr>
           <w:p>
             <w:pPr>
@@ -6632,6 +6630,80 @@
           </w:p>
         </w:tc>
       </w:tr>
+      <w:tr>
+        <w:tc>
+          <w:tcPr>
+            <w:tcW w:w="7301" w:type="dxa"/>
+            <w:gridSpan w:val="5"/>
+            <w:tcBorders>
+              <w:top w:val="nil"/>
+              <w:left w:val="nil"/>
+              <w:bottom w:val="nil"/>
+              <w:right w:val="single" w:sz="4" w:space="0" w:color="auto"/>
+            </w:tcBorders>
+          </w:tcPr>
+          <w:p>
+            <w:pPr>
+              <w:tabs>
+                <w:tab w:val="left" w:pos="1134"/>
+              </w:tabs>
+              <w:kinsoku w:val="0"/>
+              <w:overflowPunct w:val="0"/>
+              <w:jc w:val="both"/>
+            </w:pPr>
+          </w:p>
+        </w:tc>
+        <w:tc>
+          <w:tcPr>
+            <w:tcW w:w="1453" w:type="dxa"/>
+            <w:tcBorders>
+              <w:left w:val="single" w:sz="4" w:space="0" w:color="auto"/>
+            </w:tcBorders>
+          </w:tcPr>
+          <w:p>
+            <w:pPr>
+              <w:tabs>
+                <w:tab w:val="left" w:pos="1134"/>
+              </w:tabs>
+              <w:kinsoku w:val="0"/>
+              <w:overflowPunct w:val="0"/>
+              <w:jc w:val="both"/>
+            </w:pPr>
+            <w:r>
+              <w:t>ИТОГО с НДС</w:t>
+            </w:r>
+          </w:p>
+        </w:tc>
+        <w:tc>
+          <w:tcPr>
+            <w:tcW w:w="1856" w:type="dxa"/>
+          </w:tcPr>
+          <w:p>
+            <w:pPr>
+              <w:tabs>
+                <w:tab w:val="left" w:pos="1134"/>
+              </w:tabs>
+              <w:kinsoku w:val="0"/>
+              <w:overflowPunct w:val="0"/>
+              <w:jc w:val="both"/>
+            </w:pPr>
+            <w:r>
+              <w:t>¥</w:t>
+            </w:r>
+            <w:r>
+              <w:t xml:space="preserve">{{ </w:t>
+            </w:r>
+            <w:proofErr w:type="spellStart"/>
+            <w:r>
+              <w:t>final_price_NDS</w:t>
+            </w:r>
+            <w:proofErr w:type="spellEnd"/>
+            <w:r>
+              <w:t xml:space="preserve"> }}</w:t>
+            </w:r>
+          </w:p>
+        </w:tc>
+      </w:tr>
     </w:tbl>
     <w:p>
       <w:pPr>
@@ -6657,7 +6729,12 @@
         <w:t>1.</w:t>
       </w:r>
       <w:r>
-        <w:t xml:space="preserve"> Стоимость товара указана с учетом транспортных расходов до базиса поставки.</w:t>
+        <w:t xml:space="preserve"> Стоимость товара указана с учетом транспортны</w:t>
+      </w:r>
+      <w:bookmarkStart w:id="0" w:name="_GoBack"/>
+      <w:bookmarkEnd w:id="0"/>
+      <w:r>
+        <w:t>х расходов до базиса поставки.</w:t>
       </w:r>
     </w:p>
     <w:p>
@@ -8381,7 +8458,7 @@
 </file>
 
 <file path=customXml/itemProps1.xml><?xml version="1.0" encoding="utf-8"?>
-<ds:datastoreItem xmlns:ds="http://schemas.openxmlformats.org/officeDocument/2006/customXml" ds:itemID="{8FB39F9C-4D9A-40D8-8DE2-C3CCD8432E1D}">
+<ds:datastoreItem xmlns:ds="http://schemas.openxmlformats.org/officeDocument/2006/customXml" ds:itemID="{821C4524-C431-4138-83D7-55E982456005}">
   <ds:schemaRefs>
     <ds:schemaRef ds:uri="http://schemas.openxmlformats.org/officeDocument/2006/bibliography"/>
   </ds:schemaRefs>

--- a/templates_docs/template.docx
+++ b/templates_docs/template.docx
@@ -378,7 +378,7 @@
               </wp:anchor>
             </w:drawing>
           </mc:Choice>
-          <mc:Fallback xmlns:w16sdtdh="http://schemas.microsoft.com/office/word/2020/wordml/sdtdatahash" xmlns:w16="http://schemas.microsoft.com/office/word/2018/wordml" xmlns:w16cid="http://schemas.microsoft.com/office/word/2016/wordml/cid" xmlns:w16cex="http://schemas.microsoft.com/office/word/2018/wordml/cex" xmlns:oel="http://schemas.microsoft.com/office/2019/extlst" xmlns:am3d="http://schemas.microsoft.com/office/drawing/2017/model3d" xmlns:aink="http://schemas.microsoft.com/office/drawing/2016/ink" xmlns:cx8="http://schemas.microsoft.com/office/drawing/2016/5/14/chartex" xmlns:cx7="http://schemas.microsoft.com/office/drawing/2016/5/13/chartex" xmlns:cx6="http://schemas.microsoft.com/office/drawing/2016/5/12/chartex" xmlns:cx5="http://schemas.microsoft.com/office/drawing/2016/5/11/chartex" xmlns:cx4="http://schemas.microsoft.com/office/drawing/2016/5/10/chartex" xmlns:cx3="http://schemas.microsoft.com/office/drawing/2016/5/9/chartex" xmlns:cx2="http://schemas.microsoft.com/office/drawing/2015/10/21/chartex" xmlns:cx1="http://schemas.microsoft.com/office/drawing/2015/9/8/chartex">
+          <mc:Fallback xmlns:cx1="http://schemas.microsoft.com/office/drawing/2015/9/8/chartex" xmlns:cx2="http://schemas.microsoft.com/office/drawing/2015/10/21/chartex" xmlns:cx3="http://schemas.microsoft.com/office/drawing/2016/5/9/chartex" xmlns:cx4="http://schemas.microsoft.com/office/drawing/2016/5/10/chartex" xmlns:cx5="http://schemas.microsoft.com/office/drawing/2016/5/11/chartex" xmlns:cx6="http://schemas.microsoft.com/office/drawing/2016/5/12/chartex" xmlns:cx7="http://schemas.microsoft.com/office/drawing/2016/5/13/chartex" xmlns:cx8="http://schemas.microsoft.com/office/drawing/2016/5/14/chartex" xmlns:aink="http://schemas.microsoft.com/office/drawing/2016/ink" xmlns:am3d="http://schemas.microsoft.com/office/drawing/2017/model3d" xmlns:oel="http://schemas.microsoft.com/office/2019/extlst" xmlns:w16cex="http://schemas.microsoft.com/office/word/2018/wordml/cex" xmlns:w16cid="http://schemas.microsoft.com/office/word/2016/wordml/cid" xmlns:w16="http://schemas.microsoft.com/office/word/2018/wordml" xmlns:w16sdtdh="http://schemas.microsoft.com/office/word/2020/wordml/sdtdatahash">
             <w:pict>
               <v:group w14:anchorId="7FC87D86" id="Group 2" o:spid="_x0000_s1026" style="position:absolute;margin-left:351.55pt;margin-top:-3.9pt;width:152.5pt;height:115.25pt;z-index:3" coordorigin="7751,642" coordsize="3050,2305" o:gfxdata="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">
                 <v:shapetype id="_x0000_t202" coordsize="21600,21600" o:spt="202" path="m,l,21600r21600,l21600,xe">
@@ -976,7 +976,7 @@
               </wp:anchor>
             </w:drawing>
           </mc:Choice>
-          <mc:Fallback xmlns:w16sdtdh="http://schemas.microsoft.com/office/word/2020/wordml/sdtdatahash" xmlns:w16="http://schemas.microsoft.com/office/word/2018/wordml" xmlns:w16cid="http://schemas.microsoft.com/office/word/2016/wordml/cid" xmlns:w16cex="http://schemas.microsoft.com/office/word/2018/wordml/cex" xmlns:oel="http://schemas.microsoft.com/office/2019/extlst" xmlns:am3d="http://schemas.microsoft.com/office/drawing/2017/model3d" xmlns:aink="http://schemas.microsoft.com/office/drawing/2016/ink" xmlns:cx8="http://schemas.microsoft.com/office/drawing/2016/5/14/chartex" xmlns:cx7="http://schemas.microsoft.com/office/drawing/2016/5/13/chartex" xmlns:cx6="http://schemas.microsoft.com/office/drawing/2016/5/12/chartex" xmlns:cx5="http://schemas.microsoft.com/office/drawing/2016/5/11/chartex" xmlns:cx4="http://schemas.microsoft.com/office/drawing/2016/5/10/chartex" xmlns:cx3="http://schemas.microsoft.com/office/drawing/2016/5/9/chartex" xmlns:cx2="http://schemas.microsoft.com/office/drawing/2015/10/21/chartex" xmlns:cx1="http://schemas.microsoft.com/office/drawing/2015/9/8/chartex">
+          <mc:Fallback xmlns:cx1="http://schemas.microsoft.com/office/drawing/2015/9/8/chartex" xmlns:cx2="http://schemas.microsoft.com/office/drawing/2015/10/21/chartex" xmlns:cx3="http://schemas.microsoft.com/office/drawing/2016/5/9/chartex" xmlns:cx4="http://schemas.microsoft.com/office/drawing/2016/5/10/chartex" xmlns:cx5="http://schemas.microsoft.com/office/drawing/2016/5/11/chartex" xmlns:cx6="http://schemas.microsoft.com/office/drawing/2016/5/12/chartex" xmlns:cx7="http://schemas.microsoft.com/office/drawing/2016/5/13/chartex" xmlns:cx8="http://schemas.microsoft.com/office/drawing/2016/5/14/chartex" xmlns:aink="http://schemas.microsoft.com/office/drawing/2016/ink" xmlns:am3d="http://schemas.microsoft.com/office/drawing/2017/model3d" xmlns:oel="http://schemas.microsoft.com/office/2019/extlst" xmlns:w16cex="http://schemas.microsoft.com/office/word/2018/wordml/cex" xmlns:w16cid="http://schemas.microsoft.com/office/word/2016/wordml/cid" xmlns:w16="http://schemas.microsoft.com/office/word/2018/wordml" xmlns:w16sdtdh="http://schemas.microsoft.com/office/word/2020/wordml/sdtdatahash">
             <w:pict>
               <v:shape w14:anchorId="7CAA0427" id="WordArt 5" o:spid="_x0000_s1029" type="#_x0000_t202" style="position:absolute;margin-left:4.2pt;margin-top:-4.95pt;width:152pt;height:112.3pt;z-index:2;visibility:visible;mso-wrap-style:square;mso-width-percent:0;mso-height-percent:0;mso-wrap-distance-left:9pt;mso-wrap-distance-top:0;mso-wrap-distance-right:9pt;mso-wrap-distance-bottom:0;mso-position-horizontal:absolute;mso-position-horizontal-relative:text;mso-position-vertical:absolute;mso-position-vertical-relative:text;mso-width-percent:0;mso-height-percent:0;mso-width-relative:page;mso-height-relative:page;v-text-anchor:top" o:gfxdata="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" filled="f" stroked="f" strokecolor="#bfbfbf">
                 <v:stroke joinstyle="round"/>
@@ -5715,7 +5715,7 @@
               </wp:inline>
             </w:drawing>
           </mc:Choice>
-          <mc:Fallback xmlns:w16sdtdh="http://schemas.microsoft.com/office/word/2020/wordml/sdtdatahash" xmlns:w16="http://schemas.microsoft.com/office/word/2018/wordml" xmlns:w16cid="http://schemas.microsoft.com/office/word/2016/wordml/cid" xmlns:w16cex="http://schemas.microsoft.com/office/word/2018/wordml/cex" xmlns:oel="http://schemas.microsoft.com/office/2019/extlst" xmlns:am3d="http://schemas.microsoft.com/office/drawing/2017/model3d" xmlns:aink="http://schemas.microsoft.com/office/drawing/2016/ink" xmlns:cx8="http://schemas.microsoft.com/office/drawing/2016/5/14/chartex" xmlns:cx7="http://schemas.microsoft.com/office/drawing/2016/5/13/chartex" xmlns:cx6="http://schemas.microsoft.com/office/drawing/2016/5/12/chartex" xmlns:cx5="http://schemas.microsoft.com/office/drawing/2016/5/11/chartex" xmlns:cx4="http://schemas.microsoft.com/office/drawing/2016/5/10/chartex" xmlns:cx3="http://schemas.microsoft.com/office/drawing/2016/5/9/chartex" xmlns:cx2="http://schemas.microsoft.com/office/drawing/2015/10/21/chartex" xmlns:cx1="http://schemas.microsoft.com/office/drawing/2015/9/8/chartex">
+          <mc:Fallback xmlns:cx1="http://schemas.microsoft.com/office/drawing/2015/9/8/chartex" xmlns:cx2="http://schemas.microsoft.com/office/drawing/2015/10/21/chartex" xmlns:cx3="http://schemas.microsoft.com/office/drawing/2016/5/9/chartex" xmlns:cx4="http://schemas.microsoft.com/office/drawing/2016/5/10/chartex" xmlns:cx5="http://schemas.microsoft.com/office/drawing/2016/5/11/chartex" xmlns:cx6="http://schemas.microsoft.com/office/drawing/2016/5/12/chartex" xmlns:cx7="http://schemas.microsoft.com/office/drawing/2016/5/13/chartex" xmlns:cx8="http://schemas.microsoft.com/office/drawing/2016/5/14/chartex" xmlns:aink="http://schemas.microsoft.com/office/drawing/2016/ink" xmlns:am3d="http://schemas.microsoft.com/office/drawing/2017/model3d" xmlns:oel="http://schemas.microsoft.com/office/2019/extlst" xmlns:w16cex="http://schemas.microsoft.com/office/word/2018/wordml/cex" xmlns:w16cid="http://schemas.microsoft.com/office/word/2016/wordml/cid" xmlns:w16="http://schemas.microsoft.com/office/word/2018/wordml" xmlns:w16sdtdh="http://schemas.microsoft.com/office/word/2020/wordml/sdtdatahash">
             <w:pict>
               <v:group w14:anchorId="7F1BC1DC" id="Полотно 2" o:spid="_x0000_s1026" editas="canvas" style="width:521.4pt;height:1in;mso-position-horizontal-relative:char;mso-position-vertical-relative:line" coordsize="66217,9144" o:gfxdata="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">
                 <v:shapetype id="_x0000_t75" coordsize="21600,21600" o:spt="75" o:preferrelative="t" path="m@4@5l@4@11@9@11@9@5xe" filled="f" stroked="f">
@@ -6729,12 +6729,7 @@
         <w:t>1.</w:t>
       </w:r>
       <w:r>
-        <w:t xml:space="preserve"> Стоимость товара указана с учетом транспортны</w:t>
-      </w:r>
-      <w:bookmarkStart w:id="0" w:name="_GoBack"/>
-      <w:bookmarkEnd w:id="0"/>
-      <w:r>
-        <w:t>х расходов до базиса поставки.</w:t>
+        <w:t xml:space="preserve"> Стоимость товара указана с учетом транспортных расходов до базиса поставки.</w:t>
       </w:r>
     </w:p>
     <w:p>
@@ -6942,6 +6937,8 @@
         <w:ind w:firstLine="567"/>
         <w:jc w:val="both"/>
       </w:pPr>
+      <w:bookmarkStart w:id="0" w:name="_GoBack"/>
+      <w:bookmarkEnd w:id="0"/>
     </w:p>
     <w:p>
       <w:pPr>
@@ -6953,9 +6950,6 @@
         <w:ind w:firstLine="567"/>
         <w:jc w:val="both"/>
       </w:pPr>
-      <w:r>
-        <w:t xml:space="preserve">Гарантийный срок эксплуатации изделия - </w:t>
-      </w:r>
       <w:proofErr w:type="gramStart"/>
       <w:r>
         <w:t xml:space="preserve">{{ </w:t>
@@ -8458,7 +8452,7 @@
 </file>
 
 <file path=customXml/itemProps1.xml><?xml version="1.0" encoding="utf-8"?>
-<ds:datastoreItem xmlns:ds="http://schemas.openxmlformats.org/officeDocument/2006/customXml" ds:itemID="{821C4524-C431-4138-83D7-55E982456005}">
+<ds:datastoreItem xmlns:ds="http://schemas.openxmlformats.org/officeDocument/2006/customXml" ds:itemID="{ABD571E9-3D07-4CBA-8649-7B305B83CAC8}">
   <ds:schemaRefs>
     <ds:schemaRef ds:uri="http://schemas.openxmlformats.org/officeDocument/2006/bibliography"/>
   </ds:schemaRefs>
